--- a/java_oop.docx
+++ b/java_oop.docx
@@ -33766,22 +33766,24 @@
     <w:p>
       <w:pPr>
         <w:numPr>
-          <w:numId w:val="0"/>
-        </w:numPr>
-        <w:ind w:leftChars="0"/>
-        <w:rPr>
-          <w:rFonts w:hint="default" w:ascii="Calibri" w:hAnsi="Calibri" w:eastAsia="SimSun" w:cs="Calibri"/>
-          <w:b w:val="0"/>
-          <w:bCs w:val="0"/>
-          <w:sz w:val="24"/>
-          <w:szCs w:val="24"/>
-          <w:lang w:val="en-US"/>
-        </w:rPr>
-      </w:pPr>
-    </w:p>
-    <w:p>
-      <w:pPr>
-        <w:numPr>
+          <w:ilvl w:val="0"/>
+          <w:numId w:val="0"/>
+        </w:numPr>
+        <w:ind w:leftChars="0"/>
+        <w:rPr>
+          <w:rFonts w:hint="default" w:ascii="Calibri" w:hAnsi="Calibri" w:eastAsia="SimSun" w:cs="Calibri"/>
+          <w:b w:val="0"/>
+          <w:bCs w:val="0"/>
+          <w:sz w:val="24"/>
+          <w:szCs w:val="24"/>
+          <w:lang w:val="en-US"/>
+        </w:rPr>
+      </w:pPr>
+    </w:p>
+    <w:p>
+      <w:pPr>
+        <w:numPr>
+          <w:ilvl w:val="0"/>
           <w:numId w:val="0"/>
         </w:numPr>
         <w:ind w:leftChars="0"/>
@@ -33809,6 +33811,7 @@
     <w:p>
       <w:pPr>
         <w:numPr>
+          <w:ilvl w:val="0"/>
           <w:numId w:val="0"/>
         </w:numPr>
         <w:ind w:leftChars="0"/>
@@ -33836,6 +33839,7 @@
     <w:p>
       <w:pPr>
         <w:numPr>
+          <w:ilvl w:val="0"/>
           <w:numId w:val="0"/>
         </w:numPr>
         <w:ind w:leftChars="0"/>
@@ -33863,6 +33867,7 @@
     <w:p>
       <w:pPr>
         <w:numPr>
+          <w:ilvl w:val="0"/>
           <w:numId w:val="0"/>
         </w:numPr>
         <w:ind w:leftChars="0"/>
@@ -33890,22 +33895,24 @@
     <w:p>
       <w:pPr>
         <w:numPr>
-          <w:numId w:val="0"/>
-        </w:numPr>
-        <w:ind w:leftChars="0"/>
-        <w:rPr>
-          <w:rFonts w:hint="default" w:ascii="Calibri" w:hAnsi="Calibri" w:eastAsia="SimSun" w:cs="Calibri"/>
-          <w:b w:val="0"/>
-          <w:bCs w:val="0"/>
-          <w:sz w:val="24"/>
-          <w:szCs w:val="24"/>
-          <w:lang w:val="en-US"/>
-        </w:rPr>
-      </w:pPr>
-    </w:p>
-    <w:p>
-      <w:pPr>
-        <w:numPr>
+          <w:ilvl w:val="0"/>
+          <w:numId w:val="0"/>
+        </w:numPr>
+        <w:ind w:leftChars="0"/>
+        <w:rPr>
+          <w:rFonts w:hint="default" w:ascii="Calibri" w:hAnsi="Calibri" w:eastAsia="SimSun" w:cs="Calibri"/>
+          <w:b w:val="0"/>
+          <w:bCs w:val="0"/>
+          <w:sz w:val="24"/>
+          <w:szCs w:val="24"/>
+          <w:lang w:val="en-US"/>
+        </w:rPr>
+      </w:pPr>
+    </w:p>
+    <w:p>
+      <w:pPr>
+        <w:numPr>
+          <w:ilvl w:val="0"/>
           <w:numId w:val="0"/>
         </w:numPr>
         <w:ind w:leftChars="0"/>
@@ -33961,6 +33968,7 @@
     <w:p>
       <w:pPr>
         <w:numPr>
+          <w:ilvl w:val="0"/>
           <w:numId w:val="0"/>
         </w:numPr>
         <w:ind w:leftChars="0"/>
@@ -33988,22 +33996,24 @@
     <w:p>
       <w:pPr>
         <w:numPr>
-          <w:numId w:val="0"/>
-        </w:numPr>
-        <w:ind w:leftChars="0"/>
-        <w:rPr>
-          <w:rFonts w:hint="default" w:ascii="Calibri" w:hAnsi="Calibri" w:eastAsia="SimSun" w:cs="Calibri"/>
-          <w:b w:val="0"/>
-          <w:bCs w:val="0"/>
-          <w:sz w:val="24"/>
-          <w:szCs w:val="24"/>
-          <w:lang w:val="en-US"/>
-        </w:rPr>
-      </w:pPr>
-    </w:p>
-    <w:p>
-      <w:pPr>
-        <w:numPr>
+          <w:ilvl w:val="0"/>
+          <w:numId w:val="0"/>
+        </w:numPr>
+        <w:ind w:leftChars="0"/>
+        <w:rPr>
+          <w:rFonts w:hint="default" w:ascii="Calibri" w:hAnsi="Calibri" w:eastAsia="SimSun" w:cs="Calibri"/>
+          <w:b w:val="0"/>
+          <w:bCs w:val="0"/>
+          <w:sz w:val="24"/>
+          <w:szCs w:val="24"/>
+          <w:lang w:val="en-US"/>
+        </w:rPr>
+      </w:pPr>
+    </w:p>
+    <w:p>
+      <w:pPr>
+        <w:numPr>
+          <w:ilvl w:val="0"/>
           <w:numId w:val="0"/>
         </w:numPr>
         <w:ind w:leftChars="0"/>
@@ -34031,6 +34041,7 @@
     <w:p>
       <w:pPr>
         <w:numPr>
+          <w:ilvl w:val="0"/>
           <w:numId w:val="0"/>
         </w:numPr>
         <w:ind w:leftChars="0"/>
@@ -34058,22 +34069,24 @@
     <w:p>
       <w:pPr>
         <w:numPr>
-          <w:numId w:val="0"/>
-        </w:numPr>
-        <w:ind w:leftChars="0"/>
-        <w:rPr>
-          <w:rFonts w:hint="default" w:ascii="Calibri" w:hAnsi="Calibri" w:eastAsia="SimSun" w:cs="Calibri"/>
-          <w:b w:val="0"/>
-          <w:bCs w:val="0"/>
-          <w:sz w:val="24"/>
-          <w:szCs w:val="24"/>
-          <w:lang w:val="en-US"/>
-        </w:rPr>
-      </w:pPr>
-    </w:p>
-    <w:p>
-      <w:pPr>
-        <w:numPr>
+          <w:ilvl w:val="0"/>
+          <w:numId w:val="0"/>
+        </w:numPr>
+        <w:ind w:leftChars="0"/>
+        <w:rPr>
+          <w:rFonts w:hint="default" w:ascii="Calibri" w:hAnsi="Calibri" w:eastAsia="SimSun" w:cs="Calibri"/>
+          <w:b w:val="0"/>
+          <w:bCs w:val="0"/>
+          <w:sz w:val="24"/>
+          <w:szCs w:val="24"/>
+          <w:lang w:val="en-US"/>
+        </w:rPr>
+      </w:pPr>
+    </w:p>
+    <w:p>
+      <w:pPr>
+        <w:numPr>
+          <w:ilvl w:val="0"/>
           <w:numId w:val="0"/>
         </w:numPr>
         <w:ind w:leftChars="0"/>
@@ -34101,6 +34114,7 @@
     <w:p>
       <w:pPr>
         <w:numPr>
+          <w:ilvl w:val="0"/>
           <w:numId w:val="0"/>
         </w:numPr>
         <w:ind w:leftChars="0"/>
@@ -34128,6 +34142,7 @@
     <w:p>
       <w:pPr>
         <w:numPr>
+          <w:ilvl w:val="0"/>
           <w:numId w:val="0"/>
         </w:numPr>
         <w:ind w:leftChars="0"/>
@@ -34155,6 +34170,7 @@
     <w:p>
       <w:pPr>
         <w:numPr>
+          <w:ilvl w:val="0"/>
           <w:numId w:val="0"/>
         </w:numPr>
         <w:ind w:leftChars="0"/>
@@ -34182,6 +34198,7 @@
     <w:p>
       <w:pPr>
         <w:numPr>
+          <w:ilvl w:val="0"/>
           <w:numId w:val="0"/>
         </w:numPr>
         <w:ind w:leftChars="0"/>
@@ -34209,22 +34226,24 @@
     <w:p>
       <w:pPr>
         <w:numPr>
-          <w:numId w:val="0"/>
-        </w:numPr>
-        <w:ind w:leftChars="0"/>
-        <w:rPr>
-          <w:rFonts w:hint="default" w:ascii="Calibri" w:hAnsi="Calibri" w:eastAsia="SimSun" w:cs="Calibri"/>
-          <w:b w:val="0"/>
-          <w:bCs w:val="0"/>
-          <w:sz w:val="24"/>
-          <w:szCs w:val="24"/>
-          <w:lang w:val="en-US"/>
-        </w:rPr>
-      </w:pPr>
-    </w:p>
-    <w:p>
-      <w:pPr>
-        <w:numPr>
+          <w:ilvl w:val="0"/>
+          <w:numId w:val="0"/>
+        </w:numPr>
+        <w:ind w:leftChars="0"/>
+        <w:rPr>
+          <w:rFonts w:hint="default" w:ascii="Calibri" w:hAnsi="Calibri" w:eastAsia="SimSun" w:cs="Calibri"/>
+          <w:b w:val="0"/>
+          <w:bCs w:val="0"/>
+          <w:sz w:val="24"/>
+          <w:szCs w:val="24"/>
+          <w:lang w:val="en-US"/>
+        </w:rPr>
+      </w:pPr>
+    </w:p>
+    <w:p>
+      <w:pPr>
+        <w:numPr>
+          <w:ilvl w:val="0"/>
           <w:numId w:val="0"/>
         </w:numPr>
         <w:ind w:leftChars="0"/>
@@ -34252,6 +34271,7 @@
     <w:p>
       <w:pPr>
         <w:numPr>
+          <w:ilvl w:val="0"/>
           <w:numId w:val="0"/>
         </w:numPr>
         <w:ind w:leftChars="0"/>
@@ -34279,6 +34299,7 @@
     <w:p>
       <w:pPr>
         <w:numPr>
+          <w:ilvl w:val="0"/>
           <w:numId w:val="0"/>
         </w:numPr>
         <w:ind w:leftChars="0"/>
@@ -34306,6 +34327,7 @@
     <w:p>
       <w:pPr>
         <w:numPr>
+          <w:ilvl w:val="0"/>
           <w:numId w:val="0"/>
         </w:numPr>
         <w:ind w:leftChars="0"/>
@@ -34333,38 +34355,41 @@
     <w:p>
       <w:pPr>
         <w:numPr>
-          <w:numId w:val="0"/>
-        </w:numPr>
-        <w:ind w:leftChars="0"/>
-        <w:rPr>
-          <w:rFonts w:hint="default" w:ascii="Calibri" w:hAnsi="Calibri" w:eastAsia="SimSun" w:cs="Calibri"/>
-          <w:b w:val="0"/>
-          <w:bCs w:val="0"/>
-          <w:sz w:val="24"/>
-          <w:szCs w:val="24"/>
-          <w:lang w:val="en-US"/>
-        </w:rPr>
-      </w:pPr>
-    </w:p>
-    <w:p>
-      <w:pPr>
-        <w:numPr>
-          <w:numId w:val="0"/>
-        </w:numPr>
-        <w:ind w:leftChars="0"/>
-        <w:rPr>
-          <w:rFonts w:hint="default" w:ascii="Calibri" w:hAnsi="Calibri" w:eastAsia="SimSun" w:cs="Calibri"/>
-          <w:b w:val="0"/>
-          <w:bCs w:val="0"/>
-          <w:sz w:val="24"/>
-          <w:szCs w:val="24"/>
-          <w:lang w:val="en-US"/>
-        </w:rPr>
-      </w:pPr>
-    </w:p>
-    <w:p>
-      <w:pPr>
-        <w:numPr>
+          <w:ilvl w:val="0"/>
+          <w:numId w:val="0"/>
+        </w:numPr>
+        <w:ind w:leftChars="0"/>
+        <w:rPr>
+          <w:rFonts w:hint="default" w:ascii="Calibri" w:hAnsi="Calibri" w:eastAsia="SimSun" w:cs="Calibri"/>
+          <w:b w:val="0"/>
+          <w:bCs w:val="0"/>
+          <w:sz w:val="24"/>
+          <w:szCs w:val="24"/>
+          <w:lang w:val="en-US"/>
+        </w:rPr>
+      </w:pPr>
+    </w:p>
+    <w:p>
+      <w:pPr>
+        <w:numPr>
+          <w:ilvl w:val="0"/>
+          <w:numId w:val="0"/>
+        </w:numPr>
+        <w:ind w:leftChars="0"/>
+        <w:rPr>
+          <w:rFonts w:hint="default" w:ascii="Calibri" w:hAnsi="Calibri" w:eastAsia="SimSun" w:cs="Calibri"/>
+          <w:b w:val="0"/>
+          <w:bCs w:val="0"/>
+          <w:sz w:val="24"/>
+          <w:szCs w:val="24"/>
+          <w:lang w:val="en-US"/>
+        </w:rPr>
+      </w:pPr>
+    </w:p>
+    <w:p>
+      <w:pPr>
+        <w:numPr>
+          <w:ilvl w:val="0"/>
           <w:numId w:val="0"/>
         </w:numPr>
         <w:ind w:leftChars="0"/>
@@ -34392,6 +34417,7 @@
     <w:p>
       <w:pPr>
         <w:numPr>
+          <w:ilvl w:val="0"/>
           <w:numId w:val="0"/>
         </w:numPr>
         <w:ind w:leftChars="0"/>
@@ -34419,6 +34445,7 @@
     <w:p>
       <w:pPr>
         <w:numPr>
+          <w:ilvl w:val="0"/>
           <w:numId w:val="0"/>
         </w:numPr>
         <w:ind w:leftChars="0"/>
@@ -34446,6 +34473,7 @@
     <w:p>
       <w:pPr>
         <w:numPr>
+          <w:ilvl w:val="0"/>
           <w:numId w:val="0"/>
         </w:numPr>
         <w:ind w:leftChars="0"/>
@@ -34490,6 +34518,7 @@
     <w:p>
       <w:pPr>
         <w:numPr>
+          <w:ilvl w:val="0"/>
           <w:numId w:val="0"/>
         </w:numPr>
         <w:ind w:leftChars="0"/>
@@ -34517,6 +34546,7 @@
     <w:p>
       <w:pPr>
         <w:numPr>
+          <w:ilvl w:val="0"/>
           <w:numId w:val="0"/>
         </w:numPr>
         <w:ind w:leftChars="0"/>
@@ -34544,22 +34574,24 @@
     <w:p>
       <w:pPr>
         <w:numPr>
-          <w:numId w:val="0"/>
-        </w:numPr>
-        <w:ind w:leftChars="0"/>
-        <w:rPr>
-          <w:rFonts w:hint="default" w:ascii="Calibri" w:hAnsi="Calibri" w:eastAsia="SimSun" w:cs="Calibri"/>
-          <w:b w:val="0"/>
-          <w:bCs w:val="0"/>
-          <w:sz w:val="24"/>
-          <w:szCs w:val="24"/>
-          <w:lang w:val="en-US"/>
-        </w:rPr>
-      </w:pPr>
-    </w:p>
-    <w:p>
-      <w:pPr>
-        <w:numPr>
+          <w:ilvl w:val="0"/>
+          <w:numId w:val="0"/>
+        </w:numPr>
+        <w:ind w:leftChars="0"/>
+        <w:rPr>
+          <w:rFonts w:hint="default" w:ascii="Calibri" w:hAnsi="Calibri" w:eastAsia="SimSun" w:cs="Calibri"/>
+          <w:b w:val="0"/>
+          <w:bCs w:val="0"/>
+          <w:sz w:val="24"/>
+          <w:szCs w:val="24"/>
+          <w:lang w:val="en-US"/>
+        </w:rPr>
+      </w:pPr>
+    </w:p>
+    <w:p>
+      <w:pPr>
+        <w:numPr>
+          <w:ilvl w:val="0"/>
           <w:numId w:val="0"/>
         </w:numPr>
         <w:ind w:leftChars="0"/>
@@ -34615,22 +34647,24 @@
     <w:p>
       <w:pPr>
         <w:numPr>
-          <w:numId w:val="0"/>
-        </w:numPr>
-        <w:ind w:leftChars="0"/>
-        <w:rPr>
-          <w:rFonts w:hint="default" w:ascii="Calibri" w:hAnsi="Calibri" w:eastAsia="SimSun" w:cs="Calibri"/>
-          <w:b w:val="0"/>
-          <w:bCs w:val="0"/>
-          <w:sz w:val="24"/>
-          <w:szCs w:val="24"/>
-          <w:lang w:val="en-US"/>
-        </w:rPr>
-      </w:pPr>
-    </w:p>
-    <w:p>
-      <w:pPr>
-        <w:numPr>
+          <w:ilvl w:val="0"/>
+          <w:numId w:val="0"/>
+        </w:numPr>
+        <w:ind w:leftChars="0"/>
+        <w:rPr>
+          <w:rFonts w:hint="default" w:ascii="Calibri" w:hAnsi="Calibri" w:eastAsia="SimSun" w:cs="Calibri"/>
+          <w:b w:val="0"/>
+          <w:bCs w:val="0"/>
+          <w:sz w:val="24"/>
+          <w:szCs w:val="24"/>
+          <w:lang w:val="en-US"/>
+        </w:rPr>
+      </w:pPr>
+    </w:p>
+    <w:p>
+      <w:pPr>
+        <w:numPr>
+          <w:ilvl w:val="0"/>
           <w:numId w:val="0"/>
         </w:numPr>
         <w:ind w:leftChars="0"/>
@@ -34658,6 +34692,7 @@
     <w:p>
       <w:pPr>
         <w:numPr>
+          <w:ilvl w:val="0"/>
           <w:numId w:val="0"/>
         </w:numPr>
         <w:ind w:leftChars="0"/>
@@ -34713,22 +34748,24 @@
     <w:p>
       <w:pPr>
         <w:numPr>
-          <w:numId w:val="0"/>
-        </w:numPr>
-        <w:ind w:leftChars="0"/>
-        <w:rPr>
-          <w:rFonts w:hint="default" w:ascii="Calibri" w:hAnsi="Calibri" w:eastAsia="SimSun" w:cs="Calibri"/>
-          <w:b w:val="0"/>
-          <w:bCs w:val="0"/>
-          <w:sz w:val="24"/>
-          <w:szCs w:val="24"/>
-          <w:lang w:val="en-US"/>
-        </w:rPr>
-      </w:pPr>
-    </w:p>
-    <w:p>
-      <w:pPr>
-        <w:numPr>
+          <w:ilvl w:val="0"/>
+          <w:numId w:val="0"/>
+        </w:numPr>
+        <w:ind w:leftChars="0"/>
+        <w:rPr>
+          <w:rFonts w:hint="default" w:ascii="Calibri" w:hAnsi="Calibri" w:eastAsia="SimSun" w:cs="Calibri"/>
+          <w:b w:val="0"/>
+          <w:bCs w:val="0"/>
+          <w:sz w:val="24"/>
+          <w:szCs w:val="24"/>
+          <w:lang w:val="en-US"/>
+        </w:rPr>
+      </w:pPr>
+    </w:p>
+    <w:p>
+      <w:pPr>
+        <w:numPr>
+          <w:ilvl w:val="0"/>
           <w:numId w:val="0"/>
         </w:numPr>
         <w:ind w:leftChars="0"/>
@@ -34756,6 +34793,7 @@
     <w:p>
       <w:pPr>
         <w:numPr>
+          <w:ilvl w:val="0"/>
           <w:numId w:val="0"/>
         </w:numPr>
         <w:ind w:leftChars="0"/>
@@ -34783,6 +34821,7 @@
     <w:p>
       <w:pPr>
         <w:numPr>
+          <w:ilvl w:val="0"/>
           <w:numId w:val="0"/>
         </w:numPr>
         <w:ind w:leftChars="0"/>
@@ -34810,6 +34849,7 @@
     <w:p>
       <w:pPr>
         <w:numPr>
+          <w:ilvl w:val="0"/>
           <w:numId w:val="0"/>
         </w:numPr>
         <w:ind w:leftChars="0"/>
@@ -34831,17 +34871,17 @@
         </w:numPr>
         <w:ind w:left="0" w:leftChars="0" w:firstLine="0" w:firstLineChars="0"/>
         <w:rPr>
-          <w:rFonts w:hint="default" w:ascii="Calibri" w:hAnsi="Calibri" w:eastAsia="SimSun"/>
-          <w:b w:val="0"/>
-          <w:bCs w:val="0"/>
-          <w:sz w:val="24"/>
-          <w:szCs w:val="24"/>
-          <w:lang w:val="en-US"/>
-        </w:rPr>
-      </w:pPr>
-      <w:r>
-        <w:rPr>
-          <w:rFonts w:ascii="SimSun" w:hAnsi="SimSun" w:eastAsia="SimSun" w:cs="SimSun"/>
+          <w:rFonts w:hint="default" w:ascii="Calibri" w:hAnsi="Calibri" w:eastAsia="SimSun" w:cs="Calibri"/>
+          <w:b w:val="0"/>
+          <w:bCs w:val="0"/>
+          <w:sz w:val="24"/>
+          <w:szCs w:val="24"/>
+          <w:lang w:val="en-US"/>
+        </w:rPr>
+      </w:pPr>
+      <w:r>
+        <w:rPr>
+          <w:rFonts w:hint="default" w:ascii="Calibri" w:hAnsi="Calibri" w:eastAsia="SimSun" w:cs="Calibri"/>
           <w:b/>
           <w:bCs/>
           <w:sz w:val="24"/>
@@ -34851,7 +34891,7 @@
       </w:r>
       <w:r>
         <w:rPr>
-          <w:rFonts w:hint="default" w:ascii="SimSun" w:hAnsi="SimSun" w:eastAsia="SimSun" w:cs="SimSun"/>
+          <w:rFonts w:hint="default" w:ascii="Calibri" w:hAnsi="Calibri" w:eastAsia="SimSun" w:cs="Calibri"/>
           <w:b/>
           <w:bCs/>
           <w:sz w:val="24"/>
@@ -34869,17 +34909,17 @@
         </w:numPr>
         <w:ind w:left="420" w:leftChars="0" w:hanging="420" w:firstLineChars="0"/>
         <w:rPr>
-          <w:rFonts w:hint="default" w:ascii="Calibri" w:hAnsi="Calibri" w:eastAsia="SimSun"/>
-          <w:b w:val="0"/>
-          <w:bCs w:val="0"/>
-          <w:sz w:val="24"/>
-          <w:szCs w:val="24"/>
-          <w:lang w:val="en-US"/>
-        </w:rPr>
-      </w:pPr>
-      <w:r>
-        <w:rPr>
-          <w:rFonts w:hint="default" w:ascii="Calibri" w:hAnsi="Calibri" w:eastAsia="SimSun"/>
+          <w:rFonts w:hint="default" w:ascii="Calibri" w:hAnsi="Calibri" w:eastAsia="SimSun" w:cs="Calibri"/>
+          <w:b w:val="0"/>
+          <w:bCs w:val="0"/>
+          <w:sz w:val="24"/>
+          <w:szCs w:val="24"/>
+          <w:lang w:val="en-US"/>
+        </w:rPr>
+      </w:pPr>
+      <w:r>
+        <w:rPr>
+          <w:rFonts w:hint="default" w:ascii="Calibri" w:hAnsi="Calibri" w:eastAsia="SimSun" w:cs="Calibri"/>
           <w:b w:val="0"/>
           <w:bCs w:val="0"/>
           <w:sz w:val="24"/>
@@ -34892,21 +34932,22 @@
     <w:p>
       <w:pPr>
         <w:numPr>
-          <w:numId w:val="0"/>
-        </w:numPr>
-        <w:ind w:leftChars="0"/>
-        <w:rPr>
-          <w:rFonts w:hint="default" w:ascii="Calibri" w:hAnsi="Calibri" w:eastAsia="SimSun"/>
-          <w:b w:val="0"/>
-          <w:bCs w:val="0"/>
-          <w:sz w:val="24"/>
-          <w:szCs w:val="24"/>
-          <w:lang w:val="en-US"/>
-        </w:rPr>
-      </w:pPr>
-      <w:r>
-        <w:rPr>
-          <w:rFonts w:hint="default" w:ascii="Calibri" w:hAnsi="Calibri" w:eastAsia="SimSun"/>
+          <w:ilvl w:val="0"/>
+          <w:numId w:val="0"/>
+        </w:numPr>
+        <w:ind w:leftChars="0"/>
+        <w:rPr>
+          <w:rFonts w:hint="default" w:ascii="Calibri" w:hAnsi="Calibri" w:eastAsia="SimSun" w:cs="Calibri"/>
+          <w:b w:val="0"/>
+          <w:bCs w:val="0"/>
+          <w:sz w:val="24"/>
+          <w:szCs w:val="24"/>
+          <w:lang w:val="en-US"/>
+        </w:rPr>
+      </w:pPr>
+      <w:r>
+        <w:rPr>
+          <w:rFonts w:hint="default" w:ascii="Calibri" w:hAnsi="Calibri" w:eastAsia="SimSun" w:cs="Calibri"/>
           <w:b w:val="0"/>
           <w:bCs w:val="0"/>
           <w:sz w:val="24"/>
@@ -34919,37 +34960,39 @@
     <w:p>
       <w:pPr>
         <w:numPr>
-          <w:numId w:val="0"/>
-        </w:numPr>
-        <w:ind w:leftChars="0"/>
-        <w:rPr>
-          <w:rFonts w:hint="default" w:ascii="Calibri" w:hAnsi="Calibri" w:eastAsia="SimSun"/>
-          <w:b w:val="0"/>
-          <w:bCs w:val="0"/>
-          <w:sz w:val="24"/>
-          <w:szCs w:val="24"/>
-          <w:lang w:val="en-US"/>
-        </w:rPr>
-      </w:pPr>
-    </w:p>
-    <w:p>
-      <w:pPr>
-        <w:numPr>
-          <w:numId w:val="0"/>
-        </w:numPr>
-        <w:ind w:leftChars="0"/>
-        <w:rPr>
-          <w:rFonts w:hint="default" w:ascii="Calibri" w:hAnsi="Calibri" w:eastAsia="SimSun"/>
-          <w:b w:val="0"/>
-          <w:bCs w:val="0"/>
-          <w:sz w:val="24"/>
-          <w:szCs w:val="24"/>
-          <w:lang w:val="en-US"/>
-        </w:rPr>
-      </w:pPr>
-      <w:r>
-        <w:rPr>
-          <w:rFonts w:hint="default" w:ascii="Calibri" w:hAnsi="Calibri" w:eastAsia="SimSun"/>
+          <w:ilvl w:val="0"/>
+          <w:numId w:val="0"/>
+        </w:numPr>
+        <w:ind w:leftChars="0"/>
+        <w:rPr>
+          <w:rFonts w:hint="default" w:ascii="Calibri" w:hAnsi="Calibri" w:eastAsia="SimSun" w:cs="Calibri"/>
+          <w:b w:val="0"/>
+          <w:bCs w:val="0"/>
+          <w:sz w:val="24"/>
+          <w:szCs w:val="24"/>
+          <w:lang w:val="en-US"/>
+        </w:rPr>
+      </w:pPr>
+    </w:p>
+    <w:p>
+      <w:pPr>
+        <w:numPr>
+          <w:ilvl w:val="0"/>
+          <w:numId w:val="0"/>
+        </w:numPr>
+        <w:ind w:leftChars="0"/>
+        <w:rPr>
+          <w:rFonts w:hint="default" w:ascii="Calibri" w:hAnsi="Calibri" w:eastAsia="SimSun" w:cs="Calibri"/>
+          <w:b w:val="0"/>
+          <w:bCs w:val="0"/>
+          <w:sz w:val="24"/>
+          <w:szCs w:val="24"/>
+          <w:lang w:val="en-US"/>
+        </w:rPr>
+      </w:pPr>
+      <w:r>
+        <w:rPr>
+          <w:rFonts w:hint="default" w:ascii="Calibri" w:hAnsi="Calibri" w:eastAsia="SimSun" w:cs="Calibri"/>
           <w:b w:val="0"/>
           <w:bCs w:val="0"/>
           <w:sz w:val="24"/>
@@ -34962,11 +35005,12 @@
     <w:p>
       <w:pPr>
         <w:numPr>
-          <w:numId w:val="0"/>
-        </w:numPr>
-        <w:ind w:leftChars="0"/>
-        <w:rPr>
-          <w:rFonts w:hint="default" w:ascii="Calibri" w:hAnsi="Calibri" w:eastAsia="SimSun"/>
+          <w:ilvl w:val="0"/>
+          <w:numId w:val="0"/>
+        </w:numPr>
+        <w:ind w:leftChars="0"/>
+        <w:rPr>
+          <w:rFonts w:hint="default" w:ascii="Calibri" w:hAnsi="Calibri" w:eastAsia="SimSun" w:cs="Calibri"/>
           <w:b w:val="0"/>
           <w:bCs w:val="0"/>
           <w:sz w:val="24"/>
@@ -34983,17 +35027,17 @@
         </w:numPr>
         <w:ind w:left="420" w:leftChars="0" w:hanging="420" w:firstLineChars="0"/>
         <w:rPr>
-          <w:rFonts w:hint="default" w:ascii="Calibri" w:hAnsi="Calibri" w:eastAsia="SimSun"/>
-          <w:b w:val="0"/>
-          <w:bCs w:val="0"/>
-          <w:sz w:val="24"/>
-          <w:szCs w:val="24"/>
-          <w:lang w:val="en-US"/>
-        </w:rPr>
-      </w:pPr>
-      <w:r>
-        <w:rPr>
-          <w:rFonts w:hint="default" w:ascii="Calibri" w:hAnsi="Calibri" w:eastAsia="SimSun"/>
+          <w:rFonts w:hint="default" w:ascii="Calibri" w:hAnsi="Calibri" w:eastAsia="SimSun" w:cs="Calibri"/>
+          <w:b w:val="0"/>
+          <w:bCs w:val="0"/>
+          <w:sz w:val="24"/>
+          <w:szCs w:val="24"/>
+          <w:lang w:val="en-US"/>
+        </w:rPr>
+      </w:pPr>
+      <w:r>
+        <w:rPr>
+          <w:rFonts w:hint="default" w:ascii="Calibri" w:hAnsi="Calibri" w:eastAsia="SimSun" w:cs="Calibri"/>
           <w:b w:val="0"/>
           <w:bCs w:val="0"/>
           <w:sz w:val="24"/>
@@ -35011,17 +35055,17 @@
         </w:numPr>
         <w:ind w:left="420" w:leftChars="0" w:hanging="420" w:firstLineChars="0"/>
         <w:rPr>
-          <w:rFonts w:hint="default" w:ascii="Calibri" w:hAnsi="Calibri" w:eastAsia="SimSun"/>
-          <w:b w:val="0"/>
-          <w:bCs w:val="0"/>
-          <w:sz w:val="24"/>
-          <w:szCs w:val="24"/>
-          <w:lang w:val="en-US"/>
-        </w:rPr>
-      </w:pPr>
-      <w:r>
-        <w:rPr>
-          <w:rFonts w:hint="default" w:ascii="Calibri" w:hAnsi="Calibri" w:eastAsia="SimSun"/>
+          <w:rFonts w:hint="default" w:ascii="Calibri" w:hAnsi="Calibri" w:eastAsia="SimSun" w:cs="Calibri"/>
+          <w:b w:val="0"/>
+          <w:bCs w:val="0"/>
+          <w:sz w:val="24"/>
+          <w:szCs w:val="24"/>
+          <w:lang w:val="en-US"/>
+        </w:rPr>
+      </w:pPr>
+      <w:r>
+        <w:rPr>
+          <w:rFonts w:hint="default" w:ascii="Calibri" w:hAnsi="Calibri" w:eastAsia="SimSun" w:cs="Calibri"/>
           <w:b w:val="0"/>
           <w:bCs w:val="0"/>
           <w:sz w:val="24"/>
@@ -35034,11 +35078,12 @@
     <w:p>
       <w:pPr>
         <w:numPr>
-          <w:numId w:val="0"/>
-        </w:numPr>
-        <w:ind w:leftChars="0"/>
-        <w:rPr>
-          <w:rFonts w:hint="default" w:ascii="Calibri" w:hAnsi="Calibri" w:eastAsia="SimSun"/>
+          <w:ilvl w:val="0"/>
+          <w:numId w:val="0"/>
+        </w:numPr>
+        <w:ind w:leftChars="0"/>
+        <w:rPr>
+          <w:rFonts w:hint="default" w:ascii="Calibri" w:hAnsi="Calibri" w:eastAsia="SimSun" w:cs="Calibri"/>
           <w:b w:val="0"/>
           <w:bCs w:val="0"/>
           <w:sz w:val="24"/>
@@ -35055,17 +35100,17 @@
         </w:numPr>
         <w:ind w:left="420" w:leftChars="0" w:hanging="420" w:firstLineChars="0"/>
         <w:rPr>
-          <w:rFonts w:hint="default" w:ascii="Calibri" w:hAnsi="Calibri" w:eastAsia="SimSun"/>
-          <w:b w:val="0"/>
-          <w:bCs w:val="0"/>
-          <w:sz w:val="24"/>
-          <w:szCs w:val="24"/>
-          <w:lang w:val="en-US"/>
-        </w:rPr>
-      </w:pPr>
-      <w:r>
-        <w:rPr>
-          <w:rFonts w:hint="default" w:ascii="Calibri" w:hAnsi="Calibri" w:eastAsia="SimSun"/>
+          <w:rFonts w:hint="default" w:ascii="Calibri" w:hAnsi="Calibri" w:eastAsia="SimSun" w:cs="Calibri"/>
+          <w:b w:val="0"/>
+          <w:bCs w:val="0"/>
+          <w:sz w:val="24"/>
+          <w:szCs w:val="24"/>
+          <w:lang w:val="en-US"/>
+        </w:rPr>
+      </w:pPr>
+      <w:r>
+        <w:rPr>
+          <w:rFonts w:hint="default" w:ascii="Calibri" w:hAnsi="Calibri" w:eastAsia="SimSun" w:cs="Calibri"/>
           <w:b w:val="0"/>
           <w:bCs w:val="0"/>
           <w:sz w:val="24"/>
@@ -35078,21 +35123,22 @@
     <w:p>
       <w:pPr>
         <w:numPr>
-          <w:numId w:val="0"/>
-        </w:numPr>
-        <w:ind w:leftChars="0"/>
-        <w:rPr>
-          <w:rFonts w:hint="default" w:ascii="Calibri" w:hAnsi="Calibri" w:eastAsia="SimSun"/>
-          <w:b w:val="0"/>
-          <w:bCs w:val="0"/>
-          <w:sz w:val="24"/>
-          <w:szCs w:val="24"/>
-          <w:lang w:val="en-US"/>
-        </w:rPr>
-      </w:pPr>
-      <w:r>
-        <w:rPr>
-          <w:rFonts w:hint="default" w:ascii="Calibri" w:hAnsi="Calibri" w:eastAsia="SimSun"/>
+          <w:ilvl w:val="0"/>
+          <w:numId w:val="0"/>
+        </w:numPr>
+        <w:ind w:leftChars="0"/>
+        <w:rPr>
+          <w:rFonts w:hint="default" w:ascii="Calibri" w:hAnsi="Calibri" w:eastAsia="SimSun" w:cs="Calibri"/>
+          <w:b w:val="0"/>
+          <w:bCs w:val="0"/>
+          <w:sz w:val="24"/>
+          <w:szCs w:val="24"/>
+          <w:lang w:val="en-US"/>
+        </w:rPr>
+      </w:pPr>
+      <w:r>
+        <w:rPr>
+          <w:rFonts w:hint="default" w:ascii="Calibri" w:hAnsi="Calibri" w:eastAsia="SimSun" w:cs="Calibri"/>
           <w:b w:val="0"/>
           <w:bCs w:val="0"/>
           <w:sz w:val="24"/>
@@ -35105,37 +35151,39 @@
     <w:p>
       <w:pPr>
         <w:numPr>
-          <w:numId w:val="0"/>
-        </w:numPr>
-        <w:ind w:leftChars="0"/>
-        <w:rPr>
-          <w:rFonts w:hint="default" w:ascii="Calibri" w:hAnsi="Calibri" w:eastAsia="SimSun"/>
-          <w:b w:val="0"/>
-          <w:bCs w:val="0"/>
-          <w:sz w:val="24"/>
-          <w:szCs w:val="24"/>
-          <w:lang w:val="en-US"/>
-        </w:rPr>
-      </w:pPr>
-    </w:p>
-    <w:p>
-      <w:pPr>
-        <w:numPr>
-          <w:numId w:val="0"/>
-        </w:numPr>
-        <w:ind w:leftChars="0"/>
-        <w:rPr>
-          <w:rFonts w:hint="default" w:ascii="Calibri" w:hAnsi="Calibri" w:eastAsia="SimSun"/>
-          <w:b w:val="0"/>
-          <w:bCs w:val="0"/>
-          <w:sz w:val="24"/>
-          <w:szCs w:val="24"/>
-          <w:lang w:val="en-US"/>
-        </w:rPr>
-      </w:pPr>
-      <w:r>
-        <w:rPr>
-          <w:rFonts w:hint="default" w:ascii="Calibri" w:hAnsi="Calibri" w:eastAsia="SimSun"/>
+          <w:ilvl w:val="0"/>
+          <w:numId w:val="0"/>
+        </w:numPr>
+        <w:ind w:leftChars="0"/>
+        <w:rPr>
+          <w:rFonts w:hint="default" w:ascii="Calibri" w:hAnsi="Calibri" w:eastAsia="SimSun" w:cs="Calibri"/>
+          <w:b w:val="0"/>
+          <w:bCs w:val="0"/>
+          <w:sz w:val="24"/>
+          <w:szCs w:val="24"/>
+          <w:lang w:val="en-US"/>
+        </w:rPr>
+      </w:pPr>
+    </w:p>
+    <w:p>
+      <w:pPr>
+        <w:numPr>
+          <w:ilvl w:val="0"/>
+          <w:numId w:val="0"/>
+        </w:numPr>
+        <w:ind w:leftChars="0"/>
+        <w:rPr>
+          <w:rFonts w:hint="default" w:ascii="Calibri" w:hAnsi="Calibri" w:eastAsia="SimSun" w:cs="Calibri"/>
+          <w:b w:val="0"/>
+          <w:bCs w:val="0"/>
+          <w:sz w:val="24"/>
+          <w:szCs w:val="24"/>
+          <w:lang w:val="en-US"/>
+        </w:rPr>
+      </w:pPr>
+      <w:r>
+        <w:rPr>
+          <w:rFonts w:hint="default" w:ascii="Calibri" w:hAnsi="Calibri" w:eastAsia="SimSun" w:cs="Calibri"/>
           <w:b w:val="0"/>
           <w:bCs w:val="0"/>
           <w:sz w:val="24"/>
@@ -35148,21 +35196,22 @@
     <w:p>
       <w:pPr>
         <w:numPr>
-          <w:numId w:val="0"/>
-        </w:numPr>
-        <w:ind w:leftChars="0"/>
-        <w:rPr>
-          <w:rFonts w:hint="default" w:ascii="Calibri" w:hAnsi="Calibri" w:eastAsia="SimSun"/>
-          <w:b w:val="0"/>
-          <w:bCs w:val="0"/>
-          <w:sz w:val="24"/>
-          <w:szCs w:val="24"/>
-          <w:lang w:val="en-US"/>
-        </w:rPr>
-      </w:pPr>
-      <w:r>
-        <w:rPr>
-          <w:rFonts w:hint="default" w:ascii="Calibri" w:hAnsi="Calibri" w:eastAsia="SimSun"/>
+          <w:ilvl w:val="0"/>
+          <w:numId w:val="0"/>
+        </w:numPr>
+        <w:ind w:leftChars="0"/>
+        <w:rPr>
+          <w:rFonts w:hint="default" w:ascii="Calibri" w:hAnsi="Calibri" w:eastAsia="SimSun" w:cs="Calibri"/>
+          <w:b w:val="0"/>
+          <w:bCs w:val="0"/>
+          <w:sz w:val="24"/>
+          <w:szCs w:val="24"/>
+          <w:lang w:val="en-US"/>
+        </w:rPr>
+      </w:pPr>
+      <w:r>
+        <w:rPr>
+          <w:rFonts w:hint="default" w:ascii="Calibri" w:hAnsi="Calibri" w:eastAsia="SimSun" w:cs="Calibri"/>
           <w:b w:val="0"/>
           <w:bCs w:val="0"/>
           <w:sz w:val="24"/>
@@ -35175,21 +35224,22 @@
     <w:p>
       <w:pPr>
         <w:numPr>
-          <w:numId w:val="0"/>
-        </w:numPr>
-        <w:ind w:leftChars="0"/>
-        <w:rPr>
-          <w:rFonts w:hint="default" w:ascii="Calibri" w:hAnsi="Calibri" w:eastAsia="SimSun"/>
-          <w:b w:val="0"/>
-          <w:bCs w:val="0"/>
-          <w:sz w:val="24"/>
-          <w:szCs w:val="24"/>
-          <w:lang w:val="en-US"/>
-        </w:rPr>
-      </w:pPr>
-      <w:r>
-        <w:rPr>
-          <w:rFonts w:hint="default" w:ascii="Calibri" w:hAnsi="Calibri" w:eastAsia="SimSun"/>
+          <w:ilvl w:val="0"/>
+          <w:numId w:val="0"/>
+        </w:numPr>
+        <w:ind w:leftChars="0"/>
+        <w:rPr>
+          <w:rFonts w:hint="default" w:ascii="Calibri" w:hAnsi="Calibri" w:eastAsia="SimSun" w:cs="Calibri"/>
+          <w:b w:val="0"/>
+          <w:bCs w:val="0"/>
+          <w:sz w:val="24"/>
+          <w:szCs w:val="24"/>
+          <w:lang w:val="en-US"/>
+        </w:rPr>
+      </w:pPr>
+      <w:r>
+        <w:rPr>
+          <w:rFonts w:hint="default" w:ascii="Calibri" w:hAnsi="Calibri" w:eastAsia="SimSun" w:cs="Calibri"/>
           <w:b w:val="0"/>
           <w:bCs w:val="0"/>
           <w:sz w:val="24"/>
@@ -35202,11 +35252,12 @@
     <w:p>
       <w:pPr>
         <w:numPr>
-          <w:numId w:val="0"/>
-        </w:numPr>
-        <w:ind w:leftChars="0"/>
-        <w:rPr>
-          <w:rFonts w:hint="default" w:ascii="Calibri" w:hAnsi="Calibri" w:eastAsia="SimSun"/>
+          <w:ilvl w:val="0"/>
+          <w:numId w:val="0"/>
+        </w:numPr>
+        <w:ind w:leftChars="0"/>
+        <w:rPr>
+          <w:rFonts w:hint="default" w:ascii="Calibri" w:hAnsi="Calibri" w:eastAsia="SimSun" w:cs="Calibri"/>
           <w:b w:val="0"/>
           <w:bCs w:val="0"/>
           <w:sz w:val="24"/>
@@ -35223,17 +35274,17 @@
         </w:numPr>
         <w:ind w:left="420" w:leftChars="0" w:hanging="420" w:firstLineChars="0"/>
         <w:rPr>
-          <w:rFonts w:hint="default" w:ascii="Calibri" w:hAnsi="Calibri" w:eastAsia="SimSun"/>
-          <w:b w:val="0"/>
-          <w:bCs w:val="0"/>
-          <w:sz w:val="24"/>
-          <w:szCs w:val="24"/>
-          <w:lang w:val="en-US"/>
-        </w:rPr>
-      </w:pPr>
-      <w:r>
-        <w:rPr>
-          <w:rFonts w:hint="default" w:ascii="Calibri" w:hAnsi="Calibri" w:eastAsia="SimSun"/>
+          <w:rFonts w:hint="default" w:ascii="Calibri" w:hAnsi="Calibri" w:eastAsia="SimSun" w:cs="Calibri"/>
+          <w:b w:val="0"/>
+          <w:bCs w:val="0"/>
+          <w:sz w:val="24"/>
+          <w:szCs w:val="24"/>
+          <w:lang w:val="en-US"/>
+        </w:rPr>
+      </w:pPr>
+      <w:r>
+        <w:rPr>
+          <w:rFonts w:hint="default" w:ascii="Calibri" w:hAnsi="Calibri" w:eastAsia="SimSun" w:cs="Calibri"/>
           <w:b w:val="0"/>
           <w:bCs w:val="0"/>
           <w:sz w:val="24"/>
@@ -35246,21 +35297,22 @@
     <w:p>
       <w:pPr>
         <w:numPr>
-          <w:numId w:val="0"/>
-        </w:numPr>
-        <w:ind w:leftChars="0"/>
-        <w:rPr>
-          <w:rFonts w:hint="default" w:ascii="Calibri" w:hAnsi="Calibri" w:eastAsia="SimSun"/>
-          <w:b w:val="0"/>
-          <w:bCs w:val="0"/>
-          <w:sz w:val="24"/>
-          <w:szCs w:val="24"/>
-          <w:lang w:val="en-US"/>
-        </w:rPr>
-      </w:pPr>
-      <w:r>
-        <w:rPr>
-          <w:rFonts w:hint="default" w:ascii="Calibri" w:hAnsi="Calibri" w:eastAsia="SimSun"/>
+          <w:ilvl w:val="0"/>
+          <w:numId w:val="0"/>
+        </w:numPr>
+        <w:ind w:leftChars="0"/>
+        <w:rPr>
+          <w:rFonts w:hint="default" w:ascii="Calibri" w:hAnsi="Calibri" w:eastAsia="SimSun" w:cs="Calibri"/>
+          <w:b w:val="0"/>
+          <w:bCs w:val="0"/>
+          <w:sz w:val="24"/>
+          <w:szCs w:val="24"/>
+          <w:lang w:val="en-US"/>
+        </w:rPr>
+      </w:pPr>
+      <w:r>
+        <w:rPr>
+          <w:rFonts w:hint="default" w:ascii="Calibri" w:hAnsi="Calibri" w:eastAsia="SimSun" w:cs="Calibri"/>
           <w:b w:val="0"/>
           <w:bCs w:val="0"/>
           <w:sz w:val="24"/>
@@ -35273,21 +35325,22 @@
     <w:p>
       <w:pPr>
         <w:numPr>
-          <w:numId w:val="0"/>
-        </w:numPr>
-        <w:ind w:leftChars="0"/>
-        <w:rPr>
-          <w:rFonts w:hint="default" w:ascii="Calibri" w:hAnsi="Calibri" w:eastAsia="SimSun"/>
-          <w:b w:val="0"/>
-          <w:bCs w:val="0"/>
-          <w:sz w:val="24"/>
-          <w:szCs w:val="24"/>
-          <w:lang w:val="en-US"/>
-        </w:rPr>
-      </w:pPr>
-      <w:r>
-        <w:rPr>
-          <w:rFonts w:hint="default" w:ascii="Calibri" w:hAnsi="Calibri" w:eastAsia="SimSun"/>
+          <w:ilvl w:val="0"/>
+          <w:numId w:val="0"/>
+        </w:numPr>
+        <w:ind w:leftChars="0"/>
+        <w:rPr>
+          <w:rFonts w:hint="default" w:ascii="Calibri" w:hAnsi="Calibri" w:eastAsia="SimSun" w:cs="Calibri"/>
+          <w:b w:val="0"/>
+          <w:bCs w:val="0"/>
+          <w:sz w:val="24"/>
+          <w:szCs w:val="24"/>
+          <w:lang w:val="en-US"/>
+        </w:rPr>
+      </w:pPr>
+      <w:r>
+        <w:rPr>
+          <w:rFonts w:hint="default" w:ascii="Calibri" w:hAnsi="Calibri" w:eastAsia="SimSun" w:cs="Calibri"/>
           <w:b w:val="0"/>
           <w:bCs w:val="0"/>
           <w:sz w:val="24"/>
@@ -35300,37 +35353,39 @@
     <w:p>
       <w:pPr>
         <w:numPr>
-          <w:numId w:val="0"/>
-        </w:numPr>
-        <w:ind w:leftChars="0"/>
-        <w:rPr>
-          <w:rFonts w:hint="default" w:ascii="Calibri" w:hAnsi="Calibri" w:eastAsia="SimSun"/>
-          <w:b w:val="0"/>
-          <w:bCs w:val="0"/>
-          <w:sz w:val="24"/>
-          <w:szCs w:val="24"/>
-          <w:lang w:val="en-US"/>
-        </w:rPr>
-      </w:pPr>
-    </w:p>
-    <w:p>
-      <w:pPr>
-        <w:numPr>
-          <w:numId w:val="0"/>
-        </w:numPr>
-        <w:ind w:leftChars="0"/>
-        <w:rPr>
-          <w:rFonts w:hint="default" w:ascii="Calibri" w:hAnsi="Calibri" w:eastAsia="SimSun"/>
-          <w:b w:val="0"/>
-          <w:bCs w:val="0"/>
-          <w:sz w:val="24"/>
-          <w:szCs w:val="24"/>
-          <w:lang w:val="en-US"/>
-        </w:rPr>
-      </w:pPr>
-      <w:r>
-        <w:rPr>
-          <w:rFonts w:hint="default" w:ascii="Calibri" w:hAnsi="Calibri" w:eastAsia="SimSun"/>
+          <w:ilvl w:val="0"/>
+          <w:numId w:val="0"/>
+        </w:numPr>
+        <w:ind w:leftChars="0"/>
+        <w:rPr>
+          <w:rFonts w:hint="default" w:ascii="Calibri" w:hAnsi="Calibri" w:eastAsia="SimSun" w:cs="Calibri"/>
+          <w:b w:val="0"/>
+          <w:bCs w:val="0"/>
+          <w:sz w:val="24"/>
+          <w:szCs w:val="24"/>
+          <w:lang w:val="en-US"/>
+        </w:rPr>
+      </w:pPr>
+    </w:p>
+    <w:p>
+      <w:pPr>
+        <w:numPr>
+          <w:ilvl w:val="0"/>
+          <w:numId w:val="0"/>
+        </w:numPr>
+        <w:ind w:leftChars="0"/>
+        <w:rPr>
+          <w:rFonts w:hint="default" w:ascii="Calibri" w:hAnsi="Calibri" w:eastAsia="SimSun" w:cs="Calibri"/>
+          <w:b w:val="0"/>
+          <w:bCs w:val="0"/>
+          <w:sz w:val="24"/>
+          <w:szCs w:val="24"/>
+          <w:lang w:val="en-US"/>
+        </w:rPr>
+      </w:pPr>
+      <w:r>
+        <w:rPr>
+          <w:rFonts w:hint="default" w:ascii="Calibri" w:hAnsi="Calibri" w:eastAsia="SimSun" w:cs="Calibri"/>
           <w:b w:val="0"/>
           <w:bCs w:val="0"/>
           <w:sz w:val="24"/>
@@ -35343,21 +35398,22 @@
     <w:p>
       <w:pPr>
         <w:numPr>
-          <w:numId w:val="0"/>
-        </w:numPr>
-        <w:ind w:leftChars="0"/>
-        <w:rPr>
-          <w:rFonts w:hint="default" w:ascii="Calibri" w:hAnsi="Calibri" w:eastAsia="SimSun"/>
-          <w:b w:val="0"/>
-          <w:bCs w:val="0"/>
-          <w:sz w:val="24"/>
-          <w:szCs w:val="24"/>
-          <w:lang w:val="en-US"/>
-        </w:rPr>
-      </w:pPr>
-      <w:r>
-        <w:rPr>
-          <w:rFonts w:hint="default" w:ascii="Calibri" w:hAnsi="Calibri" w:eastAsia="SimSun"/>
+          <w:ilvl w:val="0"/>
+          <w:numId w:val="0"/>
+        </w:numPr>
+        <w:ind w:leftChars="0"/>
+        <w:rPr>
+          <w:rFonts w:hint="default" w:ascii="Calibri" w:hAnsi="Calibri" w:eastAsia="SimSun" w:cs="Calibri"/>
+          <w:b w:val="0"/>
+          <w:bCs w:val="0"/>
+          <w:sz w:val="24"/>
+          <w:szCs w:val="24"/>
+          <w:lang w:val="en-US"/>
+        </w:rPr>
+      </w:pPr>
+      <w:r>
+        <w:rPr>
+          <w:rFonts w:hint="default" w:ascii="Calibri" w:hAnsi="Calibri" w:eastAsia="SimSun" w:cs="Calibri"/>
           <w:b w:val="0"/>
           <w:bCs w:val="0"/>
           <w:sz w:val="24"/>
@@ -35370,21 +35426,22 @@
     <w:p>
       <w:pPr>
         <w:numPr>
-          <w:numId w:val="0"/>
-        </w:numPr>
-        <w:ind w:leftChars="0"/>
-        <w:rPr>
-          <w:rFonts w:hint="default" w:ascii="Calibri" w:hAnsi="Calibri" w:eastAsia="SimSun"/>
-          <w:b w:val="0"/>
-          <w:bCs w:val="0"/>
-          <w:sz w:val="24"/>
-          <w:szCs w:val="24"/>
-          <w:lang w:val="en-US"/>
-        </w:rPr>
-      </w:pPr>
-      <w:r>
-        <w:rPr>
-          <w:rFonts w:hint="default" w:ascii="Calibri" w:hAnsi="Calibri" w:eastAsia="SimSun"/>
+          <w:ilvl w:val="0"/>
+          <w:numId w:val="0"/>
+        </w:numPr>
+        <w:ind w:leftChars="0"/>
+        <w:rPr>
+          <w:rFonts w:hint="default" w:ascii="Calibri" w:hAnsi="Calibri" w:eastAsia="SimSun" w:cs="Calibri"/>
+          <w:b w:val="0"/>
+          <w:bCs w:val="0"/>
+          <w:sz w:val="24"/>
+          <w:szCs w:val="24"/>
+          <w:lang w:val="en-US"/>
+        </w:rPr>
+      </w:pPr>
+      <w:r>
+        <w:rPr>
+          <w:rFonts w:hint="default" w:ascii="Calibri" w:hAnsi="Calibri" w:eastAsia="SimSun" w:cs="Calibri"/>
           <w:b w:val="0"/>
           <w:bCs w:val="0"/>
           <w:sz w:val="24"/>
@@ -35397,21 +35454,22 @@
     <w:p>
       <w:pPr>
         <w:numPr>
-          <w:numId w:val="0"/>
-        </w:numPr>
-        <w:ind w:leftChars="0"/>
-        <w:rPr>
-          <w:rFonts w:hint="default" w:ascii="Calibri" w:hAnsi="Calibri" w:eastAsia="SimSun"/>
-          <w:b w:val="0"/>
-          <w:bCs w:val="0"/>
-          <w:sz w:val="24"/>
-          <w:szCs w:val="24"/>
-          <w:lang w:val="en-US"/>
-        </w:rPr>
-      </w:pPr>
-      <w:r>
-        <w:rPr>
-          <w:rFonts w:hint="default" w:ascii="Calibri" w:hAnsi="Calibri" w:eastAsia="SimSun"/>
+          <w:ilvl w:val="0"/>
+          <w:numId w:val="0"/>
+        </w:numPr>
+        <w:ind w:leftChars="0"/>
+        <w:rPr>
+          <w:rFonts w:hint="default" w:ascii="Calibri" w:hAnsi="Calibri" w:eastAsia="SimSun" w:cs="Calibri"/>
+          <w:b w:val="0"/>
+          <w:bCs w:val="0"/>
+          <w:sz w:val="24"/>
+          <w:szCs w:val="24"/>
+          <w:lang w:val="en-US"/>
+        </w:rPr>
+      </w:pPr>
+      <w:r>
+        <w:rPr>
+          <w:rFonts w:hint="default" w:ascii="Calibri" w:hAnsi="Calibri" w:eastAsia="SimSun" w:cs="Calibri"/>
           <w:b w:val="0"/>
           <w:bCs w:val="0"/>
           <w:sz w:val="24"/>
@@ -35424,21 +35482,22 @@
     <w:p>
       <w:pPr>
         <w:numPr>
-          <w:numId w:val="0"/>
-        </w:numPr>
-        <w:ind w:leftChars="0"/>
-        <w:rPr>
-          <w:rFonts w:hint="default" w:ascii="Calibri" w:hAnsi="Calibri" w:eastAsia="SimSun"/>
-          <w:b w:val="0"/>
-          <w:bCs w:val="0"/>
-          <w:sz w:val="24"/>
-          <w:szCs w:val="24"/>
-          <w:lang w:val="en-US"/>
-        </w:rPr>
-      </w:pPr>
-      <w:r>
-        <w:rPr>
-          <w:rFonts w:hint="default" w:ascii="Calibri" w:hAnsi="Calibri" w:eastAsia="SimSun"/>
+          <w:ilvl w:val="0"/>
+          <w:numId w:val="0"/>
+        </w:numPr>
+        <w:ind w:leftChars="0"/>
+        <w:rPr>
+          <w:rFonts w:hint="default" w:ascii="Calibri" w:hAnsi="Calibri" w:eastAsia="SimSun" w:cs="Calibri"/>
+          <w:b w:val="0"/>
+          <w:bCs w:val="0"/>
+          <w:sz w:val="24"/>
+          <w:szCs w:val="24"/>
+          <w:lang w:val="en-US"/>
+        </w:rPr>
+      </w:pPr>
+      <w:r>
+        <w:rPr>
+          <w:rFonts w:hint="default" w:ascii="Calibri" w:hAnsi="Calibri" w:eastAsia="SimSun" w:cs="Calibri"/>
           <w:b w:val="0"/>
           <w:bCs w:val="0"/>
           <w:sz w:val="24"/>
@@ -35451,37 +35510,39 @@
     <w:p>
       <w:pPr>
         <w:numPr>
-          <w:numId w:val="0"/>
-        </w:numPr>
-        <w:ind w:leftChars="0"/>
-        <w:rPr>
-          <w:rFonts w:hint="default" w:ascii="Calibri" w:hAnsi="Calibri" w:eastAsia="SimSun"/>
-          <w:b w:val="0"/>
-          <w:bCs w:val="0"/>
-          <w:sz w:val="24"/>
-          <w:szCs w:val="24"/>
-          <w:lang w:val="en-US"/>
-        </w:rPr>
-      </w:pPr>
-    </w:p>
-    <w:p>
-      <w:pPr>
-        <w:numPr>
-          <w:numId w:val="0"/>
-        </w:numPr>
-        <w:ind w:leftChars="0"/>
-        <w:rPr>
-          <w:rFonts w:hint="default" w:ascii="Calibri" w:hAnsi="Calibri" w:eastAsia="SimSun"/>
-          <w:b w:val="0"/>
-          <w:bCs w:val="0"/>
-          <w:sz w:val="24"/>
-          <w:szCs w:val="24"/>
-          <w:lang w:val="en-US"/>
-        </w:rPr>
-      </w:pPr>
-      <w:r>
-        <w:rPr>
-          <w:rFonts w:hint="default" w:ascii="Calibri" w:hAnsi="Calibri" w:eastAsia="SimSun"/>
+          <w:ilvl w:val="0"/>
+          <w:numId w:val="0"/>
+        </w:numPr>
+        <w:ind w:leftChars="0"/>
+        <w:rPr>
+          <w:rFonts w:hint="default" w:ascii="Calibri" w:hAnsi="Calibri" w:eastAsia="SimSun" w:cs="Calibri"/>
+          <w:b w:val="0"/>
+          <w:bCs w:val="0"/>
+          <w:sz w:val="24"/>
+          <w:szCs w:val="24"/>
+          <w:lang w:val="en-US"/>
+        </w:rPr>
+      </w:pPr>
+    </w:p>
+    <w:p>
+      <w:pPr>
+        <w:numPr>
+          <w:ilvl w:val="0"/>
+          <w:numId w:val="0"/>
+        </w:numPr>
+        <w:ind w:leftChars="0"/>
+        <w:rPr>
+          <w:rFonts w:hint="default" w:ascii="Calibri" w:hAnsi="Calibri" w:eastAsia="SimSun" w:cs="Calibri"/>
+          <w:b w:val="0"/>
+          <w:bCs w:val="0"/>
+          <w:sz w:val="24"/>
+          <w:szCs w:val="24"/>
+          <w:lang w:val="en-US"/>
+        </w:rPr>
+      </w:pPr>
+      <w:r>
+        <w:rPr>
+          <w:rFonts w:hint="default" w:ascii="Calibri" w:hAnsi="Calibri" w:eastAsia="SimSun" w:cs="Calibri"/>
           <w:b w:val="0"/>
           <w:bCs w:val="0"/>
           <w:sz w:val="24"/>
@@ -35494,21 +35555,22 @@
     <w:p>
       <w:pPr>
         <w:numPr>
-          <w:numId w:val="0"/>
-        </w:numPr>
-        <w:ind w:leftChars="0"/>
-        <w:rPr>
-          <w:rFonts w:hint="default" w:ascii="Calibri" w:hAnsi="Calibri" w:eastAsia="SimSun"/>
-          <w:b w:val="0"/>
-          <w:bCs w:val="0"/>
-          <w:sz w:val="24"/>
-          <w:szCs w:val="24"/>
-          <w:lang w:val="en-US"/>
-        </w:rPr>
-      </w:pPr>
-      <w:r>
-        <w:rPr>
-          <w:rFonts w:hint="default" w:ascii="Calibri" w:hAnsi="Calibri" w:eastAsia="SimSun"/>
+          <w:ilvl w:val="0"/>
+          <w:numId w:val="0"/>
+        </w:numPr>
+        <w:ind w:leftChars="0"/>
+        <w:rPr>
+          <w:rFonts w:hint="default" w:ascii="Calibri" w:hAnsi="Calibri" w:eastAsia="SimSun" w:cs="Calibri"/>
+          <w:b w:val="0"/>
+          <w:bCs w:val="0"/>
+          <w:sz w:val="24"/>
+          <w:szCs w:val="24"/>
+          <w:lang w:val="en-US"/>
+        </w:rPr>
+      </w:pPr>
+      <w:r>
+        <w:rPr>
+          <w:rFonts w:hint="default" w:ascii="Calibri" w:hAnsi="Calibri" w:eastAsia="SimSun" w:cs="Calibri"/>
           <w:b w:val="0"/>
           <w:bCs w:val="0"/>
           <w:sz w:val="24"/>
@@ -35521,37 +35583,39 @@
     <w:p>
       <w:pPr>
         <w:numPr>
-          <w:numId w:val="0"/>
-        </w:numPr>
-        <w:ind w:leftChars="0"/>
-        <w:rPr>
-          <w:rFonts w:hint="default" w:ascii="Calibri" w:hAnsi="Calibri" w:eastAsia="SimSun"/>
-          <w:b w:val="0"/>
-          <w:bCs w:val="0"/>
-          <w:sz w:val="24"/>
-          <w:szCs w:val="24"/>
-          <w:lang w:val="en-US"/>
-        </w:rPr>
-      </w:pPr>
-    </w:p>
-    <w:p>
-      <w:pPr>
-        <w:numPr>
-          <w:numId w:val="0"/>
-        </w:numPr>
-        <w:ind w:leftChars="0"/>
-        <w:rPr>
-          <w:rFonts w:hint="default" w:ascii="Calibri" w:hAnsi="Calibri" w:eastAsia="SimSun"/>
-          <w:b w:val="0"/>
-          <w:bCs w:val="0"/>
-          <w:sz w:val="24"/>
-          <w:szCs w:val="24"/>
-          <w:lang w:val="en-US"/>
-        </w:rPr>
-      </w:pPr>
-      <w:r>
-        <w:rPr>
-          <w:rFonts w:hint="default" w:ascii="Calibri" w:hAnsi="Calibri" w:eastAsia="SimSun"/>
+          <w:ilvl w:val="0"/>
+          <w:numId w:val="0"/>
+        </w:numPr>
+        <w:ind w:leftChars="0"/>
+        <w:rPr>
+          <w:rFonts w:hint="default" w:ascii="Calibri" w:hAnsi="Calibri" w:eastAsia="SimSun" w:cs="Calibri"/>
+          <w:b w:val="0"/>
+          <w:bCs w:val="0"/>
+          <w:sz w:val="24"/>
+          <w:szCs w:val="24"/>
+          <w:lang w:val="en-US"/>
+        </w:rPr>
+      </w:pPr>
+    </w:p>
+    <w:p>
+      <w:pPr>
+        <w:numPr>
+          <w:ilvl w:val="0"/>
+          <w:numId w:val="0"/>
+        </w:numPr>
+        <w:ind w:leftChars="0"/>
+        <w:rPr>
+          <w:rFonts w:hint="default" w:ascii="Calibri" w:hAnsi="Calibri" w:eastAsia="SimSun" w:cs="Calibri"/>
+          <w:b w:val="0"/>
+          <w:bCs w:val="0"/>
+          <w:sz w:val="24"/>
+          <w:szCs w:val="24"/>
+          <w:lang w:val="en-US"/>
+        </w:rPr>
+      </w:pPr>
+      <w:r>
+        <w:rPr>
+          <w:rFonts w:hint="default" w:ascii="Calibri" w:hAnsi="Calibri" w:eastAsia="SimSun" w:cs="Calibri"/>
           <w:b w:val="0"/>
           <w:bCs w:val="0"/>
           <w:sz w:val="24"/>
@@ -35564,21 +35628,22 @@
     <w:p>
       <w:pPr>
         <w:numPr>
-          <w:numId w:val="0"/>
-        </w:numPr>
-        <w:ind w:leftChars="0"/>
-        <w:rPr>
-          <w:rFonts w:hint="default" w:ascii="Calibri" w:hAnsi="Calibri" w:eastAsia="SimSun"/>
-          <w:b w:val="0"/>
-          <w:bCs w:val="0"/>
-          <w:sz w:val="24"/>
-          <w:szCs w:val="24"/>
-          <w:lang w:val="en-US"/>
-        </w:rPr>
-      </w:pPr>
-      <w:r>
-        <w:rPr>
-          <w:rFonts w:hint="default" w:ascii="Calibri" w:hAnsi="Calibri" w:eastAsia="SimSun"/>
+          <w:ilvl w:val="0"/>
+          <w:numId w:val="0"/>
+        </w:numPr>
+        <w:ind w:leftChars="0"/>
+        <w:rPr>
+          <w:rFonts w:hint="default" w:ascii="Calibri" w:hAnsi="Calibri" w:eastAsia="SimSun" w:cs="Calibri"/>
+          <w:b w:val="0"/>
+          <w:bCs w:val="0"/>
+          <w:sz w:val="24"/>
+          <w:szCs w:val="24"/>
+          <w:lang w:val="en-US"/>
+        </w:rPr>
+      </w:pPr>
+      <w:r>
+        <w:rPr>
+          <w:rFonts w:hint="default" w:ascii="Calibri" w:hAnsi="Calibri" w:eastAsia="SimSun" w:cs="Calibri"/>
           <w:b w:val="0"/>
           <w:bCs w:val="0"/>
           <w:sz w:val="24"/>
@@ -35591,21 +35656,22 @@
     <w:p>
       <w:pPr>
         <w:numPr>
-          <w:numId w:val="0"/>
-        </w:numPr>
-        <w:ind w:leftChars="0"/>
-        <w:rPr>
-          <w:rFonts w:hint="default" w:ascii="Calibri" w:hAnsi="Calibri" w:eastAsia="SimSun"/>
-          <w:b w:val="0"/>
-          <w:bCs w:val="0"/>
-          <w:sz w:val="24"/>
-          <w:szCs w:val="24"/>
-          <w:lang w:val="en-US"/>
-        </w:rPr>
-      </w:pPr>
-      <w:r>
-        <w:rPr>
-          <w:rFonts w:hint="default" w:ascii="Calibri" w:hAnsi="Calibri" w:eastAsia="SimSun"/>
+          <w:ilvl w:val="0"/>
+          <w:numId w:val="0"/>
+        </w:numPr>
+        <w:ind w:leftChars="0"/>
+        <w:rPr>
+          <w:rFonts w:hint="default" w:ascii="Calibri" w:hAnsi="Calibri" w:eastAsia="SimSun" w:cs="Calibri"/>
+          <w:b w:val="0"/>
+          <w:bCs w:val="0"/>
+          <w:sz w:val="24"/>
+          <w:szCs w:val="24"/>
+          <w:lang w:val="en-US"/>
+        </w:rPr>
+      </w:pPr>
+      <w:r>
+        <w:rPr>
+          <w:rFonts w:hint="default" w:ascii="Calibri" w:hAnsi="Calibri" w:eastAsia="SimSun" w:cs="Calibri"/>
           <w:b w:val="0"/>
           <w:bCs w:val="0"/>
           <w:sz w:val="24"/>
@@ -35618,21 +35684,22 @@
     <w:p>
       <w:pPr>
         <w:numPr>
-          <w:numId w:val="0"/>
-        </w:numPr>
-        <w:ind w:leftChars="0"/>
-        <w:rPr>
-          <w:rFonts w:hint="default" w:ascii="Calibri" w:hAnsi="Calibri" w:eastAsia="SimSun"/>
-          <w:b w:val="0"/>
-          <w:bCs w:val="0"/>
-          <w:sz w:val="24"/>
-          <w:szCs w:val="24"/>
-          <w:lang w:val="en-US"/>
-        </w:rPr>
-      </w:pPr>
-      <w:r>
-        <w:rPr>
-          <w:rFonts w:hint="default" w:ascii="Calibri" w:hAnsi="Calibri" w:eastAsia="SimSun"/>
+          <w:ilvl w:val="0"/>
+          <w:numId w:val="0"/>
+        </w:numPr>
+        <w:ind w:leftChars="0"/>
+        <w:rPr>
+          <w:rFonts w:hint="default" w:ascii="Calibri" w:hAnsi="Calibri" w:eastAsia="SimSun" w:cs="Calibri"/>
+          <w:b w:val="0"/>
+          <w:bCs w:val="0"/>
+          <w:sz w:val="24"/>
+          <w:szCs w:val="24"/>
+          <w:lang w:val="en-US"/>
+        </w:rPr>
+      </w:pPr>
+      <w:r>
+        <w:rPr>
+          <w:rFonts w:hint="default" w:ascii="Calibri" w:hAnsi="Calibri" w:eastAsia="SimSun" w:cs="Calibri"/>
           <w:b w:val="0"/>
           <w:bCs w:val="0"/>
           <w:sz w:val="24"/>
@@ -35645,21 +35712,22 @@
     <w:p>
       <w:pPr>
         <w:numPr>
-          <w:numId w:val="0"/>
-        </w:numPr>
-        <w:ind w:leftChars="0"/>
-        <w:rPr>
-          <w:rFonts w:hint="default" w:ascii="Calibri" w:hAnsi="Calibri" w:eastAsia="SimSun"/>
-          <w:b w:val="0"/>
-          <w:bCs w:val="0"/>
-          <w:sz w:val="24"/>
-          <w:szCs w:val="24"/>
-          <w:lang w:val="en-US"/>
-        </w:rPr>
-      </w:pPr>
-      <w:r>
-        <w:rPr>
-          <w:rFonts w:hint="default" w:ascii="Calibri" w:hAnsi="Calibri" w:eastAsia="SimSun"/>
+          <w:ilvl w:val="0"/>
+          <w:numId w:val="0"/>
+        </w:numPr>
+        <w:ind w:leftChars="0"/>
+        <w:rPr>
+          <w:rFonts w:hint="default" w:ascii="Calibri" w:hAnsi="Calibri" w:eastAsia="SimSun" w:cs="Calibri"/>
+          <w:b w:val="0"/>
+          <w:bCs w:val="0"/>
+          <w:sz w:val="24"/>
+          <w:szCs w:val="24"/>
+          <w:lang w:val="en-US"/>
+        </w:rPr>
+      </w:pPr>
+      <w:r>
+        <w:rPr>
+          <w:rFonts w:hint="default" w:ascii="Calibri" w:hAnsi="Calibri" w:eastAsia="SimSun" w:cs="Calibri"/>
           <w:b w:val="0"/>
           <w:bCs w:val="0"/>
           <w:sz w:val="24"/>
@@ -35672,37 +35740,39 @@
     <w:p>
       <w:pPr>
         <w:numPr>
-          <w:numId w:val="0"/>
-        </w:numPr>
-        <w:ind w:leftChars="0"/>
-        <w:rPr>
-          <w:rFonts w:hint="default" w:ascii="Calibri" w:hAnsi="Calibri" w:eastAsia="SimSun"/>
-          <w:b w:val="0"/>
-          <w:bCs w:val="0"/>
-          <w:sz w:val="24"/>
-          <w:szCs w:val="24"/>
-          <w:lang w:val="en-US"/>
-        </w:rPr>
-      </w:pPr>
-    </w:p>
-    <w:p>
-      <w:pPr>
-        <w:numPr>
-          <w:numId w:val="0"/>
-        </w:numPr>
-        <w:ind w:leftChars="0"/>
-        <w:rPr>
-          <w:rFonts w:hint="default" w:ascii="Calibri" w:hAnsi="Calibri" w:eastAsia="SimSun"/>
-          <w:b w:val="0"/>
-          <w:bCs w:val="0"/>
-          <w:sz w:val="24"/>
-          <w:szCs w:val="24"/>
-          <w:lang w:val="en-US"/>
-        </w:rPr>
-      </w:pPr>
-      <w:r>
-        <w:rPr>
-          <w:rFonts w:hint="default" w:ascii="Calibri" w:hAnsi="Calibri" w:eastAsia="SimSun"/>
+          <w:ilvl w:val="0"/>
+          <w:numId w:val="0"/>
+        </w:numPr>
+        <w:ind w:leftChars="0"/>
+        <w:rPr>
+          <w:rFonts w:hint="default" w:ascii="Calibri" w:hAnsi="Calibri" w:eastAsia="SimSun" w:cs="Calibri"/>
+          <w:b w:val="0"/>
+          <w:bCs w:val="0"/>
+          <w:sz w:val="24"/>
+          <w:szCs w:val="24"/>
+          <w:lang w:val="en-US"/>
+        </w:rPr>
+      </w:pPr>
+    </w:p>
+    <w:p>
+      <w:pPr>
+        <w:numPr>
+          <w:ilvl w:val="0"/>
+          <w:numId w:val="0"/>
+        </w:numPr>
+        <w:ind w:leftChars="0"/>
+        <w:rPr>
+          <w:rFonts w:hint="default" w:ascii="Calibri" w:hAnsi="Calibri" w:eastAsia="SimSun" w:cs="Calibri"/>
+          <w:b w:val="0"/>
+          <w:bCs w:val="0"/>
+          <w:sz w:val="24"/>
+          <w:szCs w:val="24"/>
+          <w:lang w:val="en-US"/>
+        </w:rPr>
+      </w:pPr>
+      <w:r>
+        <w:rPr>
+          <w:rFonts w:hint="default" w:ascii="Calibri" w:hAnsi="Calibri" w:eastAsia="SimSun" w:cs="Calibri"/>
           <w:b w:val="0"/>
           <w:bCs w:val="0"/>
           <w:sz w:val="24"/>
@@ -35715,21 +35785,22 @@
     <w:p>
       <w:pPr>
         <w:numPr>
-          <w:numId w:val="0"/>
-        </w:numPr>
-        <w:ind w:leftChars="0"/>
-        <w:rPr>
-          <w:rFonts w:hint="default" w:ascii="Calibri" w:hAnsi="Calibri" w:eastAsia="SimSun"/>
-          <w:b w:val="0"/>
-          <w:bCs w:val="0"/>
-          <w:sz w:val="24"/>
-          <w:szCs w:val="24"/>
-          <w:lang w:val="en-US"/>
-        </w:rPr>
-      </w:pPr>
-      <w:r>
-        <w:rPr>
-          <w:rFonts w:hint="default" w:ascii="Calibri" w:hAnsi="Calibri" w:eastAsia="SimSun"/>
+          <w:ilvl w:val="0"/>
+          <w:numId w:val="0"/>
+        </w:numPr>
+        <w:ind w:leftChars="0"/>
+        <w:rPr>
+          <w:rFonts w:hint="default" w:ascii="Calibri" w:hAnsi="Calibri" w:eastAsia="SimSun" w:cs="Calibri"/>
+          <w:b w:val="0"/>
+          <w:bCs w:val="0"/>
+          <w:sz w:val="24"/>
+          <w:szCs w:val="24"/>
+          <w:lang w:val="en-US"/>
+        </w:rPr>
+      </w:pPr>
+      <w:r>
+        <w:rPr>
+          <w:rFonts w:hint="default" w:ascii="Calibri" w:hAnsi="Calibri" w:eastAsia="SimSun" w:cs="Calibri"/>
           <w:b w:val="0"/>
           <w:bCs w:val="0"/>
           <w:sz w:val="24"/>
@@ -35742,21 +35813,22 @@
     <w:p>
       <w:pPr>
         <w:numPr>
-          <w:numId w:val="0"/>
-        </w:numPr>
-        <w:ind w:leftChars="0"/>
-        <w:rPr>
-          <w:rFonts w:hint="default" w:ascii="Calibri" w:hAnsi="Calibri" w:eastAsia="SimSun"/>
-          <w:b w:val="0"/>
-          <w:bCs w:val="0"/>
-          <w:sz w:val="24"/>
-          <w:szCs w:val="24"/>
-          <w:lang w:val="en-US"/>
-        </w:rPr>
-      </w:pPr>
-      <w:r>
-        <w:rPr>
-          <w:rFonts w:hint="default" w:ascii="Calibri" w:hAnsi="Calibri" w:eastAsia="SimSun"/>
+          <w:ilvl w:val="0"/>
+          <w:numId w:val="0"/>
+        </w:numPr>
+        <w:ind w:leftChars="0"/>
+        <w:rPr>
+          <w:rFonts w:hint="default" w:ascii="Calibri" w:hAnsi="Calibri" w:eastAsia="SimSun" w:cs="Calibri"/>
+          <w:b w:val="0"/>
+          <w:bCs w:val="0"/>
+          <w:sz w:val="24"/>
+          <w:szCs w:val="24"/>
+          <w:lang w:val="en-US"/>
+        </w:rPr>
+      </w:pPr>
+      <w:r>
+        <w:rPr>
+          <w:rFonts w:hint="default" w:ascii="Calibri" w:hAnsi="Calibri" w:eastAsia="SimSun" w:cs="Calibri"/>
           <w:b w:val="0"/>
           <w:bCs w:val="0"/>
           <w:sz w:val="24"/>
@@ -35769,21 +35841,22 @@
     <w:p>
       <w:pPr>
         <w:numPr>
-          <w:numId w:val="0"/>
-        </w:numPr>
-        <w:ind w:leftChars="0"/>
-        <w:rPr>
-          <w:rFonts w:hint="default" w:ascii="Calibri" w:hAnsi="Calibri" w:eastAsia="SimSun"/>
-          <w:b w:val="0"/>
-          <w:bCs w:val="0"/>
-          <w:sz w:val="24"/>
-          <w:szCs w:val="24"/>
-          <w:lang w:val="en-US"/>
-        </w:rPr>
-      </w:pPr>
-      <w:r>
-        <w:rPr>
-          <w:rFonts w:hint="default" w:ascii="Calibri" w:hAnsi="Calibri" w:eastAsia="SimSun"/>
+          <w:ilvl w:val="0"/>
+          <w:numId w:val="0"/>
+        </w:numPr>
+        <w:ind w:leftChars="0"/>
+        <w:rPr>
+          <w:rFonts w:hint="default" w:ascii="Calibri" w:hAnsi="Calibri" w:eastAsia="SimSun" w:cs="Calibri"/>
+          <w:b w:val="0"/>
+          <w:bCs w:val="0"/>
+          <w:sz w:val="24"/>
+          <w:szCs w:val="24"/>
+          <w:lang w:val="en-US"/>
+        </w:rPr>
+      </w:pPr>
+      <w:r>
+        <w:rPr>
+          <w:rFonts w:hint="default" w:ascii="Calibri" w:hAnsi="Calibri" w:eastAsia="SimSun" w:cs="Calibri"/>
           <w:b w:val="0"/>
           <w:bCs w:val="0"/>
           <w:sz w:val="24"/>
@@ -35796,21 +35869,22 @@
     <w:p>
       <w:pPr>
         <w:numPr>
-          <w:numId w:val="0"/>
-        </w:numPr>
-        <w:ind w:leftChars="0"/>
-        <w:rPr>
-          <w:rFonts w:hint="default" w:ascii="Calibri" w:hAnsi="Calibri" w:eastAsia="SimSun"/>
-          <w:b w:val="0"/>
-          <w:bCs w:val="0"/>
-          <w:sz w:val="24"/>
-          <w:szCs w:val="24"/>
-          <w:lang w:val="en-US"/>
-        </w:rPr>
-      </w:pPr>
-      <w:r>
-        <w:rPr>
-          <w:rFonts w:hint="default" w:ascii="Calibri" w:hAnsi="Calibri" w:eastAsia="SimSun"/>
+          <w:ilvl w:val="0"/>
+          <w:numId w:val="0"/>
+        </w:numPr>
+        <w:ind w:leftChars="0"/>
+        <w:rPr>
+          <w:rFonts w:hint="default" w:ascii="Calibri" w:hAnsi="Calibri" w:eastAsia="SimSun" w:cs="Calibri"/>
+          <w:b w:val="0"/>
+          <w:bCs w:val="0"/>
+          <w:sz w:val="24"/>
+          <w:szCs w:val="24"/>
+          <w:lang w:val="en-US"/>
+        </w:rPr>
+      </w:pPr>
+      <w:r>
+        <w:rPr>
+          <w:rFonts w:hint="default" w:ascii="Calibri" w:hAnsi="Calibri" w:eastAsia="SimSun" w:cs="Calibri"/>
           <w:b w:val="0"/>
           <w:bCs w:val="0"/>
           <w:sz w:val="24"/>
@@ -35823,21 +35897,22 @@
     <w:p>
       <w:pPr>
         <w:numPr>
-          <w:numId w:val="0"/>
-        </w:numPr>
-        <w:ind w:leftChars="0"/>
-        <w:rPr>
-          <w:rFonts w:hint="default" w:ascii="Calibri" w:hAnsi="Calibri" w:eastAsia="SimSun"/>
-          <w:b w:val="0"/>
-          <w:bCs w:val="0"/>
-          <w:sz w:val="24"/>
-          <w:szCs w:val="24"/>
-          <w:lang w:val="en-US"/>
-        </w:rPr>
-      </w:pPr>
-      <w:r>
-        <w:rPr>
-          <w:rFonts w:hint="default" w:ascii="Calibri" w:hAnsi="Calibri" w:eastAsia="SimSun"/>
+          <w:ilvl w:val="0"/>
+          <w:numId w:val="0"/>
+        </w:numPr>
+        <w:ind w:leftChars="0"/>
+        <w:rPr>
+          <w:rFonts w:hint="default" w:ascii="Calibri" w:hAnsi="Calibri" w:eastAsia="SimSun" w:cs="Calibri"/>
+          <w:b w:val="0"/>
+          <w:bCs w:val="0"/>
+          <w:sz w:val="24"/>
+          <w:szCs w:val="24"/>
+          <w:lang w:val="en-US"/>
+        </w:rPr>
+      </w:pPr>
+      <w:r>
+        <w:rPr>
+          <w:rFonts w:hint="default" w:ascii="Calibri" w:hAnsi="Calibri" w:eastAsia="SimSun" w:cs="Calibri"/>
           <w:b w:val="0"/>
           <w:bCs w:val="0"/>
           <w:sz w:val="24"/>
@@ -35850,53 +35925,56 @@
     <w:p>
       <w:pPr>
         <w:numPr>
-          <w:numId w:val="0"/>
-        </w:numPr>
-        <w:ind w:leftChars="0"/>
-        <w:rPr>
-          <w:rFonts w:hint="default" w:ascii="Calibri" w:hAnsi="Calibri" w:eastAsia="SimSun"/>
-          <w:b w:val="0"/>
-          <w:bCs w:val="0"/>
-          <w:sz w:val="24"/>
-          <w:szCs w:val="24"/>
-          <w:lang w:val="en-US"/>
-        </w:rPr>
-      </w:pPr>
-    </w:p>
-    <w:p>
-      <w:pPr>
-        <w:numPr>
-          <w:numId w:val="0"/>
-        </w:numPr>
-        <w:ind w:leftChars="0"/>
-        <w:rPr>
-          <w:rFonts w:hint="default" w:ascii="Calibri" w:hAnsi="Calibri" w:eastAsia="SimSun"/>
-          <w:b w:val="0"/>
-          <w:bCs w:val="0"/>
-          <w:sz w:val="24"/>
-          <w:szCs w:val="24"/>
-          <w:lang w:val="en-US"/>
-        </w:rPr>
-      </w:pPr>
-    </w:p>
-    <w:p>
-      <w:pPr>
-        <w:numPr>
-          <w:numId w:val="0"/>
-        </w:numPr>
-        <w:ind w:leftChars="0"/>
-        <w:rPr>
-          <w:rFonts w:hint="default" w:ascii="Calibri" w:hAnsi="Calibri" w:eastAsia="SimSun"/>
-          <w:b w:val="0"/>
-          <w:bCs w:val="0"/>
-          <w:sz w:val="24"/>
-          <w:szCs w:val="24"/>
-          <w:lang w:val="en-US"/>
-        </w:rPr>
-      </w:pPr>
-      <w:r>
-        <w:rPr>
-          <w:rFonts w:hint="default" w:ascii="Calibri" w:hAnsi="Calibri" w:eastAsia="SimSun"/>
+          <w:ilvl w:val="0"/>
+          <w:numId w:val="0"/>
+        </w:numPr>
+        <w:ind w:leftChars="0"/>
+        <w:rPr>
+          <w:rFonts w:hint="default" w:ascii="Calibri" w:hAnsi="Calibri" w:eastAsia="SimSun" w:cs="Calibri"/>
+          <w:b w:val="0"/>
+          <w:bCs w:val="0"/>
+          <w:sz w:val="24"/>
+          <w:szCs w:val="24"/>
+          <w:lang w:val="en-US"/>
+        </w:rPr>
+      </w:pPr>
+    </w:p>
+    <w:p>
+      <w:pPr>
+        <w:numPr>
+          <w:ilvl w:val="0"/>
+          <w:numId w:val="0"/>
+        </w:numPr>
+        <w:ind w:leftChars="0"/>
+        <w:rPr>
+          <w:rFonts w:hint="default" w:ascii="Calibri" w:hAnsi="Calibri" w:eastAsia="SimSun" w:cs="Calibri"/>
+          <w:b w:val="0"/>
+          <w:bCs w:val="0"/>
+          <w:sz w:val="24"/>
+          <w:szCs w:val="24"/>
+          <w:lang w:val="en-US"/>
+        </w:rPr>
+      </w:pPr>
+    </w:p>
+    <w:p>
+      <w:pPr>
+        <w:numPr>
+          <w:ilvl w:val="0"/>
+          <w:numId w:val="0"/>
+        </w:numPr>
+        <w:ind w:leftChars="0"/>
+        <w:rPr>
+          <w:rFonts w:hint="default" w:ascii="Calibri" w:hAnsi="Calibri" w:eastAsia="SimSun" w:cs="Calibri"/>
+          <w:b w:val="0"/>
+          <w:bCs w:val="0"/>
+          <w:sz w:val="24"/>
+          <w:szCs w:val="24"/>
+          <w:lang w:val="en-US"/>
+        </w:rPr>
+      </w:pPr>
+      <w:r>
+        <w:rPr>
+          <w:rFonts w:hint="default" w:ascii="Calibri" w:hAnsi="Calibri" w:eastAsia="SimSun" w:cs="Calibri"/>
           <w:b w:val="0"/>
           <w:bCs w:val="0"/>
           <w:sz w:val="24"/>
@@ -35909,21 +35987,22 @@
     <w:p>
       <w:pPr>
         <w:numPr>
-          <w:numId w:val="0"/>
-        </w:numPr>
-        <w:ind w:leftChars="0"/>
-        <w:rPr>
-          <w:rFonts w:hint="default" w:ascii="Calibri" w:hAnsi="Calibri" w:eastAsia="SimSun"/>
-          <w:b w:val="0"/>
-          <w:bCs w:val="0"/>
-          <w:sz w:val="24"/>
-          <w:szCs w:val="24"/>
-          <w:lang w:val="en-US"/>
-        </w:rPr>
-      </w:pPr>
-      <w:r>
-        <w:rPr>
-          <w:rFonts w:hint="default" w:ascii="Calibri" w:hAnsi="Calibri" w:eastAsia="SimSun"/>
+          <w:ilvl w:val="0"/>
+          <w:numId w:val="0"/>
+        </w:numPr>
+        <w:ind w:leftChars="0"/>
+        <w:rPr>
+          <w:rFonts w:hint="default" w:ascii="Calibri" w:hAnsi="Calibri" w:eastAsia="SimSun" w:cs="Calibri"/>
+          <w:b w:val="0"/>
+          <w:bCs w:val="0"/>
+          <w:sz w:val="24"/>
+          <w:szCs w:val="24"/>
+          <w:lang w:val="en-US"/>
+        </w:rPr>
+      </w:pPr>
+      <w:r>
+        <w:rPr>
+          <w:rFonts w:hint="default" w:ascii="Calibri" w:hAnsi="Calibri" w:eastAsia="SimSun" w:cs="Calibri"/>
           <w:b w:val="0"/>
           <w:bCs w:val="0"/>
           <w:sz w:val="24"/>
@@ -35936,21 +36015,22 @@
     <w:p>
       <w:pPr>
         <w:numPr>
-          <w:numId w:val="0"/>
-        </w:numPr>
-        <w:ind w:leftChars="0"/>
-        <w:rPr>
-          <w:rFonts w:hint="default" w:ascii="Calibri" w:hAnsi="Calibri" w:eastAsia="SimSun"/>
-          <w:b w:val="0"/>
-          <w:bCs w:val="0"/>
-          <w:sz w:val="24"/>
-          <w:szCs w:val="24"/>
-          <w:lang w:val="en-US"/>
-        </w:rPr>
-      </w:pPr>
-      <w:r>
-        <w:rPr>
-          <w:rFonts w:hint="default" w:ascii="Calibri" w:hAnsi="Calibri" w:eastAsia="SimSun"/>
+          <w:ilvl w:val="0"/>
+          <w:numId w:val="0"/>
+        </w:numPr>
+        <w:ind w:leftChars="0"/>
+        <w:rPr>
+          <w:rFonts w:hint="default" w:ascii="Calibri" w:hAnsi="Calibri" w:eastAsia="SimSun" w:cs="Calibri"/>
+          <w:b w:val="0"/>
+          <w:bCs w:val="0"/>
+          <w:sz w:val="24"/>
+          <w:szCs w:val="24"/>
+          <w:lang w:val="en-US"/>
+        </w:rPr>
+      </w:pPr>
+      <w:r>
+        <w:rPr>
+          <w:rFonts w:hint="default" w:ascii="Calibri" w:hAnsi="Calibri" w:eastAsia="SimSun" w:cs="Calibri"/>
           <w:b w:val="0"/>
           <w:bCs w:val="0"/>
           <w:sz w:val="24"/>
@@ -35963,11 +36043,12 @@
     <w:p>
       <w:pPr>
         <w:numPr>
-          <w:numId w:val="0"/>
-        </w:numPr>
-        <w:ind w:leftChars="0"/>
-        <w:rPr>
-          <w:rFonts w:hint="default" w:ascii="Calibri" w:hAnsi="Calibri" w:eastAsia="SimSun"/>
+          <w:ilvl w:val="0"/>
+          <w:numId w:val="0"/>
+        </w:numPr>
+        <w:ind w:leftChars="0"/>
+        <w:rPr>
+          <w:rFonts w:hint="default" w:ascii="Calibri" w:hAnsi="Calibri" w:eastAsia="SimSun" w:cs="Calibri"/>
           <w:b w:val="0"/>
           <w:bCs w:val="0"/>
           <w:sz w:val="24"/>
@@ -35984,17 +36065,17 @@
         </w:numPr>
         <w:ind w:left="420" w:leftChars="0" w:hanging="420" w:firstLineChars="0"/>
         <w:rPr>
-          <w:rFonts w:hint="default" w:ascii="Calibri" w:hAnsi="Calibri" w:eastAsia="SimSun"/>
-          <w:b w:val="0"/>
-          <w:bCs w:val="0"/>
-          <w:sz w:val="24"/>
-          <w:szCs w:val="24"/>
-          <w:lang w:val="en-US"/>
-        </w:rPr>
-      </w:pPr>
-      <w:r>
-        <w:rPr>
-          <w:rFonts w:hint="default" w:ascii="Calibri" w:hAnsi="Calibri" w:eastAsia="SimSun"/>
+          <w:rFonts w:hint="default" w:ascii="Calibri" w:hAnsi="Calibri" w:eastAsia="SimSun" w:cs="Calibri"/>
+          <w:b w:val="0"/>
+          <w:bCs w:val="0"/>
+          <w:sz w:val="24"/>
+          <w:szCs w:val="24"/>
+          <w:lang w:val="en-US"/>
+        </w:rPr>
+      </w:pPr>
+      <w:r>
+        <w:rPr>
+          <w:rFonts w:hint="default" w:ascii="Calibri" w:hAnsi="Calibri" w:eastAsia="SimSun" w:cs="Calibri"/>
           <w:b w:val="0"/>
           <w:bCs w:val="0"/>
           <w:sz w:val="24"/>
@@ -36007,21 +36088,22 @@
     <w:p>
       <w:pPr>
         <w:numPr>
-          <w:numId w:val="0"/>
-        </w:numPr>
-        <w:ind w:leftChars="0"/>
-        <w:rPr>
-          <w:rFonts w:hint="default" w:ascii="Calibri" w:hAnsi="Calibri" w:eastAsia="SimSun"/>
-          <w:b w:val="0"/>
-          <w:bCs w:val="0"/>
-          <w:sz w:val="24"/>
-          <w:szCs w:val="24"/>
-          <w:lang w:val="en-US"/>
-        </w:rPr>
-      </w:pPr>
-      <w:r>
-        <w:rPr>
-          <w:rFonts w:hint="default" w:ascii="Calibri" w:hAnsi="Calibri" w:eastAsia="SimSun"/>
+          <w:ilvl w:val="0"/>
+          <w:numId w:val="0"/>
+        </w:numPr>
+        <w:ind w:leftChars="0"/>
+        <w:rPr>
+          <w:rFonts w:hint="default" w:ascii="Calibri" w:hAnsi="Calibri" w:eastAsia="SimSun" w:cs="Calibri"/>
+          <w:b w:val="0"/>
+          <w:bCs w:val="0"/>
+          <w:sz w:val="24"/>
+          <w:szCs w:val="24"/>
+          <w:lang w:val="en-US"/>
+        </w:rPr>
+      </w:pPr>
+      <w:r>
+        <w:rPr>
+          <w:rFonts w:hint="default" w:ascii="Calibri" w:hAnsi="Calibri" w:eastAsia="SimSun" w:cs="Calibri"/>
           <w:b w:val="0"/>
           <w:bCs w:val="0"/>
           <w:sz w:val="24"/>
@@ -36034,21 +36116,22 @@
     <w:p>
       <w:pPr>
         <w:numPr>
-          <w:numId w:val="0"/>
-        </w:numPr>
-        <w:ind w:leftChars="0"/>
-        <w:rPr>
-          <w:rFonts w:hint="default" w:ascii="Calibri" w:hAnsi="Calibri" w:eastAsia="SimSun"/>
-          <w:b w:val="0"/>
-          <w:bCs w:val="0"/>
-          <w:sz w:val="24"/>
-          <w:szCs w:val="24"/>
-          <w:lang w:val="en-US"/>
-        </w:rPr>
-      </w:pPr>
-      <w:r>
-        <w:rPr>
-          <w:rFonts w:hint="default" w:ascii="Calibri" w:hAnsi="Calibri" w:eastAsia="SimSun"/>
+          <w:ilvl w:val="0"/>
+          <w:numId w:val="0"/>
+        </w:numPr>
+        <w:ind w:leftChars="0"/>
+        <w:rPr>
+          <w:rFonts w:hint="default" w:ascii="Calibri" w:hAnsi="Calibri" w:eastAsia="SimSun" w:cs="Calibri"/>
+          <w:b w:val="0"/>
+          <w:bCs w:val="0"/>
+          <w:sz w:val="24"/>
+          <w:szCs w:val="24"/>
+          <w:lang w:val="en-US"/>
+        </w:rPr>
+      </w:pPr>
+      <w:r>
+        <w:rPr>
+          <w:rFonts w:hint="default" w:ascii="Calibri" w:hAnsi="Calibri" w:eastAsia="SimSun" w:cs="Calibri"/>
           <w:b w:val="0"/>
           <w:bCs w:val="0"/>
           <w:sz w:val="24"/>
@@ -36061,21 +36144,22 @@
     <w:p>
       <w:pPr>
         <w:numPr>
-          <w:numId w:val="0"/>
-        </w:numPr>
-        <w:ind w:leftChars="0"/>
-        <w:rPr>
-          <w:rFonts w:hint="default" w:ascii="Calibri" w:hAnsi="Calibri" w:eastAsia="SimSun"/>
-          <w:b w:val="0"/>
-          <w:bCs w:val="0"/>
-          <w:sz w:val="24"/>
-          <w:szCs w:val="24"/>
-          <w:lang w:val="en-US"/>
-        </w:rPr>
-      </w:pPr>
-      <w:r>
-        <w:rPr>
-          <w:rFonts w:hint="default" w:ascii="Calibri" w:hAnsi="Calibri" w:eastAsia="SimSun"/>
+          <w:ilvl w:val="0"/>
+          <w:numId w:val="0"/>
+        </w:numPr>
+        <w:ind w:leftChars="0"/>
+        <w:rPr>
+          <w:rFonts w:hint="default" w:ascii="Calibri" w:hAnsi="Calibri" w:eastAsia="SimSun" w:cs="Calibri"/>
+          <w:b w:val="0"/>
+          <w:bCs w:val="0"/>
+          <w:sz w:val="24"/>
+          <w:szCs w:val="24"/>
+          <w:lang w:val="en-US"/>
+        </w:rPr>
+      </w:pPr>
+      <w:r>
+        <w:rPr>
+          <w:rFonts w:hint="default" w:ascii="Calibri" w:hAnsi="Calibri" w:eastAsia="SimSun" w:cs="Calibri"/>
           <w:b w:val="0"/>
           <w:bCs w:val="0"/>
           <w:sz w:val="24"/>
@@ -36088,37 +36172,39 @@
     <w:p>
       <w:pPr>
         <w:numPr>
-          <w:numId w:val="0"/>
-        </w:numPr>
-        <w:ind w:leftChars="0"/>
-        <w:rPr>
-          <w:rFonts w:hint="default" w:ascii="Calibri" w:hAnsi="Calibri" w:eastAsia="SimSun"/>
-          <w:b w:val="0"/>
-          <w:bCs w:val="0"/>
-          <w:sz w:val="24"/>
-          <w:szCs w:val="24"/>
-          <w:lang w:val="en-US"/>
-        </w:rPr>
-      </w:pPr>
-    </w:p>
-    <w:p>
-      <w:pPr>
-        <w:numPr>
-          <w:numId w:val="0"/>
-        </w:numPr>
-        <w:ind w:leftChars="0"/>
-        <w:rPr>
-          <w:rFonts w:hint="default" w:ascii="Calibri" w:hAnsi="Calibri" w:eastAsia="SimSun"/>
-          <w:b w:val="0"/>
-          <w:bCs w:val="0"/>
-          <w:sz w:val="24"/>
-          <w:szCs w:val="24"/>
-          <w:lang w:val="en-US"/>
-        </w:rPr>
-      </w:pPr>
-      <w:r>
-        <w:rPr>
-          <w:rFonts w:hint="default" w:ascii="Calibri" w:hAnsi="Calibri" w:eastAsia="SimSun"/>
+          <w:ilvl w:val="0"/>
+          <w:numId w:val="0"/>
+        </w:numPr>
+        <w:ind w:leftChars="0"/>
+        <w:rPr>
+          <w:rFonts w:hint="default" w:ascii="Calibri" w:hAnsi="Calibri" w:eastAsia="SimSun" w:cs="Calibri"/>
+          <w:b w:val="0"/>
+          <w:bCs w:val="0"/>
+          <w:sz w:val="24"/>
+          <w:szCs w:val="24"/>
+          <w:lang w:val="en-US"/>
+        </w:rPr>
+      </w:pPr>
+    </w:p>
+    <w:p>
+      <w:pPr>
+        <w:numPr>
+          <w:ilvl w:val="0"/>
+          <w:numId w:val="0"/>
+        </w:numPr>
+        <w:ind w:leftChars="0"/>
+        <w:rPr>
+          <w:rFonts w:hint="default" w:ascii="Calibri" w:hAnsi="Calibri" w:eastAsia="SimSun" w:cs="Calibri"/>
+          <w:b w:val="0"/>
+          <w:bCs w:val="0"/>
+          <w:sz w:val="24"/>
+          <w:szCs w:val="24"/>
+          <w:lang w:val="en-US"/>
+        </w:rPr>
+      </w:pPr>
+      <w:r>
+        <w:rPr>
+          <w:rFonts w:hint="default" w:ascii="Calibri" w:hAnsi="Calibri" w:eastAsia="SimSun" w:cs="Calibri"/>
           <w:b w:val="0"/>
           <w:bCs w:val="0"/>
           <w:sz w:val="24"/>
@@ -36131,21 +36217,22 @@
     <w:p>
       <w:pPr>
         <w:numPr>
-          <w:numId w:val="0"/>
-        </w:numPr>
-        <w:ind w:leftChars="0"/>
-        <w:rPr>
-          <w:rFonts w:hint="default" w:ascii="Calibri" w:hAnsi="Calibri" w:eastAsia="SimSun"/>
-          <w:b w:val="0"/>
-          <w:bCs w:val="0"/>
-          <w:sz w:val="24"/>
-          <w:szCs w:val="24"/>
-          <w:lang w:val="en-US"/>
-        </w:rPr>
-      </w:pPr>
-      <w:r>
-        <w:rPr>
-          <w:rFonts w:hint="default" w:ascii="Calibri" w:hAnsi="Calibri" w:eastAsia="SimSun"/>
+          <w:ilvl w:val="0"/>
+          <w:numId w:val="0"/>
+        </w:numPr>
+        <w:ind w:leftChars="0"/>
+        <w:rPr>
+          <w:rFonts w:hint="default" w:ascii="Calibri" w:hAnsi="Calibri" w:eastAsia="SimSun" w:cs="Calibri"/>
+          <w:b w:val="0"/>
+          <w:bCs w:val="0"/>
+          <w:sz w:val="24"/>
+          <w:szCs w:val="24"/>
+          <w:lang w:val="en-US"/>
+        </w:rPr>
+      </w:pPr>
+      <w:r>
+        <w:rPr>
+          <w:rFonts w:hint="default" w:ascii="Calibri" w:hAnsi="Calibri" w:eastAsia="SimSun" w:cs="Calibri"/>
           <w:b w:val="0"/>
           <w:bCs w:val="0"/>
           <w:sz w:val="24"/>
@@ -36158,21 +36245,22 @@
     <w:p>
       <w:pPr>
         <w:numPr>
-          <w:numId w:val="0"/>
-        </w:numPr>
-        <w:ind w:leftChars="0"/>
-        <w:rPr>
-          <w:rFonts w:hint="default" w:ascii="Calibri" w:hAnsi="Calibri" w:eastAsia="SimSun"/>
-          <w:b w:val="0"/>
-          <w:bCs w:val="0"/>
-          <w:sz w:val="24"/>
-          <w:szCs w:val="24"/>
-          <w:lang w:val="en-US"/>
-        </w:rPr>
-      </w:pPr>
-      <w:r>
-        <w:rPr>
-          <w:rFonts w:hint="default" w:ascii="Calibri" w:hAnsi="Calibri" w:eastAsia="SimSun"/>
+          <w:ilvl w:val="0"/>
+          <w:numId w:val="0"/>
+        </w:numPr>
+        <w:ind w:leftChars="0"/>
+        <w:rPr>
+          <w:rFonts w:hint="default" w:ascii="Calibri" w:hAnsi="Calibri" w:eastAsia="SimSun" w:cs="Calibri"/>
+          <w:b w:val="0"/>
+          <w:bCs w:val="0"/>
+          <w:sz w:val="24"/>
+          <w:szCs w:val="24"/>
+          <w:lang w:val="en-US"/>
+        </w:rPr>
+      </w:pPr>
+      <w:r>
+        <w:rPr>
+          <w:rFonts w:hint="default" w:ascii="Calibri" w:hAnsi="Calibri" w:eastAsia="SimSun" w:cs="Calibri"/>
           <w:b w:val="0"/>
           <w:bCs w:val="0"/>
           <w:sz w:val="24"/>
@@ -36185,21 +36273,22 @@
     <w:p>
       <w:pPr>
         <w:numPr>
-          <w:numId w:val="0"/>
-        </w:numPr>
-        <w:ind w:leftChars="0"/>
-        <w:rPr>
-          <w:rFonts w:hint="default" w:ascii="Calibri" w:hAnsi="Calibri" w:eastAsia="SimSun"/>
-          <w:b w:val="0"/>
-          <w:bCs w:val="0"/>
-          <w:sz w:val="24"/>
-          <w:szCs w:val="24"/>
-          <w:lang w:val="en-US"/>
-        </w:rPr>
-      </w:pPr>
-      <w:r>
-        <w:rPr>
-          <w:rFonts w:hint="default" w:ascii="Calibri" w:hAnsi="Calibri" w:eastAsia="SimSun"/>
+          <w:ilvl w:val="0"/>
+          <w:numId w:val="0"/>
+        </w:numPr>
+        <w:ind w:leftChars="0"/>
+        <w:rPr>
+          <w:rFonts w:hint="default" w:ascii="Calibri" w:hAnsi="Calibri" w:eastAsia="SimSun" w:cs="Calibri"/>
+          <w:b w:val="0"/>
+          <w:bCs w:val="0"/>
+          <w:sz w:val="24"/>
+          <w:szCs w:val="24"/>
+          <w:lang w:val="en-US"/>
+        </w:rPr>
+      </w:pPr>
+      <w:r>
+        <w:rPr>
+          <w:rFonts w:hint="default" w:ascii="Calibri" w:hAnsi="Calibri" w:eastAsia="SimSun" w:cs="Calibri"/>
           <w:b w:val="0"/>
           <w:bCs w:val="0"/>
           <w:sz w:val="24"/>
@@ -36212,21 +36301,22 @@
     <w:p>
       <w:pPr>
         <w:numPr>
-          <w:numId w:val="0"/>
-        </w:numPr>
-        <w:ind w:leftChars="0"/>
-        <w:rPr>
-          <w:rFonts w:hint="default" w:ascii="Calibri" w:hAnsi="Calibri" w:eastAsia="SimSun"/>
-          <w:b w:val="0"/>
-          <w:bCs w:val="0"/>
-          <w:sz w:val="24"/>
-          <w:szCs w:val="24"/>
-          <w:lang w:val="en-US"/>
-        </w:rPr>
-      </w:pPr>
-      <w:r>
-        <w:rPr>
-          <w:rFonts w:hint="default" w:ascii="Calibri" w:hAnsi="Calibri" w:eastAsia="SimSun"/>
+          <w:ilvl w:val="0"/>
+          <w:numId w:val="0"/>
+        </w:numPr>
+        <w:ind w:leftChars="0"/>
+        <w:rPr>
+          <w:rFonts w:hint="default" w:ascii="Calibri" w:hAnsi="Calibri" w:eastAsia="SimSun" w:cs="Calibri"/>
+          <w:b w:val="0"/>
+          <w:bCs w:val="0"/>
+          <w:sz w:val="24"/>
+          <w:szCs w:val="24"/>
+          <w:lang w:val="en-US"/>
+        </w:rPr>
+      </w:pPr>
+      <w:r>
+        <w:rPr>
+          <w:rFonts w:hint="default" w:ascii="Calibri" w:hAnsi="Calibri" w:eastAsia="SimSun" w:cs="Calibri"/>
           <w:b w:val="0"/>
           <w:bCs w:val="0"/>
           <w:sz w:val="24"/>
@@ -36239,27 +36329,29 @@
     <w:p>
       <w:pPr>
         <w:numPr>
-          <w:numId w:val="0"/>
-        </w:numPr>
-        <w:ind w:leftChars="0"/>
-        <w:rPr>
-          <w:rFonts w:hint="default" w:ascii="Calibri" w:hAnsi="Calibri" w:eastAsia="SimSun"/>
-          <w:b w:val="0"/>
-          <w:bCs w:val="0"/>
-          <w:sz w:val="24"/>
-          <w:szCs w:val="24"/>
-          <w:lang w:val="en-US"/>
-        </w:rPr>
-      </w:pPr>
-    </w:p>
-    <w:p>
-      <w:pPr>
-        <w:numPr>
-          <w:numId w:val="0"/>
-        </w:numPr>
-        <w:ind w:leftChars="0"/>
-        <w:rPr>
-          <w:rFonts w:hint="default" w:ascii="Calibri" w:hAnsi="Calibri" w:eastAsia="SimSun"/>
+          <w:ilvl w:val="0"/>
+          <w:numId w:val="0"/>
+        </w:numPr>
+        <w:ind w:leftChars="0"/>
+        <w:rPr>
+          <w:rFonts w:hint="default" w:ascii="Calibri" w:hAnsi="Calibri" w:eastAsia="SimSun" w:cs="Calibri"/>
+          <w:b w:val="0"/>
+          <w:bCs w:val="0"/>
+          <w:sz w:val="24"/>
+          <w:szCs w:val="24"/>
+          <w:lang w:val="en-US"/>
+        </w:rPr>
+      </w:pPr>
+    </w:p>
+    <w:p>
+      <w:pPr>
+        <w:numPr>
+          <w:ilvl w:val="0"/>
+          <w:numId w:val="0"/>
+        </w:numPr>
+        <w:ind w:leftChars="0"/>
+        <w:rPr>
+          <w:rFonts w:hint="default" w:ascii="Calibri" w:hAnsi="Calibri" w:eastAsia="SimSun" w:cs="Calibri"/>
           <w:b w:val="0"/>
           <w:bCs w:val="0"/>
           <w:sz w:val="24"/>
@@ -36276,17 +36368,17 @@
         </w:numPr>
         <w:ind w:left="420" w:leftChars="0" w:hanging="420" w:firstLineChars="0"/>
         <w:rPr>
-          <w:rFonts w:hint="default" w:ascii="Calibri" w:hAnsi="Calibri" w:eastAsia="SimSun"/>
-          <w:b w:val="0"/>
-          <w:bCs w:val="0"/>
-          <w:sz w:val="24"/>
-          <w:szCs w:val="24"/>
-          <w:lang w:val="en-US"/>
-        </w:rPr>
-      </w:pPr>
-      <w:r>
-        <w:rPr>
-          <w:rFonts w:hint="default" w:ascii="Calibri" w:hAnsi="Calibri" w:eastAsia="SimSun"/>
+          <w:rFonts w:hint="default" w:ascii="Calibri" w:hAnsi="Calibri" w:eastAsia="SimSun" w:cs="Calibri"/>
+          <w:b w:val="0"/>
+          <w:bCs w:val="0"/>
+          <w:sz w:val="24"/>
+          <w:szCs w:val="24"/>
+          <w:lang w:val="en-US"/>
+        </w:rPr>
+      </w:pPr>
+      <w:r>
+        <w:rPr>
+          <w:rFonts w:hint="default" w:ascii="Calibri" w:hAnsi="Calibri" w:eastAsia="SimSun" w:cs="Calibri"/>
           <w:b w:val="0"/>
           <w:bCs w:val="0"/>
           <w:sz w:val="24"/>
@@ -36299,21 +36391,22 @@
     <w:p>
       <w:pPr>
         <w:numPr>
-          <w:numId w:val="0"/>
-        </w:numPr>
-        <w:ind w:leftChars="0"/>
-        <w:rPr>
-          <w:rFonts w:hint="default" w:ascii="Calibri" w:hAnsi="Calibri" w:eastAsia="SimSun"/>
-          <w:b w:val="0"/>
-          <w:bCs w:val="0"/>
-          <w:sz w:val="24"/>
-          <w:szCs w:val="24"/>
-          <w:lang w:val="en-US"/>
-        </w:rPr>
-      </w:pPr>
-      <w:r>
-        <w:rPr>
-          <w:rFonts w:hint="default" w:ascii="Calibri" w:hAnsi="Calibri" w:eastAsia="SimSun"/>
+          <w:ilvl w:val="0"/>
+          <w:numId w:val="0"/>
+        </w:numPr>
+        <w:ind w:leftChars="0"/>
+        <w:rPr>
+          <w:rFonts w:hint="default" w:ascii="Calibri" w:hAnsi="Calibri" w:eastAsia="SimSun" w:cs="Calibri"/>
+          <w:b w:val="0"/>
+          <w:bCs w:val="0"/>
+          <w:sz w:val="24"/>
+          <w:szCs w:val="24"/>
+          <w:lang w:val="en-US"/>
+        </w:rPr>
+      </w:pPr>
+      <w:r>
+        <w:rPr>
+          <w:rFonts w:hint="default" w:ascii="Calibri" w:hAnsi="Calibri" w:eastAsia="SimSun" w:cs="Calibri"/>
           <w:b w:val="0"/>
           <w:bCs w:val="0"/>
           <w:sz w:val="24"/>
@@ -36326,21 +36419,22 @@
     <w:p>
       <w:pPr>
         <w:numPr>
-          <w:numId w:val="0"/>
-        </w:numPr>
-        <w:ind w:leftChars="0"/>
-        <w:rPr>
-          <w:rFonts w:hint="default" w:ascii="Calibri" w:hAnsi="Calibri" w:eastAsia="SimSun"/>
-          <w:b w:val="0"/>
-          <w:bCs w:val="0"/>
-          <w:sz w:val="24"/>
-          <w:szCs w:val="24"/>
-          <w:lang w:val="en-US"/>
-        </w:rPr>
-      </w:pPr>
-      <w:r>
-        <w:rPr>
-          <w:rFonts w:hint="default" w:ascii="Calibri" w:hAnsi="Calibri" w:eastAsia="SimSun"/>
+          <w:ilvl w:val="0"/>
+          <w:numId w:val="0"/>
+        </w:numPr>
+        <w:ind w:leftChars="0"/>
+        <w:rPr>
+          <w:rFonts w:hint="default" w:ascii="Calibri" w:hAnsi="Calibri" w:eastAsia="SimSun" w:cs="Calibri"/>
+          <w:b w:val="0"/>
+          <w:bCs w:val="0"/>
+          <w:sz w:val="24"/>
+          <w:szCs w:val="24"/>
+          <w:lang w:val="en-US"/>
+        </w:rPr>
+      </w:pPr>
+      <w:r>
+        <w:rPr>
+          <w:rFonts w:hint="default" w:ascii="Calibri" w:hAnsi="Calibri" w:eastAsia="SimSun" w:cs="Calibri"/>
           <w:b w:val="0"/>
           <w:bCs w:val="0"/>
           <w:sz w:val="24"/>
@@ -36353,21 +36447,22 @@
     <w:p>
       <w:pPr>
         <w:numPr>
-          <w:numId w:val="0"/>
-        </w:numPr>
-        <w:ind w:leftChars="0"/>
-        <w:rPr>
-          <w:rFonts w:hint="default" w:ascii="Calibri" w:hAnsi="Calibri" w:eastAsia="SimSun"/>
-          <w:b w:val="0"/>
-          <w:bCs w:val="0"/>
-          <w:sz w:val="24"/>
-          <w:szCs w:val="24"/>
-          <w:lang w:val="en-US"/>
-        </w:rPr>
-      </w:pPr>
-      <w:r>
-        <w:rPr>
-          <w:rFonts w:hint="default" w:ascii="Calibri" w:hAnsi="Calibri" w:eastAsia="SimSun"/>
+          <w:ilvl w:val="0"/>
+          <w:numId w:val="0"/>
+        </w:numPr>
+        <w:ind w:leftChars="0"/>
+        <w:rPr>
+          <w:rFonts w:hint="default" w:ascii="Calibri" w:hAnsi="Calibri" w:eastAsia="SimSun" w:cs="Calibri"/>
+          <w:b w:val="0"/>
+          <w:bCs w:val="0"/>
+          <w:sz w:val="24"/>
+          <w:szCs w:val="24"/>
+          <w:lang w:val="en-US"/>
+        </w:rPr>
+      </w:pPr>
+      <w:r>
+        <w:rPr>
+          <w:rFonts w:hint="default" w:ascii="Calibri" w:hAnsi="Calibri" w:eastAsia="SimSun" w:cs="Calibri"/>
           <w:b w:val="0"/>
           <w:bCs w:val="0"/>
           <w:sz w:val="24"/>
@@ -36380,21 +36475,22 @@
     <w:p>
       <w:pPr>
         <w:numPr>
-          <w:numId w:val="0"/>
-        </w:numPr>
-        <w:ind w:leftChars="0"/>
-        <w:rPr>
-          <w:rFonts w:hint="default" w:ascii="Calibri" w:hAnsi="Calibri" w:eastAsia="SimSun"/>
-          <w:b w:val="0"/>
-          <w:bCs w:val="0"/>
-          <w:sz w:val="24"/>
-          <w:szCs w:val="24"/>
-          <w:lang w:val="en-US"/>
-        </w:rPr>
-      </w:pPr>
-      <w:r>
-        <w:rPr>
-          <w:rFonts w:hint="default" w:ascii="Calibri" w:hAnsi="Calibri" w:eastAsia="SimSun"/>
+          <w:ilvl w:val="0"/>
+          <w:numId w:val="0"/>
+        </w:numPr>
+        <w:ind w:leftChars="0"/>
+        <w:rPr>
+          <w:rFonts w:hint="default" w:ascii="Calibri" w:hAnsi="Calibri" w:eastAsia="SimSun" w:cs="Calibri"/>
+          <w:b w:val="0"/>
+          <w:bCs w:val="0"/>
+          <w:sz w:val="24"/>
+          <w:szCs w:val="24"/>
+          <w:lang w:val="en-US"/>
+        </w:rPr>
+      </w:pPr>
+      <w:r>
+        <w:rPr>
+          <w:rFonts w:hint="default" w:ascii="Calibri" w:hAnsi="Calibri" w:eastAsia="SimSun" w:cs="Calibri"/>
           <w:b w:val="0"/>
           <w:bCs w:val="0"/>
           <w:sz w:val="24"/>
@@ -36407,37 +36503,39 @@
     <w:p>
       <w:pPr>
         <w:numPr>
-          <w:numId w:val="0"/>
-        </w:numPr>
-        <w:ind w:leftChars="0"/>
-        <w:rPr>
-          <w:rFonts w:hint="default" w:ascii="Calibri" w:hAnsi="Calibri" w:eastAsia="SimSun"/>
-          <w:b w:val="0"/>
-          <w:bCs w:val="0"/>
-          <w:sz w:val="24"/>
-          <w:szCs w:val="24"/>
-          <w:lang w:val="en-US"/>
-        </w:rPr>
-      </w:pPr>
-    </w:p>
-    <w:p>
-      <w:pPr>
-        <w:numPr>
-          <w:numId w:val="0"/>
-        </w:numPr>
-        <w:ind w:leftChars="0"/>
-        <w:rPr>
-          <w:rFonts w:hint="default" w:ascii="Calibri" w:hAnsi="Calibri" w:eastAsia="SimSun"/>
-          <w:b w:val="0"/>
-          <w:bCs w:val="0"/>
-          <w:sz w:val="24"/>
-          <w:szCs w:val="24"/>
-          <w:lang w:val="en-US"/>
-        </w:rPr>
-      </w:pPr>
-      <w:r>
-        <w:rPr>
-          <w:rFonts w:hint="default" w:ascii="Calibri" w:hAnsi="Calibri" w:eastAsia="SimSun"/>
+          <w:ilvl w:val="0"/>
+          <w:numId w:val="0"/>
+        </w:numPr>
+        <w:ind w:leftChars="0"/>
+        <w:rPr>
+          <w:rFonts w:hint="default" w:ascii="Calibri" w:hAnsi="Calibri" w:eastAsia="SimSun" w:cs="Calibri"/>
+          <w:b w:val="0"/>
+          <w:bCs w:val="0"/>
+          <w:sz w:val="24"/>
+          <w:szCs w:val="24"/>
+          <w:lang w:val="en-US"/>
+        </w:rPr>
+      </w:pPr>
+    </w:p>
+    <w:p>
+      <w:pPr>
+        <w:numPr>
+          <w:ilvl w:val="0"/>
+          <w:numId w:val="0"/>
+        </w:numPr>
+        <w:ind w:leftChars="0"/>
+        <w:rPr>
+          <w:rFonts w:hint="default" w:ascii="Calibri" w:hAnsi="Calibri" w:eastAsia="SimSun" w:cs="Calibri"/>
+          <w:b w:val="0"/>
+          <w:bCs w:val="0"/>
+          <w:sz w:val="24"/>
+          <w:szCs w:val="24"/>
+          <w:lang w:val="en-US"/>
+        </w:rPr>
+      </w:pPr>
+      <w:r>
+        <w:rPr>
+          <w:rFonts w:hint="default" w:ascii="Calibri" w:hAnsi="Calibri" w:eastAsia="SimSun" w:cs="Calibri"/>
           <w:b w:val="0"/>
           <w:bCs w:val="0"/>
           <w:sz w:val="24"/>
@@ -36450,21 +36548,22 @@
     <w:p>
       <w:pPr>
         <w:numPr>
-          <w:numId w:val="0"/>
-        </w:numPr>
-        <w:ind w:leftChars="0"/>
-        <w:rPr>
-          <w:rFonts w:hint="default" w:ascii="Calibri" w:hAnsi="Calibri" w:eastAsia="SimSun"/>
-          <w:b w:val="0"/>
-          <w:bCs w:val="0"/>
-          <w:sz w:val="24"/>
-          <w:szCs w:val="24"/>
-          <w:lang w:val="en-US"/>
-        </w:rPr>
-      </w:pPr>
-      <w:r>
-        <w:rPr>
-          <w:rFonts w:hint="default" w:ascii="Calibri" w:hAnsi="Calibri" w:eastAsia="SimSun"/>
+          <w:ilvl w:val="0"/>
+          <w:numId w:val="0"/>
+        </w:numPr>
+        <w:ind w:leftChars="0"/>
+        <w:rPr>
+          <w:rFonts w:hint="default" w:ascii="Calibri" w:hAnsi="Calibri" w:eastAsia="SimSun" w:cs="Calibri"/>
+          <w:b w:val="0"/>
+          <w:bCs w:val="0"/>
+          <w:sz w:val="24"/>
+          <w:szCs w:val="24"/>
+          <w:lang w:val="en-US"/>
+        </w:rPr>
+      </w:pPr>
+      <w:r>
+        <w:rPr>
+          <w:rFonts w:hint="default" w:ascii="Calibri" w:hAnsi="Calibri" w:eastAsia="SimSun" w:cs="Calibri"/>
           <w:b w:val="0"/>
           <w:bCs w:val="0"/>
           <w:sz w:val="24"/>
@@ -36477,21 +36576,22 @@
     <w:p>
       <w:pPr>
         <w:numPr>
-          <w:numId w:val="0"/>
-        </w:numPr>
-        <w:ind w:leftChars="0"/>
-        <w:rPr>
-          <w:rFonts w:hint="default" w:ascii="Calibri" w:hAnsi="Calibri" w:eastAsia="SimSun"/>
-          <w:b w:val="0"/>
-          <w:bCs w:val="0"/>
-          <w:sz w:val="24"/>
-          <w:szCs w:val="24"/>
-          <w:lang w:val="en-US"/>
-        </w:rPr>
-      </w:pPr>
-      <w:r>
-        <w:rPr>
-          <w:rFonts w:hint="default" w:ascii="Calibri" w:hAnsi="Calibri" w:eastAsia="SimSun"/>
+          <w:ilvl w:val="0"/>
+          <w:numId w:val="0"/>
+        </w:numPr>
+        <w:ind w:leftChars="0"/>
+        <w:rPr>
+          <w:rFonts w:hint="default" w:ascii="Calibri" w:hAnsi="Calibri" w:eastAsia="SimSun" w:cs="Calibri"/>
+          <w:b w:val="0"/>
+          <w:bCs w:val="0"/>
+          <w:sz w:val="24"/>
+          <w:szCs w:val="24"/>
+          <w:lang w:val="en-US"/>
+        </w:rPr>
+      </w:pPr>
+      <w:r>
+        <w:rPr>
+          <w:rFonts w:hint="default" w:ascii="Calibri" w:hAnsi="Calibri" w:eastAsia="SimSun" w:cs="Calibri"/>
           <w:b w:val="0"/>
           <w:bCs w:val="0"/>
           <w:sz w:val="24"/>
@@ -36504,21 +36604,22 @@
     <w:p>
       <w:pPr>
         <w:numPr>
-          <w:numId w:val="0"/>
-        </w:numPr>
-        <w:ind w:leftChars="0"/>
-        <w:rPr>
-          <w:rFonts w:hint="default" w:ascii="Calibri" w:hAnsi="Calibri" w:eastAsia="SimSun"/>
-          <w:b w:val="0"/>
-          <w:bCs w:val="0"/>
-          <w:sz w:val="24"/>
-          <w:szCs w:val="24"/>
-          <w:lang w:val="en-US"/>
-        </w:rPr>
-      </w:pPr>
-      <w:r>
-        <w:rPr>
-          <w:rFonts w:hint="default" w:ascii="Calibri" w:hAnsi="Calibri" w:eastAsia="SimSun"/>
+          <w:ilvl w:val="0"/>
+          <w:numId w:val="0"/>
+        </w:numPr>
+        <w:ind w:leftChars="0"/>
+        <w:rPr>
+          <w:rFonts w:hint="default" w:ascii="Calibri" w:hAnsi="Calibri" w:eastAsia="SimSun" w:cs="Calibri"/>
+          <w:b w:val="0"/>
+          <w:bCs w:val="0"/>
+          <w:sz w:val="24"/>
+          <w:szCs w:val="24"/>
+          <w:lang w:val="en-US"/>
+        </w:rPr>
+      </w:pPr>
+      <w:r>
+        <w:rPr>
+          <w:rFonts w:hint="default" w:ascii="Calibri" w:hAnsi="Calibri" w:eastAsia="SimSun" w:cs="Calibri"/>
           <w:b w:val="0"/>
           <w:bCs w:val="0"/>
           <w:sz w:val="24"/>
@@ -36531,21 +36632,22 @@
     <w:p>
       <w:pPr>
         <w:numPr>
-          <w:numId w:val="0"/>
-        </w:numPr>
-        <w:ind w:leftChars="0"/>
-        <w:rPr>
-          <w:rFonts w:hint="default" w:ascii="Calibri" w:hAnsi="Calibri" w:eastAsia="SimSun"/>
-          <w:b w:val="0"/>
-          <w:bCs w:val="0"/>
-          <w:sz w:val="24"/>
-          <w:szCs w:val="24"/>
-          <w:lang w:val="en-US"/>
-        </w:rPr>
-      </w:pPr>
-      <w:r>
-        <w:rPr>
-          <w:rFonts w:hint="default" w:ascii="Calibri" w:hAnsi="Calibri" w:eastAsia="SimSun"/>
+          <w:ilvl w:val="0"/>
+          <w:numId w:val="0"/>
+        </w:numPr>
+        <w:ind w:leftChars="0"/>
+        <w:rPr>
+          <w:rFonts w:hint="default" w:ascii="Calibri" w:hAnsi="Calibri" w:eastAsia="SimSun" w:cs="Calibri"/>
+          <w:b w:val="0"/>
+          <w:bCs w:val="0"/>
+          <w:sz w:val="24"/>
+          <w:szCs w:val="24"/>
+          <w:lang w:val="en-US"/>
+        </w:rPr>
+      </w:pPr>
+      <w:r>
+        <w:rPr>
+          <w:rFonts w:hint="default" w:ascii="Calibri" w:hAnsi="Calibri" w:eastAsia="SimSun" w:cs="Calibri"/>
           <w:b w:val="0"/>
           <w:bCs w:val="0"/>
           <w:sz w:val="24"/>
@@ -36558,21 +36660,22 @@
     <w:p>
       <w:pPr>
         <w:numPr>
-          <w:numId w:val="0"/>
-        </w:numPr>
-        <w:ind w:leftChars="0"/>
-        <w:rPr>
-          <w:rFonts w:hint="default" w:ascii="Calibri" w:hAnsi="Calibri" w:eastAsia="SimSun"/>
-          <w:b w:val="0"/>
-          <w:bCs w:val="0"/>
-          <w:sz w:val="24"/>
-          <w:szCs w:val="24"/>
-          <w:lang w:val="en-US"/>
-        </w:rPr>
-      </w:pPr>
-      <w:r>
-        <w:rPr>
-          <w:rFonts w:hint="default" w:ascii="Calibri" w:hAnsi="Calibri" w:eastAsia="SimSun"/>
+          <w:ilvl w:val="0"/>
+          <w:numId w:val="0"/>
+        </w:numPr>
+        <w:ind w:leftChars="0"/>
+        <w:rPr>
+          <w:rFonts w:hint="default" w:ascii="Calibri" w:hAnsi="Calibri" w:eastAsia="SimSun" w:cs="Calibri"/>
+          <w:b w:val="0"/>
+          <w:bCs w:val="0"/>
+          <w:sz w:val="24"/>
+          <w:szCs w:val="24"/>
+          <w:lang w:val="en-US"/>
+        </w:rPr>
+      </w:pPr>
+      <w:r>
+        <w:rPr>
+          <w:rFonts w:hint="default" w:ascii="Calibri" w:hAnsi="Calibri" w:eastAsia="SimSun" w:cs="Calibri"/>
           <w:b w:val="0"/>
           <w:bCs w:val="0"/>
           <w:sz w:val="24"/>
@@ -36585,37 +36688,39 @@
     <w:p>
       <w:pPr>
         <w:numPr>
-          <w:numId w:val="0"/>
-        </w:numPr>
-        <w:ind w:leftChars="0"/>
-        <w:rPr>
-          <w:rFonts w:hint="default" w:ascii="Calibri" w:hAnsi="Calibri" w:eastAsia="SimSun"/>
-          <w:b w:val="0"/>
-          <w:bCs w:val="0"/>
-          <w:sz w:val="24"/>
-          <w:szCs w:val="24"/>
-          <w:lang w:val="en-US"/>
-        </w:rPr>
-      </w:pPr>
-    </w:p>
-    <w:p>
-      <w:pPr>
-        <w:numPr>
-          <w:numId w:val="0"/>
-        </w:numPr>
-        <w:ind w:leftChars="0"/>
-        <w:rPr>
-          <w:rFonts w:hint="default" w:ascii="Calibri" w:hAnsi="Calibri" w:eastAsia="SimSun"/>
-          <w:b w:val="0"/>
-          <w:bCs w:val="0"/>
-          <w:sz w:val="24"/>
-          <w:szCs w:val="24"/>
-          <w:lang w:val="en-US"/>
-        </w:rPr>
-      </w:pPr>
-      <w:r>
-        <w:rPr>
-          <w:rFonts w:hint="default" w:ascii="Calibri" w:hAnsi="Calibri" w:eastAsia="SimSun"/>
+          <w:ilvl w:val="0"/>
+          <w:numId w:val="0"/>
+        </w:numPr>
+        <w:ind w:leftChars="0"/>
+        <w:rPr>
+          <w:rFonts w:hint="default" w:ascii="Calibri" w:hAnsi="Calibri" w:eastAsia="SimSun" w:cs="Calibri"/>
+          <w:b w:val="0"/>
+          <w:bCs w:val="0"/>
+          <w:sz w:val="24"/>
+          <w:szCs w:val="24"/>
+          <w:lang w:val="en-US"/>
+        </w:rPr>
+      </w:pPr>
+    </w:p>
+    <w:p>
+      <w:pPr>
+        <w:numPr>
+          <w:ilvl w:val="0"/>
+          <w:numId w:val="0"/>
+        </w:numPr>
+        <w:ind w:leftChars="0"/>
+        <w:rPr>
+          <w:rFonts w:hint="default" w:ascii="Calibri" w:hAnsi="Calibri" w:eastAsia="SimSun" w:cs="Calibri"/>
+          <w:b w:val="0"/>
+          <w:bCs w:val="0"/>
+          <w:sz w:val="24"/>
+          <w:szCs w:val="24"/>
+          <w:lang w:val="en-US"/>
+        </w:rPr>
+      </w:pPr>
+      <w:r>
+        <w:rPr>
+          <w:rFonts w:hint="default" w:ascii="Calibri" w:hAnsi="Calibri" w:eastAsia="SimSun" w:cs="Calibri"/>
           <w:b w:val="0"/>
           <w:bCs w:val="0"/>
           <w:sz w:val="24"/>
@@ -36628,21 +36733,22 @@
     <w:p>
       <w:pPr>
         <w:numPr>
-          <w:numId w:val="0"/>
-        </w:numPr>
-        <w:ind w:leftChars="0"/>
-        <w:rPr>
-          <w:rFonts w:hint="default" w:ascii="Calibri" w:hAnsi="Calibri" w:eastAsia="SimSun"/>
-          <w:b w:val="0"/>
-          <w:bCs w:val="0"/>
-          <w:sz w:val="24"/>
-          <w:szCs w:val="24"/>
-          <w:lang w:val="en-US"/>
-        </w:rPr>
-      </w:pPr>
-      <w:r>
-        <w:rPr>
-          <w:rFonts w:hint="default" w:ascii="Calibri" w:hAnsi="Calibri" w:eastAsia="SimSun"/>
+          <w:ilvl w:val="0"/>
+          <w:numId w:val="0"/>
+        </w:numPr>
+        <w:ind w:leftChars="0"/>
+        <w:rPr>
+          <w:rFonts w:hint="default" w:ascii="Calibri" w:hAnsi="Calibri" w:eastAsia="SimSun" w:cs="Calibri"/>
+          <w:b w:val="0"/>
+          <w:bCs w:val="0"/>
+          <w:sz w:val="24"/>
+          <w:szCs w:val="24"/>
+          <w:lang w:val="en-US"/>
+        </w:rPr>
+      </w:pPr>
+      <w:r>
+        <w:rPr>
+          <w:rFonts w:hint="default" w:ascii="Calibri" w:hAnsi="Calibri" w:eastAsia="SimSun" w:cs="Calibri"/>
           <w:b w:val="0"/>
           <w:bCs w:val="0"/>
           <w:sz w:val="24"/>
@@ -36655,21 +36761,22 @@
     <w:p>
       <w:pPr>
         <w:numPr>
-          <w:numId w:val="0"/>
-        </w:numPr>
-        <w:ind w:leftChars="0"/>
-        <w:rPr>
-          <w:rFonts w:hint="default" w:ascii="Calibri" w:hAnsi="Calibri" w:eastAsia="SimSun"/>
-          <w:b w:val="0"/>
-          <w:bCs w:val="0"/>
-          <w:sz w:val="24"/>
-          <w:szCs w:val="24"/>
-          <w:lang w:val="en-US"/>
-        </w:rPr>
-      </w:pPr>
-      <w:r>
-        <w:rPr>
-          <w:rFonts w:hint="default" w:ascii="Calibri" w:hAnsi="Calibri" w:eastAsia="SimSun"/>
+          <w:ilvl w:val="0"/>
+          <w:numId w:val="0"/>
+        </w:numPr>
+        <w:ind w:leftChars="0"/>
+        <w:rPr>
+          <w:rFonts w:hint="default" w:ascii="Calibri" w:hAnsi="Calibri" w:eastAsia="SimSun" w:cs="Calibri"/>
+          <w:b w:val="0"/>
+          <w:bCs w:val="0"/>
+          <w:sz w:val="24"/>
+          <w:szCs w:val="24"/>
+          <w:lang w:val="en-US"/>
+        </w:rPr>
+      </w:pPr>
+      <w:r>
+        <w:rPr>
+          <w:rFonts w:hint="default" w:ascii="Calibri" w:hAnsi="Calibri" w:eastAsia="SimSun" w:cs="Calibri"/>
           <w:b w:val="0"/>
           <w:bCs w:val="0"/>
           <w:sz w:val="24"/>
@@ -36682,21 +36789,22 @@
     <w:p>
       <w:pPr>
         <w:numPr>
-          <w:numId w:val="0"/>
-        </w:numPr>
-        <w:ind w:leftChars="0"/>
-        <w:rPr>
-          <w:rFonts w:hint="default" w:ascii="Calibri" w:hAnsi="Calibri" w:eastAsia="SimSun"/>
-          <w:b w:val="0"/>
-          <w:bCs w:val="0"/>
-          <w:sz w:val="24"/>
-          <w:szCs w:val="24"/>
-          <w:lang w:val="en-US"/>
-        </w:rPr>
-      </w:pPr>
-      <w:r>
-        <w:rPr>
-          <w:rFonts w:hint="default" w:ascii="Calibri" w:hAnsi="Calibri" w:eastAsia="SimSun"/>
+          <w:ilvl w:val="0"/>
+          <w:numId w:val="0"/>
+        </w:numPr>
+        <w:ind w:leftChars="0"/>
+        <w:rPr>
+          <w:rFonts w:hint="default" w:ascii="Calibri" w:hAnsi="Calibri" w:eastAsia="SimSun" w:cs="Calibri"/>
+          <w:b w:val="0"/>
+          <w:bCs w:val="0"/>
+          <w:sz w:val="24"/>
+          <w:szCs w:val="24"/>
+          <w:lang w:val="en-US"/>
+        </w:rPr>
+      </w:pPr>
+      <w:r>
+        <w:rPr>
+          <w:rFonts w:hint="default" w:ascii="Calibri" w:hAnsi="Calibri" w:eastAsia="SimSun" w:cs="Calibri"/>
           <w:b w:val="0"/>
           <w:bCs w:val="0"/>
           <w:sz w:val="24"/>
@@ -36709,21 +36817,22 @@
     <w:p>
       <w:pPr>
         <w:numPr>
-          <w:numId w:val="0"/>
-        </w:numPr>
-        <w:ind w:leftChars="0"/>
-        <w:rPr>
-          <w:rFonts w:hint="default" w:ascii="Calibri" w:hAnsi="Calibri" w:eastAsia="SimSun"/>
-          <w:b w:val="0"/>
-          <w:bCs w:val="0"/>
-          <w:sz w:val="24"/>
-          <w:szCs w:val="24"/>
-          <w:lang w:val="en-US"/>
-        </w:rPr>
-      </w:pPr>
-      <w:r>
-        <w:rPr>
-          <w:rFonts w:hint="default" w:ascii="Calibri" w:hAnsi="Calibri" w:eastAsia="SimSun"/>
+          <w:ilvl w:val="0"/>
+          <w:numId w:val="0"/>
+        </w:numPr>
+        <w:ind w:leftChars="0"/>
+        <w:rPr>
+          <w:rFonts w:hint="default" w:ascii="Calibri" w:hAnsi="Calibri" w:eastAsia="SimSun" w:cs="Calibri"/>
+          <w:b w:val="0"/>
+          <w:bCs w:val="0"/>
+          <w:sz w:val="24"/>
+          <w:szCs w:val="24"/>
+          <w:lang w:val="en-US"/>
+        </w:rPr>
+      </w:pPr>
+      <w:r>
+        <w:rPr>
+          <w:rFonts w:hint="default" w:ascii="Calibri" w:hAnsi="Calibri" w:eastAsia="SimSun" w:cs="Calibri"/>
           <w:b w:val="0"/>
           <w:bCs w:val="0"/>
           <w:sz w:val="24"/>
@@ -36736,21 +36845,22 @@
     <w:p>
       <w:pPr>
         <w:numPr>
-          <w:numId w:val="0"/>
-        </w:numPr>
-        <w:ind w:leftChars="0"/>
-        <w:rPr>
-          <w:rFonts w:hint="default" w:ascii="Calibri" w:hAnsi="Calibri" w:eastAsia="SimSun"/>
-          <w:b w:val="0"/>
-          <w:bCs w:val="0"/>
-          <w:sz w:val="24"/>
-          <w:szCs w:val="24"/>
-          <w:lang w:val="en-US"/>
-        </w:rPr>
-      </w:pPr>
-      <w:r>
-        <w:rPr>
-          <w:rFonts w:hint="default" w:ascii="Calibri" w:hAnsi="Calibri" w:eastAsia="SimSun"/>
+          <w:ilvl w:val="0"/>
+          <w:numId w:val="0"/>
+        </w:numPr>
+        <w:ind w:leftChars="0"/>
+        <w:rPr>
+          <w:rFonts w:hint="default" w:ascii="Calibri" w:hAnsi="Calibri" w:eastAsia="SimSun" w:cs="Calibri"/>
+          <w:b w:val="0"/>
+          <w:bCs w:val="0"/>
+          <w:sz w:val="24"/>
+          <w:szCs w:val="24"/>
+          <w:lang w:val="en-US"/>
+        </w:rPr>
+      </w:pPr>
+      <w:r>
+        <w:rPr>
+          <w:rFonts w:hint="default" w:ascii="Calibri" w:hAnsi="Calibri" w:eastAsia="SimSun" w:cs="Calibri"/>
           <w:b w:val="0"/>
           <w:bCs w:val="0"/>
           <w:sz w:val="24"/>
@@ -36763,37 +36873,39 @@
     <w:p>
       <w:pPr>
         <w:numPr>
-          <w:numId w:val="0"/>
-        </w:numPr>
-        <w:ind w:leftChars="0"/>
-        <w:rPr>
-          <w:rFonts w:hint="default" w:ascii="Calibri" w:hAnsi="Calibri" w:eastAsia="SimSun"/>
-          <w:b w:val="0"/>
-          <w:bCs w:val="0"/>
-          <w:sz w:val="24"/>
-          <w:szCs w:val="24"/>
-          <w:lang w:val="en-US"/>
-        </w:rPr>
-      </w:pPr>
-    </w:p>
-    <w:p>
-      <w:pPr>
-        <w:numPr>
-          <w:numId w:val="0"/>
-        </w:numPr>
-        <w:ind w:leftChars="0"/>
-        <w:rPr>
-          <w:rFonts w:hint="default" w:ascii="Calibri" w:hAnsi="Calibri" w:eastAsia="SimSun"/>
-          <w:b w:val="0"/>
-          <w:bCs w:val="0"/>
-          <w:sz w:val="24"/>
-          <w:szCs w:val="24"/>
-          <w:lang w:val="en-US"/>
-        </w:rPr>
-      </w:pPr>
-      <w:r>
-        <w:rPr>
-          <w:rFonts w:hint="default" w:ascii="Calibri" w:hAnsi="Calibri" w:eastAsia="SimSun"/>
+          <w:ilvl w:val="0"/>
+          <w:numId w:val="0"/>
+        </w:numPr>
+        <w:ind w:leftChars="0"/>
+        <w:rPr>
+          <w:rFonts w:hint="default" w:ascii="Calibri" w:hAnsi="Calibri" w:eastAsia="SimSun" w:cs="Calibri"/>
+          <w:b w:val="0"/>
+          <w:bCs w:val="0"/>
+          <w:sz w:val="24"/>
+          <w:szCs w:val="24"/>
+          <w:lang w:val="en-US"/>
+        </w:rPr>
+      </w:pPr>
+    </w:p>
+    <w:p>
+      <w:pPr>
+        <w:numPr>
+          <w:ilvl w:val="0"/>
+          <w:numId w:val="0"/>
+        </w:numPr>
+        <w:ind w:leftChars="0"/>
+        <w:rPr>
+          <w:rFonts w:hint="default" w:ascii="Calibri" w:hAnsi="Calibri" w:eastAsia="SimSun" w:cs="Calibri"/>
+          <w:b w:val="0"/>
+          <w:bCs w:val="0"/>
+          <w:sz w:val="24"/>
+          <w:szCs w:val="24"/>
+          <w:lang w:val="en-US"/>
+        </w:rPr>
+      </w:pPr>
+      <w:r>
+        <w:rPr>
+          <w:rFonts w:hint="default" w:ascii="Calibri" w:hAnsi="Calibri" w:eastAsia="SimSun" w:cs="Calibri"/>
           <w:b w:val="0"/>
           <w:bCs w:val="0"/>
           <w:sz w:val="24"/>
@@ -36806,21 +36918,22 @@
     <w:p>
       <w:pPr>
         <w:numPr>
-          <w:numId w:val="0"/>
-        </w:numPr>
-        <w:ind w:leftChars="0"/>
-        <w:rPr>
-          <w:rFonts w:hint="default" w:ascii="Calibri" w:hAnsi="Calibri" w:eastAsia="SimSun"/>
-          <w:b w:val="0"/>
-          <w:bCs w:val="0"/>
-          <w:sz w:val="24"/>
-          <w:szCs w:val="24"/>
-          <w:lang w:val="en-US"/>
-        </w:rPr>
-      </w:pPr>
-      <w:r>
-        <w:rPr>
-          <w:rFonts w:hint="default" w:ascii="Calibri" w:hAnsi="Calibri" w:eastAsia="SimSun"/>
+          <w:ilvl w:val="0"/>
+          <w:numId w:val="0"/>
+        </w:numPr>
+        <w:ind w:leftChars="0"/>
+        <w:rPr>
+          <w:rFonts w:hint="default" w:ascii="Calibri" w:hAnsi="Calibri" w:eastAsia="SimSun" w:cs="Calibri"/>
+          <w:b w:val="0"/>
+          <w:bCs w:val="0"/>
+          <w:sz w:val="24"/>
+          <w:szCs w:val="24"/>
+          <w:lang w:val="en-US"/>
+        </w:rPr>
+      </w:pPr>
+      <w:r>
+        <w:rPr>
+          <w:rFonts w:hint="default" w:ascii="Calibri" w:hAnsi="Calibri" w:eastAsia="SimSun" w:cs="Calibri"/>
           <w:b w:val="0"/>
           <w:bCs w:val="0"/>
           <w:sz w:val="24"/>
@@ -36833,21 +36946,22 @@
     <w:p>
       <w:pPr>
         <w:numPr>
-          <w:numId w:val="0"/>
-        </w:numPr>
-        <w:ind w:leftChars="0"/>
-        <w:rPr>
-          <w:rFonts w:hint="default" w:ascii="Calibri" w:hAnsi="Calibri" w:eastAsia="SimSun"/>
-          <w:b w:val="0"/>
-          <w:bCs w:val="0"/>
-          <w:sz w:val="24"/>
-          <w:szCs w:val="24"/>
-          <w:lang w:val="en-US"/>
-        </w:rPr>
-      </w:pPr>
-      <w:r>
-        <w:rPr>
-          <w:rFonts w:hint="default" w:ascii="Calibri" w:hAnsi="Calibri" w:eastAsia="SimSun"/>
+          <w:ilvl w:val="0"/>
+          <w:numId w:val="0"/>
+        </w:numPr>
+        <w:ind w:leftChars="0"/>
+        <w:rPr>
+          <w:rFonts w:hint="default" w:ascii="Calibri" w:hAnsi="Calibri" w:eastAsia="SimSun" w:cs="Calibri"/>
+          <w:b w:val="0"/>
+          <w:bCs w:val="0"/>
+          <w:sz w:val="24"/>
+          <w:szCs w:val="24"/>
+          <w:lang w:val="en-US"/>
+        </w:rPr>
+      </w:pPr>
+      <w:r>
+        <w:rPr>
+          <w:rFonts w:hint="default" w:ascii="Calibri" w:hAnsi="Calibri" w:eastAsia="SimSun" w:cs="Calibri"/>
           <w:b w:val="0"/>
           <w:bCs w:val="0"/>
           <w:sz w:val="24"/>
@@ -36860,37 +36974,39 @@
     <w:p>
       <w:pPr>
         <w:numPr>
-          <w:numId w:val="0"/>
-        </w:numPr>
-        <w:ind w:leftChars="0"/>
-        <w:rPr>
-          <w:rFonts w:hint="default" w:ascii="Calibri" w:hAnsi="Calibri" w:eastAsia="SimSun"/>
-          <w:b w:val="0"/>
-          <w:bCs w:val="0"/>
-          <w:sz w:val="24"/>
-          <w:szCs w:val="24"/>
-          <w:lang w:val="en-US"/>
-        </w:rPr>
-      </w:pPr>
-    </w:p>
-    <w:p>
-      <w:pPr>
-        <w:numPr>
-          <w:numId w:val="0"/>
-        </w:numPr>
-        <w:ind w:leftChars="0"/>
-        <w:rPr>
-          <w:rFonts w:hint="default" w:ascii="Calibri" w:hAnsi="Calibri" w:eastAsia="SimSun"/>
-          <w:b w:val="0"/>
-          <w:bCs w:val="0"/>
-          <w:sz w:val="24"/>
-          <w:szCs w:val="24"/>
-          <w:lang w:val="en-US"/>
-        </w:rPr>
-      </w:pPr>
-      <w:r>
-        <w:rPr>
-          <w:rFonts w:hint="default" w:ascii="Calibri" w:hAnsi="Calibri" w:eastAsia="SimSun"/>
+          <w:ilvl w:val="0"/>
+          <w:numId w:val="0"/>
+        </w:numPr>
+        <w:ind w:leftChars="0"/>
+        <w:rPr>
+          <w:rFonts w:hint="default" w:ascii="Calibri" w:hAnsi="Calibri" w:eastAsia="SimSun" w:cs="Calibri"/>
+          <w:b w:val="0"/>
+          <w:bCs w:val="0"/>
+          <w:sz w:val="24"/>
+          <w:szCs w:val="24"/>
+          <w:lang w:val="en-US"/>
+        </w:rPr>
+      </w:pPr>
+    </w:p>
+    <w:p>
+      <w:pPr>
+        <w:numPr>
+          <w:ilvl w:val="0"/>
+          <w:numId w:val="0"/>
+        </w:numPr>
+        <w:ind w:leftChars="0"/>
+        <w:rPr>
+          <w:rFonts w:hint="default" w:ascii="Calibri" w:hAnsi="Calibri" w:eastAsia="SimSun" w:cs="Calibri"/>
+          <w:b w:val="0"/>
+          <w:bCs w:val="0"/>
+          <w:sz w:val="24"/>
+          <w:szCs w:val="24"/>
+          <w:lang w:val="en-US"/>
+        </w:rPr>
+      </w:pPr>
+      <w:r>
+        <w:rPr>
+          <w:rFonts w:hint="default" w:ascii="Calibri" w:hAnsi="Calibri" w:eastAsia="SimSun" w:cs="Calibri"/>
           <w:b w:val="0"/>
           <w:bCs w:val="0"/>
           <w:sz w:val="24"/>
@@ -36903,21 +37019,22 @@
     <w:p>
       <w:pPr>
         <w:numPr>
-          <w:numId w:val="0"/>
-        </w:numPr>
-        <w:ind w:leftChars="0"/>
-        <w:rPr>
-          <w:rFonts w:hint="default" w:ascii="Calibri" w:hAnsi="Calibri" w:eastAsia="SimSun"/>
-          <w:b w:val="0"/>
-          <w:bCs w:val="0"/>
-          <w:sz w:val="24"/>
-          <w:szCs w:val="24"/>
-          <w:lang w:val="en-US"/>
-        </w:rPr>
-      </w:pPr>
-      <w:r>
-        <w:rPr>
-          <w:rFonts w:hint="default" w:ascii="Calibri" w:hAnsi="Calibri" w:eastAsia="SimSun"/>
+          <w:ilvl w:val="0"/>
+          <w:numId w:val="0"/>
+        </w:numPr>
+        <w:ind w:leftChars="0"/>
+        <w:rPr>
+          <w:rFonts w:hint="default" w:ascii="Calibri" w:hAnsi="Calibri" w:eastAsia="SimSun" w:cs="Calibri"/>
+          <w:b w:val="0"/>
+          <w:bCs w:val="0"/>
+          <w:sz w:val="24"/>
+          <w:szCs w:val="24"/>
+          <w:lang w:val="en-US"/>
+        </w:rPr>
+      </w:pPr>
+      <w:r>
+        <w:rPr>
+          <w:rFonts w:hint="default" w:ascii="Calibri" w:hAnsi="Calibri" w:eastAsia="SimSun" w:cs="Calibri"/>
           <w:b w:val="0"/>
           <w:bCs w:val="0"/>
           <w:sz w:val="24"/>
@@ -36930,21 +37047,22 @@
     <w:p>
       <w:pPr>
         <w:numPr>
-          <w:numId w:val="0"/>
-        </w:numPr>
-        <w:ind w:leftChars="0"/>
-        <w:rPr>
-          <w:rFonts w:hint="default" w:ascii="Calibri" w:hAnsi="Calibri" w:eastAsia="SimSun"/>
-          <w:b w:val="0"/>
-          <w:bCs w:val="0"/>
-          <w:sz w:val="24"/>
-          <w:szCs w:val="24"/>
-          <w:lang w:val="en-US"/>
-        </w:rPr>
-      </w:pPr>
-      <w:r>
-        <w:rPr>
-          <w:rFonts w:hint="default" w:ascii="Calibri" w:hAnsi="Calibri" w:eastAsia="SimSun"/>
+          <w:ilvl w:val="0"/>
+          <w:numId w:val="0"/>
+        </w:numPr>
+        <w:ind w:leftChars="0"/>
+        <w:rPr>
+          <w:rFonts w:hint="default" w:ascii="Calibri" w:hAnsi="Calibri" w:eastAsia="SimSun" w:cs="Calibri"/>
+          <w:b w:val="0"/>
+          <w:bCs w:val="0"/>
+          <w:sz w:val="24"/>
+          <w:szCs w:val="24"/>
+          <w:lang w:val="en-US"/>
+        </w:rPr>
+      </w:pPr>
+      <w:r>
+        <w:rPr>
+          <w:rFonts w:hint="default" w:ascii="Calibri" w:hAnsi="Calibri" w:eastAsia="SimSun" w:cs="Calibri"/>
           <w:b w:val="0"/>
           <w:bCs w:val="0"/>
           <w:sz w:val="24"/>
@@ -36957,37 +37075,39 @@
     <w:p>
       <w:pPr>
         <w:numPr>
-          <w:numId w:val="0"/>
-        </w:numPr>
-        <w:ind w:leftChars="0"/>
-        <w:rPr>
-          <w:rFonts w:hint="default" w:ascii="Calibri" w:hAnsi="Calibri" w:eastAsia="SimSun"/>
-          <w:b w:val="0"/>
-          <w:bCs w:val="0"/>
-          <w:sz w:val="24"/>
-          <w:szCs w:val="24"/>
-          <w:lang w:val="en-US"/>
-        </w:rPr>
-      </w:pPr>
-    </w:p>
-    <w:p>
-      <w:pPr>
-        <w:numPr>
-          <w:numId w:val="0"/>
-        </w:numPr>
-        <w:ind w:leftChars="0"/>
-        <w:rPr>
-          <w:rFonts w:hint="default" w:ascii="Calibri" w:hAnsi="Calibri" w:eastAsia="SimSun"/>
-          <w:b w:val="0"/>
-          <w:bCs w:val="0"/>
-          <w:sz w:val="24"/>
-          <w:szCs w:val="24"/>
-          <w:lang w:val="en-US"/>
-        </w:rPr>
-      </w:pPr>
-      <w:r>
-        <w:rPr>
-          <w:rFonts w:hint="default" w:ascii="Calibri" w:hAnsi="Calibri" w:eastAsia="SimSun"/>
+          <w:ilvl w:val="0"/>
+          <w:numId w:val="0"/>
+        </w:numPr>
+        <w:ind w:leftChars="0"/>
+        <w:rPr>
+          <w:rFonts w:hint="default" w:ascii="Calibri" w:hAnsi="Calibri" w:eastAsia="SimSun" w:cs="Calibri"/>
+          <w:b w:val="0"/>
+          <w:bCs w:val="0"/>
+          <w:sz w:val="24"/>
+          <w:szCs w:val="24"/>
+          <w:lang w:val="en-US"/>
+        </w:rPr>
+      </w:pPr>
+    </w:p>
+    <w:p>
+      <w:pPr>
+        <w:numPr>
+          <w:ilvl w:val="0"/>
+          <w:numId w:val="0"/>
+        </w:numPr>
+        <w:ind w:leftChars="0"/>
+        <w:rPr>
+          <w:rFonts w:hint="default" w:ascii="Calibri" w:hAnsi="Calibri" w:eastAsia="SimSun" w:cs="Calibri"/>
+          <w:b w:val="0"/>
+          <w:bCs w:val="0"/>
+          <w:sz w:val="24"/>
+          <w:szCs w:val="24"/>
+          <w:lang w:val="en-US"/>
+        </w:rPr>
+      </w:pPr>
+      <w:r>
+        <w:rPr>
+          <w:rFonts w:hint="default" w:ascii="Calibri" w:hAnsi="Calibri" w:eastAsia="SimSun" w:cs="Calibri"/>
           <w:b w:val="0"/>
           <w:bCs w:val="0"/>
           <w:sz w:val="24"/>
@@ -37000,21 +37120,22 @@
     <w:p>
       <w:pPr>
         <w:numPr>
-          <w:numId w:val="0"/>
-        </w:numPr>
-        <w:ind w:leftChars="0"/>
-        <w:rPr>
-          <w:rFonts w:hint="default" w:ascii="Calibri" w:hAnsi="Calibri" w:eastAsia="SimSun"/>
-          <w:b w:val="0"/>
-          <w:bCs w:val="0"/>
-          <w:sz w:val="24"/>
-          <w:szCs w:val="24"/>
-          <w:lang w:val="en-US"/>
-        </w:rPr>
-      </w:pPr>
-      <w:r>
-        <w:rPr>
-          <w:rFonts w:hint="default" w:ascii="Calibri" w:hAnsi="Calibri" w:eastAsia="SimSun"/>
+          <w:ilvl w:val="0"/>
+          <w:numId w:val="0"/>
+        </w:numPr>
+        <w:ind w:leftChars="0"/>
+        <w:rPr>
+          <w:rFonts w:hint="default" w:ascii="Calibri" w:hAnsi="Calibri" w:eastAsia="SimSun" w:cs="Calibri"/>
+          <w:b w:val="0"/>
+          <w:bCs w:val="0"/>
+          <w:sz w:val="24"/>
+          <w:szCs w:val="24"/>
+          <w:lang w:val="en-US"/>
+        </w:rPr>
+      </w:pPr>
+      <w:r>
+        <w:rPr>
+          <w:rFonts w:hint="default" w:ascii="Calibri" w:hAnsi="Calibri" w:eastAsia="SimSun" w:cs="Calibri"/>
           <w:b w:val="0"/>
           <w:bCs w:val="0"/>
           <w:sz w:val="24"/>
@@ -37027,21 +37148,22 @@
     <w:p>
       <w:pPr>
         <w:numPr>
-          <w:numId w:val="0"/>
-        </w:numPr>
-        <w:ind w:leftChars="0"/>
-        <w:rPr>
-          <w:rFonts w:hint="default" w:ascii="Calibri" w:hAnsi="Calibri" w:eastAsia="SimSun"/>
-          <w:b w:val="0"/>
-          <w:bCs w:val="0"/>
-          <w:sz w:val="24"/>
-          <w:szCs w:val="24"/>
-          <w:lang w:val="en-US"/>
-        </w:rPr>
-      </w:pPr>
-      <w:r>
-        <w:rPr>
-          <w:rFonts w:hint="default" w:ascii="Calibri" w:hAnsi="Calibri" w:eastAsia="SimSun"/>
+          <w:ilvl w:val="0"/>
+          <w:numId w:val="0"/>
+        </w:numPr>
+        <w:ind w:leftChars="0"/>
+        <w:rPr>
+          <w:rFonts w:hint="default" w:ascii="Calibri" w:hAnsi="Calibri" w:eastAsia="SimSun" w:cs="Calibri"/>
+          <w:b w:val="0"/>
+          <w:bCs w:val="0"/>
+          <w:sz w:val="24"/>
+          <w:szCs w:val="24"/>
+          <w:lang w:val="en-US"/>
+        </w:rPr>
+      </w:pPr>
+      <w:r>
+        <w:rPr>
+          <w:rFonts w:hint="default" w:ascii="Calibri" w:hAnsi="Calibri" w:eastAsia="SimSun" w:cs="Calibri"/>
           <w:b w:val="0"/>
           <w:bCs w:val="0"/>
           <w:sz w:val="24"/>
@@ -37054,21 +37176,22 @@
     <w:p>
       <w:pPr>
         <w:numPr>
-          <w:numId w:val="0"/>
-        </w:numPr>
-        <w:ind w:leftChars="0"/>
-        <w:rPr>
-          <w:rFonts w:hint="default" w:ascii="Calibri" w:hAnsi="Calibri" w:eastAsia="SimSun"/>
-          <w:b w:val="0"/>
-          <w:bCs w:val="0"/>
-          <w:sz w:val="24"/>
-          <w:szCs w:val="24"/>
-          <w:lang w:val="en-US"/>
-        </w:rPr>
-      </w:pPr>
-      <w:r>
-        <w:rPr>
-          <w:rFonts w:hint="default" w:ascii="Calibri" w:hAnsi="Calibri" w:eastAsia="SimSun"/>
+          <w:ilvl w:val="0"/>
+          <w:numId w:val="0"/>
+        </w:numPr>
+        <w:ind w:leftChars="0"/>
+        <w:rPr>
+          <w:rFonts w:hint="default" w:ascii="Calibri" w:hAnsi="Calibri" w:eastAsia="SimSun" w:cs="Calibri"/>
+          <w:b w:val="0"/>
+          <w:bCs w:val="0"/>
+          <w:sz w:val="24"/>
+          <w:szCs w:val="24"/>
+          <w:lang w:val="en-US"/>
+        </w:rPr>
+      </w:pPr>
+      <w:r>
+        <w:rPr>
+          <w:rFonts w:hint="default" w:ascii="Calibri" w:hAnsi="Calibri" w:eastAsia="SimSun" w:cs="Calibri"/>
           <w:b w:val="0"/>
           <w:bCs w:val="0"/>
           <w:sz w:val="24"/>
@@ -37081,21 +37204,22 @@
     <w:p>
       <w:pPr>
         <w:numPr>
-          <w:numId w:val="0"/>
-        </w:numPr>
-        <w:ind w:leftChars="0"/>
-        <w:rPr>
-          <w:rFonts w:hint="default" w:ascii="Calibri" w:hAnsi="Calibri" w:eastAsia="SimSun"/>
-          <w:b w:val="0"/>
-          <w:bCs w:val="0"/>
-          <w:sz w:val="24"/>
-          <w:szCs w:val="24"/>
-          <w:lang w:val="en-US"/>
-        </w:rPr>
-      </w:pPr>
-      <w:r>
-        <w:rPr>
-          <w:rFonts w:hint="default" w:ascii="Calibri" w:hAnsi="Calibri" w:eastAsia="SimSun"/>
+          <w:ilvl w:val="0"/>
+          <w:numId w:val="0"/>
+        </w:numPr>
+        <w:ind w:leftChars="0"/>
+        <w:rPr>
+          <w:rFonts w:hint="default" w:ascii="Calibri" w:hAnsi="Calibri" w:eastAsia="SimSun" w:cs="Calibri"/>
+          <w:b w:val="0"/>
+          <w:bCs w:val="0"/>
+          <w:sz w:val="24"/>
+          <w:szCs w:val="24"/>
+          <w:lang w:val="en-US"/>
+        </w:rPr>
+      </w:pPr>
+      <w:r>
+        <w:rPr>
+          <w:rFonts w:hint="default" w:ascii="Calibri" w:hAnsi="Calibri" w:eastAsia="SimSun" w:cs="Calibri"/>
           <w:b w:val="0"/>
           <w:bCs w:val="0"/>
           <w:sz w:val="24"/>
@@ -37108,37 +37232,39 @@
     <w:p>
       <w:pPr>
         <w:numPr>
-          <w:numId w:val="0"/>
-        </w:numPr>
-        <w:ind w:leftChars="0"/>
-        <w:rPr>
-          <w:rFonts w:hint="default" w:ascii="Calibri" w:hAnsi="Calibri" w:eastAsia="SimSun"/>
-          <w:b w:val="0"/>
-          <w:bCs w:val="0"/>
-          <w:sz w:val="24"/>
-          <w:szCs w:val="24"/>
-          <w:lang w:val="en-US"/>
-        </w:rPr>
-      </w:pPr>
-    </w:p>
-    <w:p>
-      <w:pPr>
-        <w:numPr>
-          <w:numId w:val="0"/>
-        </w:numPr>
-        <w:ind w:leftChars="0"/>
-        <w:rPr>
-          <w:rFonts w:hint="default" w:ascii="Calibri" w:hAnsi="Calibri" w:eastAsia="SimSun"/>
-          <w:b w:val="0"/>
-          <w:bCs w:val="0"/>
-          <w:sz w:val="24"/>
-          <w:szCs w:val="24"/>
-          <w:lang w:val="en-US"/>
-        </w:rPr>
-      </w:pPr>
-      <w:r>
-        <w:rPr>
-          <w:rFonts w:hint="default" w:ascii="Calibri" w:hAnsi="Calibri" w:eastAsia="SimSun"/>
+          <w:ilvl w:val="0"/>
+          <w:numId w:val="0"/>
+        </w:numPr>
+        <w:ind w:leftChars="0"/>
+        <w:rPr>
+          <w:rFonts w:hint="default" w:ascii="Calibri" w:hAnsi="Calibri" w:eastAsia="SimSun" w:cs="Calibri"/>
+          <w:b w:val="0"/>
+          <w:bCs w:val="0"/>
+          <w:sz w:val="24"/>
+          <w:szCs w:val="24"/>
+          <w:lang w:val="en-US"/>
+        </w:rPr>
+      </w:pPr>
+    </w:p>
+    <w:p>
+      <w:pPr>
+        <w:numPr>
+          <w:ilvl w:val="0"/>
+          <w:numId w:val="0"/>
+        </w:numPr>
+        <w:ind w:leftChars="0"/>
+        <w:rPr>
+          <w:rFonts w:hint="default" w:ascii="Calibri" w:hAnsi="Calibri" w:eastAsia="SimSun" w:cs="Calibri"/>
+          <w:b w:val="0"/>
+          <w:bCs w:val="0"/>
+          <w:sz w:val="24"/>
+          <w:szCs w:val="24"/>
+          <w:lang w:val="en-US"/>
+        </w:rPr>
+      </w:pPr>
+      <w:r>
+        <w:rPr>
+          <w:rFonts w:hint="default" w:ascii="Calibri" w:hAnsi="Calibri" w:eastAsia="SimSun" w:cs="Calibri"/>
           <w:b w:val="0"/>
           <w:bCs w:val="0"/>
           <w:sz w:val="24"/>
@@ -37151,21 +37277,22 @@
     <w:p>
       <w:pPr>
         <w:numPr>
-          <w:numId w:val="0"/>
-        </w:numPr>
-        <w:ind w:leftChars="0"/>
-        <w:rPr>
-          <w:rFonts w:hint="default" w:ascii="Calibri" w:hAnsi="Calibri" w:eastAsia="SimSun"/>
-          <w:b w:val="0"/>
-          <w:bCs w:val="0"/>
-          <w:sz w:val="24"/>
-          <w:szCs w:val="24"/>
-          <w:lang w:val="en-US"/>
-        </w:rPr>
-      </w:pPr>
-      <w:r>
-        <w:rPr>
-          <w:rFonts w:hint="default" w:ascii="Calibri" w:hAnsi="Calibri" w:eastAsia="SimSun"/>
+          <w:ilvl w:val="0"/>
+          <w:numId w:val="0"/>
+        </w:numPr>
+        <w:ind w:leftChars="0"/>
+        <w:rPr>
+          <w:rFonts w:hint="default" w:ascii="Calibri" w:hAnsi="Calibri" w:eastAsia="SimSun" w:cs="Calibri"/>
+          <w:b w:val="0"/>
+          <w:bCs w:val="0"/>
+          <w:sz w:val="24"/>
+          <w:szCs w:val="24"/>
+          <w:lang w:val="en-US"/>
+        </w:rPr>
+      </w:pPr>
+      <w:r>
+        <w:rPr>
+          <w:rFonts w:hint="default" w:ascii="Calibri" w:hAnsi="Calibri" w:eastAsia="SimSun" w:cs="Calibri"/>
           <w:b w:val="0"/>
           <w:bCs w:val="0"/>
           <w:sz w:val="24"/>
@@ -37178,21 +37305,22 @@
     <w:p>
       <w:pPr>
         <w:numPr>
-          <w:numId w:val="0"/>
-        </w:numPr>
-        <w:ind w:leftChars="0"/>
-        <w:rPr>
-          <w:rFonts w:hint="default" w:ascii="Calibri" w:hAnsi="Calibri" w:eastAsia="SimSun"/>
-          <w:b w:val="0"/>
-          <w:bCs w:val="0"/>
-          <w:sz w:val="24"/>
-          <w:szCs w:val="24"/>
-          <w:lang w:val="en-US"/>
-        </w:rPr>
-      </w:pPr>
-      <w:r>
-        <w:rPr>
-          <w:rFonts w:hint="default" w:ascii="Calibri" w:hAnsi="Calibri" w:eastAsia="SimSun"/>
+          <w:ilvl w:val="0"/>
+          <w:numId w:val="0"/>
+        </w:numPr>
+        <w:ind w:leftChars="0"/>
+        <w:rPr>
+          <w:rFonts w:hint="default" w:ascii="Calibri" w:hAnsi="Calibri" w:eastAsia="SimSun" w:cs="Calibri"/>
+          <w:b w:val="0"/>
+          <w:bCs w:val="0"/>
+          <w:sz w:val="24"/>
+          <w:szCs w:val="24"/>
+          <w:lang w:val="en-US"/>
+        </w:rPr>
+      </w:pPr>
+      <w:r>
+        <w:rPr>
+          <w:rFonts w:hint="default" w:ascii="Calibri" w:hAnsi="Calibri" w:eastAsia="SimSun" w:cs="Calibri"/>
           <w:b w:val="0"/>
           <w:bCs w:val="0"/>
           <w:sz w:val="24"/>
@@ -37205,37 +37333,39 @@
     <w:p>
       <w:pPr>
         <w:numPr>
-          <w:numId w:val="0"/>
-        </w:numPr>
-        <w:ind w:leftChars="0"/>
-        <w:rPr>
-          <w:rFonts w:hint="default" w:ascii="Calibri" w:hAnsi="Calibri" w:eastAsia="SimSun"/>
-          <w:b w:val="0"/>
-          <w:bCs w:val="0"/>
-          <w:sz w:val="24"/>
-          <w:szCs w:val="24"/>
-          <w:lang w:val="en-US"/>
-        </w:rPr>
-      </w:pPr>
-    </w:p>
-    <w:p>
-      <w:pPr>
-        <w:numPr>
-          <w:numId w:val="0"/>
-        </w:numPr>
-        <w:ind w:leftChars="0"/>
-        <w:rPr>
-          <w:rFonts w:hint="default" w:ascii="Calibri" w:hAnsi="Calibri" w:eastAsia="SimSun"/>
-          <w:b w:val="0"/>
-          <w:bCs w:val="0"/>
-          <w:sz w:val="24"/>
-          <w:szCs w:val="24"/>
-          <w:lang w:val="en-US"/>
-        </w:rPr>
-      </w:pPr>
-      <w:r>
-        <w:rPr>
-          <w:rFonts w:hint="default" w:ascii="Calibri" w:hAnsi="Calibri" w:eastAsia="SimSun"/>
+          <w:ilvl w:val="0"/>
+          <w:numId w:val="0"/>
+        </w:numPr>
+        <w:ind w:leftChars="0"/>
+        <w:rPr>
+          <w:rFonts w:hint="default" w:ascii="Calibri" w:hAnsi="Calibri" w:eastAsia="SimSun" w:cs="Calibri"/>
+          <w:b w:val="0"/>
+          <w:bCs w:val="0"/>
+          <w:sz w:val="24"/>
+          <w:szCs w:val="24"/>
+          <w:lang w:val="en-US"/>
+        </w:rPr>
+      </w:pPr>
+    </w:p>
+    <w:p>
+      <w:pPr>
+        <w:numPr>
+          <w:ilvl w:val="0"/>
+          <w:numId w:val="0"/>
+        </w:numPr>
+        <w:ind w:leftChars="0"/>
+        <w:rPr>
+          <w:rFonts w:hint="default" w:ascii="Calibri" w:hAnsi="Calibri" w:eastAsia="SimSun" w:cs="Calibri"/>
+          <w:b w:val="0"/>
+          <w:bCs w:val="0"/>
+          <w:sz w:val="24"/>
+          <w:szCs w:val="24"/>
+          <w:lang w:val="en-US"/>
+        </w:rPr>
+      </w:pPr>
+      <w:r>
+        <w:rPr>
+          <w:rFonts w:hint="default" w:ascii="Calibri" w:hAnsi="Calibri" w:eastAsia="SimSun" w:cs="Calibri"/>
           <w:b w:val="0"/>
           <w:bCs w:val="0"/>
           <w:sz w:val="24"/>
@@ -37248,21 +37378,22 @@
     <w:p>
       <w:pPr>
         <w:numPr>
-          <w:numId w:val="0"/>
-        </w:numPr>
-        <w:ind w:leftChars="0"/>
-        <w:rPr>
-          <w:rFonts w:hint="default" w:ascii="Calibri" w:hAnsi="Calibri" w:eastAsia="SimSun"/>
-          <w:b w:val="0"/>
-          <w:bCs w:val="0"/>
-          <w:sz w:val="24"/>
-          <w:szCs w:val="24"/>
-          <w:lang w:val="en-US"/>
-        </w:rPr>
-      </w:pPr>
-      <w:r>
-        <w:rPr>
-          <w:rFonts w:hint="default" w:ascii="Calibri" w:hAnsi="Calibri" w:eastAsia="SimSun"/>
+          <w:ilvl w:val="0"/>
+          <w:numId w:val="0"/>
+        </w:numPr>
+        <w:ind w:leftChars="0"/>
+        <w:rPr>
+          <w:rFonts w:hint="default" w:ascii="Calibri" w:hAnsi="Calibri" w:eastAsia="SimSun" w:cs="Calibri"/>
+          <w:b w:val="0"/>
+          <w:bCs w:val="0"/>
+          <w:sz w:val="24"/>
+          <w:szCs w:val="24"/>
+          <w:lang w:val="en-US"/>
+        </w:rPr>
+      </w:pPr>
+      <w:r>
+        <w:rPr>
+          <w:rFonts w:hint="default" w:ascii="Calibri" w:hAnsi="Calibri" w:eastAsia="SimSun" w:cs="Calibri"/>
           <w:b w:val="0"/>
           <w:bCs w:val="0"/>
           <w:sz w:val="24"/>
@@ -37275,37 +37406,39 @@
     <w:p>
       <w:pPr>
         <w:numPr>
-          <w:numId w:val="0"/>
-        </w:numPr>
-        <w:ind w:leftChars="0"/>
-        <w:rPr>
-          <w:rFonts w:hint="default" w:ascii="Calibri" w:hAnsi="Calibri" w:eastAsia="SimSun"/>
-          <w:b w:val="0"/>
-          <w:bCs w:val="0"/>
-          <w:sz w:val="24"/>
-          <w:szCs w:val="24"/>
-          <w:lang w:val="en-US"/>
-        </w:rPr>
-      </w:pPr>
-    </w:p>
-    <w:p>
-      <w:pPr>
-        <w:numPr>
-          <w:numId w:val="0"/>
-        </w:numPr>
-        <w:ind w:leftChars="0"/>
-        <w:rPr>
-          <w:rFonts w:hint="default" w:ascii="Calibri" w:hAnsi="Calibri" w:eastAsia="SimSun"/>
-          <w:b w:val="0"/>
-          <w:bCs w:val="0"/>
-          <w:sz w:val="24"/>
-          <w:szCs w:val="24"/>
-          <w:lang w:val="en-US"/>
-        </w:rPr>
-      </w:pPr>
-      <w:r>
-        <w:rPr>
-          <w:rFonts w:hint="default" w:ascii="Calibri" w:hAnsi="Calibri" w:eastAsia="SimSun"/>
+          <w:ilvl w:val="0"/>
+          <w:numId w:val="0"/>
+        </w:numPr>
+        <w:ind w:leftChars="0"/>
+        <w:rPr>
+          <w:rFonts w:hint="default" w:ascii="Calibri" w:hAnsi="Calibri" w:eastAsia="SimSun" w:cs="Calibri"/>
+          <w:b w:val="0"/>
+          <w:bCs w:val="0"/>
+          <w:sz w:val="24"/>
+          <w:szCs w:val="24"/>
+          <w:lang w:val="en-US"/>
+        </w:rPr>
+      </w:pPr>
+    </w:p>
+    <w:p>
+      <w:pPr>
+        <w:numPr>
+          <w:ilvl w:val="0"/>
+          <w:numId w:val="0"/>
+        </w:numPr>
+        <w:ind w:leftChars="0"/>
+        <w:rPr>
+          <w:rFonts w:hint="default" w:ascii="Calibri" w:hAnsi="Calibri" w:eastAsia="SimSun" w:cs="Calibri"/>
+          <w:b w:val="0"/>
+          <w:bCs w:val="0"/>
+          <w:sz w:val="24"/>
+          <w:szCs w:val="24"/>
+          <w:lang w:val="en-US"/>
+        </w:rPr>
+      </w:pPr>
+      <w:r>
+        <w:rPr>
+          <w:rFonts w:hint="default" w:ascii="Calibri" w:hAnsi="Calibri" w:eastAsia="SimSun" w:cs="Calibri"/>
           <w:b w:val="0"/>
           <w:bCs w:val="0"/>
           <w:sz w:val="24"/>
@@ -37318,21 +37451,22 @@
     <w:p>
       <w:pPr>
         <w:numPr>
-          <w:numId w:val="0"/>
-        </w:numPr>
-        <w:ind w:leftChars="0"/>
-        <w:rPr>
-          <w:rFonts w:hint="default" w:ascii="Calibri" w:hAnsi="Calibri" w:eastAsia="SimSun"/>
-          <w:b w:val="0"/>
-          <w:bCs w:val="0"/>
-          <w:sz w:val="24"/>
-          <w:szCs w:val="24"/>
-          <w:lang w:val="en-US"/>
-        </w:rPr>
-      </w:pPr>
-      <w:r>
-        <w:rPr>
-          <w:rFonts w:hint="default" w:ascii="Calibri" w:hAnsi="Calibri" w:eastAsia="SimSun"/>
+          <w:ilvl w:val="0"/>
+          <w:numId w:val="0"/>
+        </w:numPr>
+        <w:ind w:leftChars="0"/>
+        <w:rPr>
+          <w:rFonts w:hint="default" w:ascii="Calibri" w:hAnsi="Calibri" w:eastAsia="SimSun" w:cs="Calibri"/>
+          <w:b w:val="0"/>
+          <w:bCs w:val="0"/>
+          <w:sz w:val="24"/>
+          <w:szCs w:val="24"/>
+          <w:lang w:val="en-US"/>
+        </w:rPr>
+      </w:pPr>
+      <w:r>
+        <w:rPr>
+          <w:rFonts w:hint="default" w:ascii="Calibri" w:hAnsi="Calibri" w:eastAsia="SimSun" w:cs="Calibri"/>
           <w:b w:val="0"/>
           <w:bCs w:val="0"/>
           <w:sz w:val="24"/>
@@ -37345,21 +37479,22 @@
     <w:p>
       <w:pPr>
         <w:numPr>
-          <w:numId w:val="0"/>
-        </w:numPr>
-        <w:ind w:leftChars="0"/>
-        <w:rPr>
-          <w:rFonts w:hint="default" w:ascii="Calibri" w:hAnsi="Calibri" w:eastAsia="SimSun"/>
-          <w:b w:val="0"/>
-          <w:bCs w:val="0"/>
-          <w:sz w:val="24"/>
-          <w:szCs w:val="24"/>
-          <w:lang w:val="en-US"/>
-        </w:rPr>
-      </w:pPr>
-      <w:r>
-        <w:rPr>
-          <w:rFonts w:hint="default" w:ascii="Calibri" w:hAnsi="Calibri" w:eastAsia="SimSun"/>
+          <w:ilvl w:val="0"/>
+          <w:numId w:val="0"/>
+        </w:numPr>
+        <w:ind w:leftChars="0"/>
+        <w:rPr>
+          <w:rFonts w:hint="default" w:ascii="Calibri" w:hAnsi="Calibri" w:eastAsia="SimSun" w:cs="Calibri"/>
+          <w:b w:val="0"/>
+          <w:bCs w:val="0"/>
+          <w:sz w:val="24"/>
+          <w:szCs w:val="24"/>
+          <w:lang w:val="en-US"/>
+        </w:rPr>
+      </w:pPr>
+      <w:r>
+        <w:rPr>
+          <w:rFonts w:hint="default" w:ascii="Calibri" w:hAnsi="Calibri" w:eastAsia="SimSun" w:cs="Calibri"/>
           <w:b w:val="0"/>
           <w:bCs w:val="0"/>
           <w:sz w:val="24"/>
@@ -37372,21 +37507,22 @@
     <w:p>
       <w:pPr>
         <w:numPr>
-          <w:numId w:val="0"/>
-        </w:numPr>
-        <w:ind w:leftChars="0"/>
-        <w:rPr>
-          <w:rFonts w:hint="default" w:ascii="Calibri" w:hAnsi="Calibri" w:eastAsia="SimSun"/>
-          <w:b w:val="0"/>
-          <w:bCs w:val="0"/>
-          <w:sz w:val="24"/>
-          <w:szCs w:val="24"/>
-          <w:lang w:val="en-US"/>
-        </w:rPr>
-      </w:pPr>
-      <w:r>
-        <w:rPr>
-          <w:rFonts w:hint="default" w:ascii="Calibri" w:hAnsi="Calibri" w:eastAsia="SimSun"/>
+          <w:ilvl w:val="0"/>
+          <w:numId w:val="0"/>
+        </w:numPr>
+        <w:ind w:leftChars="0"/>
+        <w:rPr>
+          <w:rFonts w:hint="default" w:ascii="Calibri" w:hAnsi="Calibri" w:eastAsia="SimSun" w:cs="Calibri"/>
+          <w:b w:val="0"/>
+          <w:bCs w:val="0"/>
+          <w:sz w:val="24"/>
+          <w:szCs w:val="24"/>
+          <w:lang w:val="en-US"/>
+        </w:rPr>
+      </w:pPr>
+      <w:r>
+        <w:rPr>
+          <w:rFonts w:hint="default" w:ascii="Calibri" w:hAnsi="Calibri" w:eastAsia="SimSun" w:cs="Calibri"/>
           <w:b w:val="0"/>
           <w:bCs w:val="0"/>
           <w:sz w:val="24"/>
@@ -37399,53 +37535,56 @@
     <w:p>
       <w:pPr>
         <w:numPr>
-          <w:numId w:val="0"/>
-        </w:numPr>
-        <w:ind w:leftChars="0"/>
-        <w:rPr>
-          <w:rFonts w:hint="default" w:ascii="Calibri" w:hAnsi="Calibri" w:eastAsia="SimSun"/>
-          <w:b w:val="0"/>
-          <w:bCs w:val="0"/>
-          <w:sz w:val="24"/>
-          <w:szCs w:val="24"/>
-          <w:lang w:val="en-US"/>
-        </w:rPr>
-      </w:pPr>
-    </w:p>
-    <w:p>
-      <w:pPr>
-        <w:numPr>
-          <w:numId w:val="0"/>
-        </w:numPr>
-        <w:ind w:leftChars="0"/>
-        <w:rPr>
-          <w:rFonts w:hint="default" w:ascii="Calibri" w:hAnsi="Calibri" w:eastAsia="SimSun"/>
-          <w:b w:val="0"/>
-          <w:bCs w:val="0"/>
-          <w:sz w:val="24"/>
-          <w:szCs w:val="24"/>
-          <w:lang w:val="en-US"/>
-        </w:rPr>
-      </w:pPr>
-    </w:p>
-    <w:p>
-      <w:pPr>
-        <w:numPr>
-          <w:numId w:val="0"/>
-        </w:numPr>
-        <w:ind w:leftChars="0"/>
-        <w:rPr>
-          <w:rFonts w:hint="default" w:ascii="Calibri" w:hAnsi="Calibri" w:eastAsia="SimSun"/>
-          <w:b w:val="0"/>
-          <w:bCs w:val="0"/>
-          <w:sz w:val="24"/>
-          <w:szCs w:val="24"/>
-          <w:lang w:val="en-US"/>
-        </w:rPr>
-      </w:pPr>
-      <w:r>
-        <w:rPr>
-          <w:rFonts w:hint="default" w:ascii="Calibri" w:hAnsi="Calibri" w:eastAsia="SimSun"/>
+          <w:ilvl w:val="0"/>
+          <w:numId w:val="0"/>
+        </w:numPr>
+        <w:ind w:leftChars="0"/>
+        <w:rPr>
+          <w:rFonts w:hint="default" w:ascii="Calibri" w:hAnsi="Calibri" w:eastAsia="SimSun" w:cs="Calibri"/>
+          <w:b w:val="0"/>
+          <w:bCs w:val="0"/>
+          <w:sz w:val="24"/>
+          <w:szCs w:val="24"/>
+          <w:lang w:val="en-US"/>
+        </w:rPr>
+      </w:pPr>
+    </w:p>
+    <w:p>
+      <w:pPr>
+        <w:numPr>
+          <w:ilvl w:val="0"/>
+          <w:numId w:val="0"/>
+        </w:numPr>
+        <w:ind w:leftChars="0"/>
+        <w:rPr>
+          <w:rFonts w:hint="default" w:ascii="Calibri" w:hAnsi="Calibri" w:eastAsia="SimSun" w:cs="Calibri"/>
+          <w:b w:val="0"/>
+          <w:bCs w:val="0"/>
+          <w:sz w:val="24"/>
+          <w:szCs w:val="24"/>
+          <w:lang w:val="en-US"/>
+        </w:rPr>
+      </w:pPr>
+    </w:p>
+    <w:p>
+      <w:pPr>
+        <w:numPr>
+          <w:ilvl w:val="0"/>
+          <w:numId w:val="0"/>
+        </w:numPr>
+        <w:ind w:leftChars="0"/>
+        <w:rPr>
+          <w:rFonts w:hint="default" w:ascii="Calibri" w:hAnsi="Calibri" w:eastAsia="SimSun" w:cs="Calibri"/>
+          <w:b w:val="0"/>
+          <w:bCs w:val="0"/>
+          <w:sz w:val="24"/>
+          <w:szCs w:val="24"/>
+          <w:lang w:val="en-US"/>
+        </w:rPr>
+      </w:pPr>
+      <w:r>
+        <w:rPr>
+          <w:rFonts w:hint="default" w:ascii="Calibri" w:hAnsi="Calibri" w:eastAsia="SimSun" w:cs="Calibri"/>
           <w:b w:val="0"/>
           <w:bCs w:val="0"/>
           <w:sz w:val="24"/>
@@ -37458,21 +37597,22 @@
     <w:p>
       <w:pPr>
         <w:numPr>
-          <w:numId w:val="0"/>
-        </w:numPr>
-        <w:ind w:leftChars="0"/>
-        <w:rPr>
-          <w:rFonts w:hint="default" w:ascii="Calibri" w:hAnsi="Calibri" w:eastAsia="SimSun"/>
-          <w:b w:val="0"/>
-          <w:bCs w:val="0"/>
-          <w:sz w:val="24"/>
-          <w:szCs w:val="24"/>
-          <w:lang w:val="en-US"/>
-        </w:rPr>
-      </w:pPr>
-      <w:r>
-        <w:rPr>
-          <w:rFonts w:hint="default" w:ascii="Calibri" w:hAnsi="Calibri" w:eastAsia="SimSun"/>
+          <w:ilvl w:val="0"/>
+          <w:numId w:val="0"/>
+        </w:numPr>
+        <w:ind w:leftChars="0"/>
+        <w:rPr>
+          <w:rFonts w:hint="default" w:ascii="Calibri" w:hAnsi="Calibri" w:eastAsia="SimSun" w:cs="Calibri"/>
+          <w:b w:val="0"/>
+          <w:bCs w:val="0"/>
+          <w:sz w:val="24"/>
+          <w:szCs w:val="24"/>
+          <w:lang w:val="en-US"/>
+        </w:rPr>
+      </w:pPr>
+      <w:r>
+        <w:rPr>
+          <w:rFonts w:hint="default" w:ascii="Calibri" w:hAnsi="Calibri" w:eastAsia="SimSun" w:cs="Calibri"/>
           <w:b w:val="0"/>
           <w:bCs w:val="0"/>
           <w:sz w:val="24"/>
@@ -37485,21 +37625,22 @@
     <w:p>
       <w:pPr>
         <w:numPr>
-          <w:numId w:val="0"/>
-        </w:numPr>
-        <w:ind w:leftChars="0"/>
-        <w:rPr>
-          <w:rFonts w:hint="default" w:ascii="Calibri" w:hAnsi="Calibri" w:eastAsia="SimSun"/>
-          <w:b w:val="0"/>
-          <w:bCs w:val="0"/>
-          <w:sz w:val="24"/>
-          <w:szCs w:val="24"/>
-          <w:lang w:val="en-US"/>
-        </w:rPr>
-      </w:pPr>
-      <w:r>
-        <w:rPr>
-          <w:rFonts w:hint="default" w:ascii="Calibri" w:hAnsi="Calibri" w:eastAsia="SimSun"/>
+          <w:ilvl w:val="0"/>
+          <w:numId w:val="0"/>
+        </w:numPr>
+        <w:ind w:leftChars="0"/>
+        <w:rPr>
+          <w:rFonts w:hint="default" w:ascii="Calibri" w:hAnsi="Calibri" w:eastAsia="SimSun" w:cs="Calibri"/>
+          <w:b w:val="0"/>
+          <w:bCs w:val="0"/>
+          <w:sz w:val="24"/>
+          <w:szCs w:val="24"/>
+          <w:lang w:val="en-US"/>
+        </w:rPr>
+      </w:pPr>
+      <w:r>
+        <w:rPr>
+          <w:rFonts w:hint="default" w:ascii="Calibri" w:hAnsi="Calibri" w:eastAsia="SimSun" w:cs="Calibri"/>
           <w:b w:val="0"/>
           <w:bCs w:val="0"/>
           <w:sz w:val="24"/>
@@ -37512,21 +37653,22 @@
     <w:p>
       <w:pPr>
         <w:numPr>
-          <w:numId w:val="0"/>
-        </w:numPr>
-        <w:ind w:leftChars="0"/>
-        <w:rPr>
-          <w:rFonts w:hint="default" w:ascii="Calibri" w:hAnsi="Calibri" w:eastAsia="SimSun"/>
-          <w:b w:val="0"/>
-          <w:bCs w:val="0"/>
-          <w:sz w:val="24"/>
-          <w:szCs w:val="24"/>
-          <w:lang w:val="en-US"/>
-        </w:rPr>
-      </w:pPr>
-      <w:r>
-        <w:rPr>
-          <w:rFonts w:hint="default" w:ascii="Calibri" w:hAnsi="Calibri" w:eastAsia="SimSun"/>
+          <w:ilvl w:val="0"/>
+          <w:numId w:val="0"/>
+        </w:numPr>
+        <w:ind w:leftChars="0"/>
+        <w:rPr>
+          <w:rFonts w:hint="default" w:ascii="Calibri" w:hAnsi="Calibri" w:eastAsia="SimSun" w:cs="Calibri"/>
+          <w:b w:val="0"/>
+          <w:bCs w:val="0"/>
+          <w:sz w:val="24"/>
+          <w:szCs w:val="24"/>
+          <w:lang w:val="en-US"/>
+        </w:rPr>
+      </w:pPr>
+      <w:r>
+        <w:rPr>
+          <w:rFonts w:hint="default" w:ascii="Calibri" w:hAnsi="Calibri" w:eastAsia="SimSun" w:cs="Calibri"/>
           <w:b w:val="0"/>
           <w:bCs w:val="0"/>
           <w:sz w:val="24"/>
@@ -37539,21 +37681,22 @@
     <w:p>
       <w:pPr>
         <w:numPr>
-          <w:numId w:val="0"/>
-        </w:numPr>
-        <w:ind w:leftChars="0"/>
-        <w:rPr>
-          <w:rFonts w:hint="default" w:ascii="Calibri" w:hAnsi="Calibri" w:eastAsia="SimSun"/>
-          <w:b w:val="0"/>
-          <w:bCs w:val="0"/>
-          <w:sz w:val="24"/>
-          <w:szCs w:val="24"/>
-          <w:lang w:val="en-US"/>
-        </w:rPr>
-      </w:pPr>
-      <w:r>
-        <w:rPr>
-          <w:rFonts w:hint="default" w:ascii="Calibri" w:hAnsi="Calibri" w:eastAsia="SimSun"/>
+          <w:ilvl w:val="0"/>
+          <w:numId w:val="0"/>
+        </w:numPr>
+        <w:ind w:leftChars="0"/>
+        <w:rPr>
+          <w:rFonts w:hint="default" w:ascii="Calibri" w:hAnsi="Calibri" w:eastAsia="SimSun" w:cs="Calibri"/>
+          <w:b w:val="0"/>
+          <w:bCs w:val="0"/>
+          <w:sz w:val="24"/>
+          <w:szCs w:val="24"/>
+          <w:lang w:val="en-US"/>
+        </w:rPr>
+      </w:pPr>
+      <w:r>
+        <w:rPr>
+          <w:rFonts w:hint="default" w:ascii="Calibri" w:hAnsi="Calibri" w:eastAsia="SimSun" w:cs="Calibri"/>
           <w:b w:val="0"/>
           <w:bCs w:val="0"/>
           <w:sz w:val="24"/>
@@ -37566,11 +37709,12 @@
     <w:p>
       <w:pPr>
         <w:numPr>
-          <w:numId w:val="0"/>
-        </w:numPr>
-        <w:ind w:leftChars="0"/>
-        <w:rPr>
-          <w:rFonts w:hint="default" w:ascii="Calibri" w:hAnsi="Calibri" w:eastAsia="SimSun"/>
+          <w:ilvl w:val="0"/>
+          <w:numId w:val="0"/>
+        </w:numPr>
+        <w:ind w:leftChars="0"/>
+        <w:rPr>
+          <w:rFonts w:hint="default" w:ascii="Calibri" w:hAnsi="Calibri" w:eastAsia="SimSun" w:cs="Calibri"/>
           <w:b w:val="0"/>
           <w:bCs w:val="0"/>
           <w:sz w:val="24"/>
@@ -37587,17 +37731,17 @@
         </w:numPr>
         <w:ind w:left="420" w:leftChars="0" w:hanging="420" w:firstLineChars="0"/>
         <w:rPr>
-          <w:rFonts w:hint="default" w:ascii="Calibri" w:hAnsi="Calibri" w:eastAsia="SimSun"/>
-          <w:b w:val="0"/>
-          <w:bCs w:val="0"/>
-          <w:sz w:val="24"/>
-          <w:szCs w:val="24"/>
-          <w:lang w:val="en-US"/>
-        </w:rPr>
-      </w:pPr>
-      <w:r>
-        <w:rPr>
-          <w:rFonts w:hint="default" w:ascii="Calibri" w:hAnsi="Calibri" w:eastAsia="SimSun"/>
+          <w:rFonts w:hint="default" w:ascii="Calibri" w:hAnsi="Calibri" w:eastAsia="SimSun" w:cs="Calibri"/>
+          <w:b w:val="0"/>
+          <w:bCs w:val="0"/>
+          <w:sz w:val="24"/>
+          <w:szCs w:val="24"/>
+          <w:lang w:val="en-US"/>
+        </w:rPr>
+      </w:pPr>
+      <w:r>
+        <w:rPr>
+          <w:rFonts w:hint="default" w:ascii="Calibri" w:hAnsi="Calibri" w:eastAsia="SimSun" w:cs="Calibri"/>
           <w:b w:val="0"/>
           <w:bCs w:val="0"/>
           <w:sz w:val="24"/>
@@ -37610,21 +37754,22 @@
     <w:p>
       <w:pPr>
         <w:numPr>
-          <w:numId w:val="0"/>
-        </w:numPr>
-        <w:ind w:leftChars="0"/>
-        <w:rPr>
-          <w:rFonts w:hint="default" w:ascii="Calibri" w:hAnsi="Calibri" w:eastAsia="SimSun"/>
-          <w:b w:val="0"/>
-          <w:bCs w:val="0"/>
-          <w:sz w:val="24"/>
-          <w:szCs w:val="24"/>
-          <w:lang w:val="en-US"/>
-        </w:rPr>
-      </w:pPr>
-      <w:r>
-        <w:rPr>
-          <w:rFonts w:hint="default" w:ascii="Calibri" w:hAnsi="Calibri" w:eastAsia="SimSun"/>
+          <w:ilvl w:val="0"/>
+          <w:numId w:val="0"/>
+        </w:numPr>
+        <w:ind w:leftChars="0"/>
+        <w:rPr>
+          <w:rFonts w:hint="default" w:ascii="Calibri" w:hAnsi="Calibri" w:eastAsia="SimSun" w:cs="Calibri"/>
+          <w:b w:val="0"/>
+          <w:bCs w:val="0"/>
+          <w:sz w:val="24"/>
+          <w:szCs w:val="24"/>
+          <w:lang w:val="en-US"/>
+        </w:rPr>
+      </w:pPr>
+      <w:r>
+        <w:rPr>
+          <w:rFonts w:hint="default" w:ascii="Calibri" w:hAnsi="Calibri" w:eastAsia="SimSun" w:cs="Calibri"/>
           <w:b w:val="0"/>
           <w:bCs w:val="0"/>
           <w:sz w:val="24"/>
@@ -37632,6 +37777,1252 @@
           <w:lang w:val="en-US"/>
         </w:rPr>
         <w:t>Because Driver does NOT depend on Car or Bike directly.</w:t>
+      </w:r>
+    </w:p>
+    <w:p>
+      <w:pPr>
+        <w:numPr>
+          <w:ilvl w:val="0"/>
+          <w:numId w:val="0"/>
+        </w:numPr>
+        <w:ind w:leftChars="0"/>
+        <w:rPr>
+          <w:rFonts w:hint="default" w:ascii="Calibri" w:hAnsi="Calibri" w:eastAsia="SimSun" w:cs="Calibri"/>
+          <w:b w:val="0"/>
+          <w:bCs w:val="0"/>
+          <w:sz w:val="24"/>
+          <w:szCs w:val="24"/>
+          <w:lang w:val="en-US"/>
+        </w:rPr>
+      </w:pPr>
+      <w:r>
+        <w:rPr>
+          <w:rFonts w:hint="default" w:ascii="Calibri" w:hAnsi="Calibri" w:eastAsia="SimSun" w:cs="Calibri"/>
+          <w:b w:val="0"/>
+          <w:bCs w:val="0"/>
+          <w:sz w:val="24"/>
+          <w:szCs w:val="24"/>
+          <w:lang w:val="en-US"/>
+        </w:rPr>
+        <w:t>It depends only on:</w:t>
+      </w:r>
+    </w:p>
+    <w:p>
+      <w:pPr>
+        <w:numPr>
+          <w:ilvl w:val="0"/>
+          <w:numId w:val="0"/>
+        </w:numPr>
+        <w:ind w:leftChars="0"/>
+        <w:rPr>
+          <w:rFonts w:hint="default" w:ascii="Calibri" w:hAnsi="Calibri" w:eastAsia="SimSun" w:cs="Calibri"/>
+          <w:b w:val="0"/>
+          <w:bCs w:val="0"/>
+          <w:sz w:val="24"/>
+          <w:szCs w:val="24"/>
+          <w:lang w:val="en-US"/>
+        </w:rPr>
+      </w:pPr>
+    </w:p>
+    <w:p>
+      <w:pPr>
+        <w:numPr>
+          <w:ilvl w:val="0"/>
+          <w:numId w:val="0"/>
+        </w:numPr>
+        <w:ind w:leftChars="0"/>
+        <w:rPr>
+          <w:rFonts w:hint="default" w:ascii="Calibri" w:hAnsi="Calibri" w:eastAsia="SimSun" w:cs="Calibri"/>
+          <w:b w:val="0"/>
+          <w:bCs w:val="0"/>
+          <w:sz w:val="24"/>
+          <w:szCs w:val="24"/>
+          <w:lang w:val="en-US"/>
+        </w:rPr>
+      </w:pPr>
+      <w:r>
+        <w:rPr>
+          <w:rFonts w:hint="default" w:ascii="Calibri" w:hAnsi="Calibri" w:eastAsia="SimSun" w:cs="Calibri"/>
+          <w:b w:val="0"/>
+          <w:bCs w:val="0"/>
+          <w:sz w:val="24"/>
+          <w:szCs w:val="24"/>
+          <w:lang w:val="en-US"/>
+        </w:rPr>
+        <w:t>Vehicle</w:t>
+      </w:r>
+    </w:p>
+    <w:p>
+      <w:pPr>
+        <w:numPr>
+          <w:ilvl w:val="0"/>
+          <w:numId w:val="0"/>
+        </w:numPr>
+        <w:ind w:leftChars="0"/>
+        <w:rPr>
+          <w:rFonts w:hint="default" w:ascii="Calibri" w:hAnsi="Calibri" w:eastAsia="SimSun" w:cs="Calibri"/>
+          <w:b w:val="0"/>
+          <w:bCs w:val="0"/>
+          <w:sz w:val="24"/>
+          <w:szCs w:val="24"/>
+          <w:lang w:val="en-US"/>
+        </w:rPr>
+      </w:pPr>
+      <w:r>
+        <w:rPr>
+          <w:rFonts w:hint="default" w:ascii="Calibri" w:hAnsi="Calibri" w:eastAsia="SimSun" w:cs="Calibri"/>
+          <w:b w:val="0"/>
+          <w:bCs w:val="0"/>
+          <w:sz w:val="24"/>
+          <w:szCs w:val="24"/>
+          <w:lang w:val="en-US"/>
+        </w:rPr>
+        <w:t>So in future you add:</w:t>
+      </w:r>
+    </w:p>
+    <w:p>
+      <w:pPr>
+        <w:numPr>
+          <w:ilvl w:val="0"/>
+          <w:numId w:val="0"/>
+        </w:numPr>
+        <w:ind w:leftChars="0"/>
+        <w:rPr>
+          <w:rFonts w:hint="default" w:ascii="Calibri" w:hAnsi="Calibri" w:eastAsia="SimSun" w:cs="Calibri"/>
+          <w:b w:val="0"/>
+          <w:bCs w:val="0"/>
+          <w:sz w:val="24"/>
+          <w:szCs w:val="24"/>
+          <w:lang w:val="en-US"/>
+        </w:rPr>
+      </w:pPr>
+      <w:r>
+        <w:rPr>
+          <w:rFonts w:hint="default" w:ascii="Calibri" w:hAnsi="Calibri" w:eastAsia="SimSun" w:cs="Calibri"/>
+          <w:b w:val="0"/>
+          <w:bCs w:val="0"/>
+          <w:sz w:val="24"/>
+          <w:szCs w:val="24"/>
+          <w:lang w:val="en-US"/>
+        </w:rPr>
+        <w:t>class Bus implements Vehicle { }</w:t>
+      </w:r>
+    </w:p>
+    <w:p>
+      <w:pPr>
+        <w:numPr>
+          <w:ilvl w:val="0"/>
+          <w:numId w:val="0"/>
+        </w:numPr>
+        <w:ind w:leftChars="0"/>
+        <w:rPr>
+          <w:rFonts w:hint="default" w:ascii="Calibri" w:hAnsi="Calibri" w:eastAsia="SimSun" w:cs="Calibri"/>
+          <w:b w:val="0"/>
+          <w:bCs w:val="0"/>
+          <w:sz w:val="24"/>
+          <w:szCs w:val="24"/>
+          <w:lang w:val="en-US"/>
+        </w:rPr>
+      </w:pPr>
+    </w:p>
+    <w:p>
+      <w:pPr>
+        <w:numPr>
+          <w:ilvl w:val="0"/>
+          <w:numId w:val="0"/>
+        </w:numPr>
+        <w:ind w:leftChars="0"/>
+        <w:rPr>
+          <w:rFonts w:hint="default" w:ascii="Calibri" w:hAnsi="Calibri" w:eastAsia="SimSun" w:cs="Calibri"/>
+          <w:b w:val="0"/>
+          <w:bCs w:val="0"/>
+          <w:sz w:val="24"/>
+          <w:szCs w:val="24"/>
+          <w:lang w:val="en-US"/>
+        </w:rPr>
+      </w:pPr>
+      <w:r>
+        <w:rPr>
+          <w:rFonts w:hint="default" w:ascii="Calibri" w:hAnsi="Calibri" w:eastAsia="SimSun" w:cs="Calibri"/>
+          <w:b w:val="0"/>
+          <w:bCs w:val="0"/>
+          <w:sz w:val="24"/>
+          <w:szCs w:val="24"/>
+          <w:lang w:val="en-US"/>
+        </w:rPr>
+        <w:t>Driver code will not change.</w:t>
+      </w:r>
+    </w:p>
+    <w:p>
+      <w:pPr>
+        <w:numPr>
+          <w:ilvl w:val="0"/>
+          <w:numId w:val="0"/>
+        </w:numPr>
+        <w:ind w:leftChars="0"/>
+        <w:rPr>
+          <w:rFonts w:hint="default" w:ascii="Calibri" w:hAnsi="Calibri" w:eastAsia="SimSun" w:cs="Calibri"/>
+          <w:b w:val="0"/>
+          <w:bCs w:val="0"/>
+          <w:sz w:val="24"/>
+          <w:szCs w:val="24"/>
+          <w:lang w:val="en-US"/>
+        </w:rPr>
+      </w:pPr>
+    </w:p>
+    <w:p>
+      <w:pPr>
+        <w:numPr>
+          <w:ilvl w:val="0"/>
+          <w:numId w:val="0"/>
+        </w:numPr>
+        <w:ind w:leftChars="0"/>
+        <w:rPr>
+          <w:rFonts w:hint="default" w:ascii="Calibri" w:hAnsi="Calibri" w:eastAsia="SimSun" w:cs="Calibri"/>
+          <w:b w:val="0"/>
+          <w:bCs w:val="0"/>
+          <w:sz w:val="24"/>
+          <w:szCs w:val="24"/>
+          <w:lang w:val="en-US"/>
+        </w:rPr>
+      </w:pPr>
+    </w:p>
+    <w:p>
+      <w:pPr>
+        <w:numPr>
+          <w:ilvl w:val="0"/>
+          <w:numId w:val="1"/>
+        </w:numPr>
+        <w:ind w:left="0" w:leftChars="0" w:firstLine="0" w:firstLineChars="0"/>
+        <w:rPr>
+          <w:rFonts w:hint="default" w:ascii="Calibri" w:hAnsi="Calibri" w:eastAsia="SimSun" w:cs="Calibri"/>
+          <w:b/>
+          <w:bCs/>
+          <w:sz w:val="24"/>
+          <w:szCs w:val="24"/>
+          <w:lang w:val="en-US"/>
+        </w:rPr>
+      </w:pPr>
+      <w:r>
+        <w:rPr>
+          <w:rFonts w:hint="default" w:ascii="Calibri" w:hAnsi="Calibri" w:eastAsia="SimSun" w:cs="Calibri"/>
+          <w:b/>
+          <w:bCs/>
+          <w:sz w:val="24"/>
+          <w:szCs w:val="24"/>
+        </w:rPr>
+        <w:t>How does polymorphism help in loose coupling?</w:t>
+      </w:r>
+    </w:p>
+    <w:p>
+      <w:pPr>
+        <w:numPr>
+          <w:ilvl w:val="0"/>
+          <w:numId w:val="100"/>
+        </w:numPr>
+        <w:ind w:left="420" w:leftChars="0" w:hanging="420" w:firstLineChars="0"/>
+        <w:rPr>
+          <w:rFonts w:hint="default" w:ascii="Calibri" w:hAnsi="Calibri" w:eastAsia="SimSun" w:cs="Calibri"/>
+          <w:b w:val="0"/>
+          <w:bCs w:val="0"/>
+          <w:sz w:val="24"/>
+          <w:szCs w:val="24"/>
+          <w:lang w:val="en-US"/>
+        </w:rPr>
+      </w:pPr>
+      <w:r>
+        <w:rPr>
+          <w:rFonts w:hint="default" w:ascii="Calibri" w:hAnsi="Calibri" w:eastAsia="SimSun" w:cs="Calibri"/>
+          <w:b w:val="0"/>
+          <w:bCs w:val="0"/>
+          <w:sz w:val="24"/>
+          <w:szCs w:val="24"/>
+          <w:lang w:val="en-US"/>
+        </w:rPr>
+        <w:t>Key idea (very important):</w:t>
+      </w:r>
+    </w:p>
+    <w:p>
+      <w:pPr>
+        <w:numPr>
+          <w:numId w:val="0"/>
+        </w:numPr>
+        <w:ind w:leftChars="0"/>
+        <w:rPr>
+          <w:rFonts w:hint="default" w:ascii="Calibri" w:hAnsi="Calibri" w:eastAsia="SimSun" w:cs="Calibri"/>
+          <w:b w:val="0"/>
+          <w:bCs w:val="0"/>
+          <w:sz w:val="24"/>
+          <w:szCs w:val="24"/>
+          <w:lang w:val="en-US"/>
+        </w:rPr>
+      </w:pPr>
+      <w:r>
+        <w:rPr>
+          <w:rFonts w:hint="default" w:ascii="Calibri" w:hAnsi="Calibri" w:eastAsia="SimSun" w:cs="Calibri"/>
+          <w:b w:val="0"/>
+          <w:bCs w:val="0"/>
+          <w:sz w:val="24"/>
+          <w:szCs w:val="24"/>
+          <w:lang w:val="en-US"/>
+        </w:rPr>
+        <w:t>Polymorphism allows us to write code using a parent type (interface / superclass) and change behavior at runtime using child objects.</w:t>
+      </w:r>
+    </w:p>
+    <w:p>
+      <w:pPr>
+        <w:numPr>
+          <w:numId w:val="0"/>
+        </w:numPr>
+        <w:ind w:leftChars="0"/>
+        <w:rPr>
+          <w:rFonts w:hint="default" w:ascii="Calibri" w:hAnsi="Calibri" w:eastAsia="SimSun" w:cs="Calibri"/>
+          <w:b w:val="0"/>
+          <w:bCs w:val="0"/>
+          <w:sz w:val="24"/>
+          <w:szCs w:val="24"/>
+          <w:lang w:val="en-US"/>
+        </w:rPr>
+      </w:pPr>
+    </w:p>
+    <w:p>
+      <w:pPr>
+        <w:numPr>
+          <w:numId w:val="0"/>
+        </w:numPr>
+        <w:ind w:leftChars="0"/>
+        <w:rPr>
+          <w:rFonts w:hint="default" w:ascii="Calibri" w:hAnsi="Calibri" w:eastAsia="SimSun" w:cs="Calibri"/>
+          <w:b w:val="0"/>
+          <w:bCs w:val="0"/>
+          <w:sz w:val="24"/>
+          <w:szCs w:val="24"/>
+          <w:lang w:val="en-US"/>
+        </w:rPr>
+      </w:pPr>
+      <w:r>
+        <w:rPr>
+          <w:rFonts w:hint="default" w:ascii="Calibri" w:hAnsi="Calibri" w:eastAsia="SimSun" w:cs="Calibri"/>
+          <w:b w:val="0"/>
+          <w:bCs w:val="0"/>
+          <w:sz w:val="24"/>
+          <w:szCs w:val="24"/>
+          <w:lang w:val="en-US"/>
+        </w:rPr>
+        <w:t>Because of this:</w:t>
+      </w:r>
+    </w:p>
+    <w:p>
+      <w:pPr>
+        <w:numPr>
+          <w:numId w:val="0"/>
+        </w:numPr>
+        <w:ind w:leftChars="0"/>
+        <w:rPr>
+          <w:rFonts w:hint="default" w:ascii="Calibri" w:hAnsi="Calibri" w:eastAsia="SimSun" w:cs="Calibri"/>
+          <w:b w:val="0"/>
+          <w:bCs w:val="0"/>
+          <w:sz w:val="24"/>
+          <w:szCs w:val="24"/>
+          <w:lang w:val="en-US"/>
+        </w:rPr>
+      </w:pPr>
+      <w:r>
+        <w:rPr>
+          <w:rFonts w:hint="default" w:ascii="Calibri" w:hAnsi="Calibri" w:eastAsia="SimSun" w:cs="Calibri"/>
+          <w:b w:val="0"/>
+          <w:bCs w:val="0"/>
+          <w:sz w:val="24"/>
+          <w:szCs w:val="24"/>
+          <w:lang w:val="en-US"/>
+        </w:rPr>
+        <w:t>Code depends on abstraction</w:t>
+      </w:r>
+    </w:p>
+    <w:p>
+      <w:pPr>
+        <w:numPr>
+          <w:numId w:val="0"/>
+        </w:numPr>
+        <w:ind w:leftChars="0"/>
+        <w:rPr>
+          <w:rFonts w:hint="default" w:ascii="Calibri" w:hAnsi="Calibri" w:eastAsia="SimSun" w:cs="Calibri"/>
+          <w:b w:val="0"/>
+          <w:bCs w:val="0"/>
+          <w:sz w:val="24"/>
+          <w:szCs w:val="24"/>
+          <w:lang w:val="en-US"/>
+        </w:rPr>
+      </w:pPr>
+      <w:r>
+        <w:rPr>
+          <w:rFonts w:hint="default" w:ascii="Calibri" w:hAnsi="Calibri" w:eastAsia="SimSun" w:cs="Calibri"/>
+          <w:b w:val="0"/>
+          <w:bCs w:val="0"/>
+          <w:sz w:val="24"/>
+          <w:szCs w:val="24"/>
+          <w:lang w:val="en-US"/>
+        </w:rPr>
+        <w:t>Not on actual implementation</w:t>
+      </w:r>
+    </w:p>
+    <w:p>
+      <w:pPr>
+        <w:numPr>
+          <w:numId w:val="0"/>
+        </w:numPr>
+        <w:ind w:leftChars="0"/>
+        <w:rPr>
+          <w:rFonts w:hint="default" w:ascii="Calibri" w:hAnsi="Calibri" w:eastAsia="SimSun" w:cs="Calibri"/>
+          <w:b w:val="0"/>
+          <w:bCs w:val="0"/>
+          <w:sz w:val="24"/>
+          <w:szCs w:val="24"/>
+          <w:lang w:val="en-US"/>
+        </w:rPr>
+      </w:pPr>
+      <w:r>
+        <w:rPr>
+          <w:rFonts w:hint="default" w:ascii="Calibri" w:hAnsi="Calibri" w:eastAsia="SimSun" w:cs="Calibri"/>
+          <w:b w:val="0"/>
+          <w:bCs w:val="0"/>
+          <w:sz w:val="24"/>
+          <w:szCs w:val="24"/>
+          <w:lang w:val="en-US"/>
+        </w:rPr>
+        <w:t>So classes are loosely coupled</w:t>
+      </w:r>
+    </w:p>
+    <w:p>
+      <w:pPr>
+        <w:numPr>
+          <w:numId w:val="0"/>
+        </w:numPr>
+        <w:ind w:leftChars="0"/>
+        <w:rPr>
+          <w:rFonts w:hint="default" w:ascii="Calibri" w:hAnsi="Calibri" w:eastAsia="SimSun" w:cs="Calibri"/>
+          <w:b w:val="0"/>
+          <w:bCs w:val="0"/>
+          <w:sz w:val="24"/>
+          <w:szCs w:val="24"/>
+          <w:lang w:val="en-US"/>
+        </w:rPr>
+      </w:pPr>
+    </w:p>
+    <w:p>
+      <w:pPr>
+        <w:numPr>
+          <w:ilvl w:val="0"/>
+          <w:numId w:val="100"/>
+        </w:numPr>
+        <w:ind w:left="420" w:leftChars="0" w:hanging="420" w:firstLineChars="0"/>
+        <w:rPr>
+          <w:rFonts w:hint="default" w:ascii="Calibri" w:hAnsi="Calibri" w:eastAsia="SimSun" w:cs="Calibri"/>
+          <w:b w:val="0"/>
+          <w:bCs w:val="0"/>
+          <w:sz w:val="24"/>
+          <w:szCs w:val="24"/>
+          <w:lang w:val="en-US"/>
+        </w:rPr>
+      </w:pPr>
+      <w:r>
+        <w:rPr>
+          <w:rFonts w:hint="default" w:ascii="Calibri" w:hAnsi="Calibri" w:eastAsia="SimSun" w:cs="Calibri"/>
+          <w:b w:val="0"/>
+          <w:bCs w:val="0"/>
+          <w:sz w:val="24"/>
+          <w:szCs w:val="24"/>
+          <w:lang w:val="en-US"/>
+        </w:rPr>
+        <w:t>Without Polymorphism (Tight Coupling)</w:t>
+      </w:r>
+    </w:p>
+    <w:p>
+      <w:pPr>
+        <w:numPr>
+          <w:numId w:val="0"/>
+        </w:numPr>
+        <w:ind w:leftChars="0"/>
+        <w:rPr>
+          <w:rFonts w:hint="default" w:ascii="Calibri" w:hAnsi="Calibri" w:eastAsia="SimSun" w:cs="Calibri"/>
+          <w:b w:val="0"/>
+          <w:bCs w:val="0"/>
+          <w:sz w:val="24"/>
+          <w:szCs w:val="24"/>
+          <w:lang w:val="en-US"/>
+        </w:rPr>
+      </w:pPr>
+      <w:r>
+        <w:rPr>
+          <w:rFonts w:hint="default" w:ascii="Calibri" w:hAnsi="Calibri" w:eastAsia="SimSun" w:cs="Calibri"/>
+          <w:b w:val="0"/>
+          <w:bCs w:val="0"/>
+          <w:sz w:val="24"/>
+          <w:szCs w:val="24"/>
+          <w:lang w:val="en-US"/>
+        </w:rPr>
+        <w:t>class Car {</w:t>
+      </w:r>
+    </w:p>
+    <w:p>
+      <w:pPr>
+        <w:numPr>
+          <w:numId w:val="0"/>
+        </w:numPr>
+        <w:ind w:leftChars="0"/>
+        <w:rPr>
+          <w:rFonts w:hint="default" w:ascii="Calibri" w:hAnsi="Calibri" w:eastAsia="SimSun" w:cs="Calibri"/>
+          <w:b w:val="0"/>
+          <w:bCs w:val="0"/>
+          <w:sz w:val="24"/>
+          <w:szCs w:val="24"/>
+          <w:lang w:val="en-US"/>
+        </w:rPr>
+      </w:pPr>
+      <w:r>
+        <w:rPr>
+          <w:rFonts w:hint="default" w:ascii="Calibri" w:hAnsi="Calibri" w:eastAsia="SimSun" w:cs="Calibri"/>
+          <w:b w:val="0"/>
+          <w:bCs w:val="0"/>
+          <w:sz w:val="24"/>
+          <w:szCs w:val="24"/>
+          <w:lang w:val="en-US"/>
+        </w:rPr>
+        <w:t xml:space="preserve">    void start() {</w:t>
+      </w:r>
+    </w:p>
+    <w:p>
+      <w:pPr>
+        <w:numPr>
+          <w:numId w:val="0"/>
+        </w:numPr>
+        <w:ind w:leftChars="0"/>
+        <w:rPr>
+          <w:rFonts w:hint="default" w:ascii="Calibri" w:hAnsi="Calibri" w:eastAsia="SimSun" w:cs="Calibri"/>
+          <w:b w:val="0"/>
+          <w:bCs w:val="0"/>
+          <w:sz w:val="24"/>
+          <w:szCs w:val="24"/>
+          <w:lang w:val="en-US"/>
+        </w:rPr>
+      </w:pPr>
+      <w:r>
+        <w:rPr>
+          <w:rFonts w:hint="default" w:ascii="Calibri" w:hAnsi="Calibri" w:eastAsia="SimSun" w:cs="Calibri"/>
+          <w:b w:val="0"/>
+          <w:bCs w:val="0"/>
+          <w:sz w:val="24"/>
+          <w:szCs w:val="24"/>
+          <w:lang w:val="en-US"/>
+        </w:rPr>
+        <w:t xml:space="preserve">        System.out.println("Car starts");</w:t>
+      </w:r>
+    </w:p>
+    <w:p>
+      <w:pPr>
+        <w:numPr>
+          <w:numId w:val="0"/>
+        </w:numPr>
+        <w:ind w:leftChars="0"/>
+        <w:rPr>
+          <w:rFonts w:hint="default" w:ascii="Calibri" w:hAnsi="Calibri" w:eastAsia="SimSun" w:cs="Calibri"/>
+          <w:b w:val="0"/>
+          <w:bCs w:val="0"/>
+          <w:sz w:val="24"/>
+          <w:szCs w:val="24"/>
+          <w:lang w:val="en-US"/>
+        </w:rPr>
+      </w:pPr>
+      <w:r>
+        <w:rPr>
+          <w:rFonts w:hint="default" w:ascii="Calibri" w:hAnsi="Calibri" w:eastAsia="SimSun" w:cs="Calibri"/>
+          <w:b w:val="0"/>
+          <w:bCs w:val="0"/>
+          <w:sz w:val="24"/>
+          <w:szCs w:val="24"/>
+          <w:lang w:val="en-US"/>
+        </w:rPr>
+        <w:t xml:space="preserve">    }</w:t>
+      </w:r>
+    </w:p>
+    <w:p>
+      <w:pPr>
+        <w:numPr>
+          <w:numId w:val="0"/>
+        </w:numPr>
+        <w:ind w:leftChars="0"/>
+        <w:rPr>
+          <w:rFonts w:hint="default" w:ascii="Calibri" w:hAnsi="Calibri" w:eastAsia="SimSun" w:cs="Calibri"/>
+          <w:b w:val="0"/>
+          <w:bCs w:val="0"/>
+          <w:sz w:val="24"/>
+          <w:szCs w:val="24"/>
+          <w:lang w:val="en-US"/>
+        </w:rPr>
+      </w:pPr>
+      <w:r>
+        <w:rPr>
+          <w:rFonts w:hint="default" w:ascii="Calibri" w:hAnsi="Calibri" w:eastAsia="SimSun" w:cs="Calibri"/>
+          <w:b w:val="0"/>
+          <w:bCs w:val="0"/>
+          <w:sz w:val="24"/>
+          <w:szCs w:val="24"/>
+          <w:lang w:val="en-US"/>
+        </w:rPr>
+        <w:t>}</w:t>
+      </w:r>
+    </w:p>
+    <w:p>
+      <w:pPr>
+        <w:numPr>
+          <w:numId w:val="0"/>
+        </w:numPr>
+        <w:ind w:leftChars="0"/>
+        <w:rPr>
+          <w:rFonts w:hint="default" w:ascii="Calibri" w:hAnsi="Calibri" w:eastAsia="SimSun" w:cs="Calibri"/>
+          <w:b w:val="0"/>
+          <w:bCs w:val="0"/>
+          <w:sz w:val="24"/>
+          <w:szCs w:val="24"/>
+          <w:lang w:val="en-US"/>
+        </w:rPr>
+      </w:pPr>
+    </w:p>
+    <w:p>
+      <w:pPr>
+        <w:numPr>
+          <w:numId w:val="0"/>
+        </w:numPr>
+        <w:ind w:leftChars="0"/>
+        <w:rPr>
+          <w:rFonts w:hint="default" w:ascii="Calibri" w:hAnsi="Calibri" w:eastAsia="SimSun" w:cs="Calibri"/>
+          <w:b w:val="0"/>
+          <w:bCs w:val="0"/>
+          <w:sz w:val="24"/>
+          <w:szCs w:val="24"/>
+          <w:lang w:val="en-US"/>
+        </w:rPr>
+      </w:pPr>
+      <w:r>
+        <w:rPr>
+          <w:rFonts w:hint="default" w:ascii="Calibri" w:hAnsi="Calibri" w:eastAsia="SimSun" w:cs="Calibri"/>
+          <w:b w:val="0"/>
+          <w:bCs w:val="0"/>
+          <w:sz w:val="24"/>
+          <w:szCs w:val="24"/>
+          <w:lang w:val="en-US"/>
+        </w:rPr>
+        <w:t>class Driver {</w:t>
+      </w:r>
+    </w:p>
+    <w:p>
+      <w:pPr>
+        <w:numPr>
+          <w:numId w:val="0"/>
+        </w:numPr>
+        <w:ind w:leftChars="0"/>
+        <w:rPr>
+          <w:rFonts w:hint="default" w:ascii="Calibri" w:hAnsi="Calibri" w:eastAsia="SimSun" w:cs="Calibri"/>
+          <w:b w:val="0"/>
+          <w:bCs w:val="0"/>
+          <w:sz w:val="24"/>
+          <w:szCs w:val="24"/>
+          <w:lang w:val="en-US"/>
+        </w:rPr>
+      </w:pPr>
+      <w:r>
+        <w:rPr>
+          <w:rFonts w:hint="default" w:ascii="Calibri" w:hAnsi="Calibri" w:eastAsia="SimSun" w:cs="Calibri"/>
+          <w:b w:val="0"/>
+          <w:bCs w:val="0"/>
+          <w:sz w:val="24"/>
+          <w:szCs w:val="24"/>
+          <w:lang w:val="en-US"/>
+        </w:rPr>
+        <w:t xml:space="preserve">    Car car = new Car();   // tightly coupled</w:t>
+      </w:r>
+    </w:p>
+    <w:p>
+      <w:pPr>
+        <w:numPr>
+          <w:numId w:val="0"/>
+        </w:numPr>
+        <w:ind w:leftChars="0"/>
+        <w:rPr>
+          <w:rFonts w:hint="default" w:ascii="Calibri" w:hAnsi="Calibri" w:eastAsia="SimSun" w:cs="Calibri"/>
+          <w:b w:val="0"/>
+          <w:bCs w:val="0"/>
+          <w:sz w:val="24"/>
+          <w:szCs w:val="24"/>
+          <w:lang w:val="en-US"/>
+        </w:rPr>
+      </w:pPr>
+    </w:p>
+    <w:p>
+      <w:pPr>
+        <w:numPr>
+          <w:numId w:val="0"/>
+        </w:numPr>
+        <w:ind w:leftChars="0"/>
+        <w:rPr>
+          <w:rFonts w:hint="default" w:ascii="Calibri" w:hAnsi="Calibri" w:eastAsia="SimSun" w:cs="Calibri"/>
+          <w:b w:val="0"/>
+          <w:bCs w:val="0"/>
+          <w:sz w:val="24"/>
+          <w:szCs w:val="24"/>
+          <w:lang w:val="en-US"/>
+        </w:rPr>
+      </w:pPr>
+      <w:r>
+        <w:rPr>
+          <w:rFonts w:hint="default" w:ascii="Calibri" w:hAnsi="Calibri" w:eastAsia="SimSun" w:cs="Calibri"/>
+          <w:b w:val="0"/>
+          <w:bCs w:val="0"/>
+          <w:sz w:val="24"/>
+          <w:szCs w:val="24"/>
+          <w:lang w:val="en-US"/>
+        </w:rPr>
+        <w:t xml:space="preserve">    void drive() {</w:t>
+      </w:r>
+    </w:p>
+    <w:p>
+      <w:pPr>
+        <w:numPr>
+          <w:numId w:val="0"/>
+        </w:numPr>
+        <w:ind w:leftChars="0"/>
+        <w:rPr>
+          <w:rFonts w:hint="default" w:ascii="Calibri" w:hAnsi="Calibri" w:eastAsia="SimSun" w:cs="Calibri"/>
+          <w:b w:val="0"/>
+          <w:bCs w:val="0"/>
+          <w:sz w:val="24"/>
+          <w:szCs w:val="24"/>
+          <w:lang w:val="en-US"/>
+        </w:rPr>
+      </w:pPr>
+      <w:r>
+        <w:rPr>
+          <w:rFonts w:hint="default" w:ascii="Calibri" w:hAnsi="Calibri" w:eastAsia="SimSun" w:cs="Calibri"/>
+          <w:b w:val="0"/>
+          <w:bCs w:val="0"/>
+          <w:sz w:val="24"/>
+          <w:szCs w:val="24"/>
+          <w:lang w:val="en-US"/>
+        </w:rPr>
+        <w:t xml:space="preserve">        car.start();</w:t>
+      </w:r>
+    </w:p>
+    <w:p>
+      <w:pPr>
+        <w:numPr>
+          <w:numId w:val="0"/>
+        </w:numPr>
+        <w:ind w:leftChars="0"/>
+        <w:rPr>
+          <w:rFonts w:hint="default" w:ascii="Calibri" w:hAnsi="Calibri" w:eastAsia="SimSun" w:cs="Calibri"/>
+          <w:b w:val="0"/>
+          <w:bCs w:val="0"/>
+          <w:sz w:val="24"/>
+          <w:szCs w:val="24"/>
+          <w:lang w:val="en-US"/>
+        </w:rPr>
+      </w:pPr>
+      <w:r>
+        <w:rPr>
+          <w:rFonts w:hint="default" w:ascii="Calibri" w:hAnsi="Calibri" w:eastAsia="SimSun" w:cs="Calibri"/>
+          <w:b w:val="0"/>
+          <w:bCs w:val="0"/>
+          <w:sz w:val="24"/>
+          <w:szCs w:val="24"/>
+          <w:lang w:val="en-US"/>
+        </w:rPr>
+        <w:t xml:space="preserve">    }</w:t>
+      </w:r>
+    </w:p>
+    <w:p>
+      <w:pPr>
+        <w:numPr>
+          <w:numId w:val="0"/>
+        </w:numPr>
+        <w:ind w:leftChars="0"/>
+        <w:rPr>
+          <w:rFonts w:hint="default" w:ascii="Calibri" w:hAnsi="Calibri" w:eastAsia="SimSun" w:cs="Calibri"/>
+          <w:b w:val="0"/>
+          <w:bCs w:val="0"/>
+          <w:sz w:val="24"/>
+          <w:szCs w:val="24"/>
+          <w:lang w:val="en-US"/>
+        </w:rPr>
+      </w:pPr>
+      <w:r>
+        <w:rPr>
+          <w:rFonts w:hint="default" w:ascii="Calibri" w:hAnsi="Calibri" w:eastAsia="SimSun" w:cs="Calibri"/>
+          <w:b w:val="0"/>
+          <w:bCs w:val="0"/>
+          <w:sz w:val="24"/>
+          <w:szCs w:val="24"/>
+          <w:lang w:val="en-US"/>
+        </w:rPr>
+        <w:t>}</w:t>
+      </w:r>
+    </w:p>
+    <w:p>
+      <w:pPr>
+        <w:numPr>
+          <w:numId w:val="0"/>
+        </w:numPr>
+        <w:ind w:leftChars="0"/>
+        <w:rPr>
+          <w:rFonts w:hint="default" w:ascii="Calibri" w:hAnsi="Calibri" w:eastAsia="SimSun" w:cs="Calibri"/>
+          <w:b w:val="0"/>
+          <w:bCs w:val="0"/>
+          <w:sz w:val="24"/>
+          <w:szCs w:val="24"/>
+          <w:lang w:val="en-US"/>
+        </w:rPr>
+      </w:pPr>
+    </w:p>
+    <w:p>
+      <w:pPr>
+        <w:numPr>
+          <w:numId w:val="0"/>
+        </w:numPr>
+        <w:ind w:leftChars="0"/>
+        <w:rPr>
+          <w:rFonts w:hint="default" w:ascii="Calibri" w:hAnsi="Calibri" w:eastAsia="SimSun" w:cs="Calibri"/>
+          <w:b w:val="0"/>
+          <w:bCs w:val="0"/>
+          <w:sz w:val="24"/>
+          <w:szCs w:val="24"/>
+          <w:lang w:val="en-US"/>
+        </w:rPr>
+      </w:pPr>
+      <w:r>
+        <w:rPr>
+          <w:rFonts w:hint="default" w:ascii="Calibri" w:hAnsi="Calibri" w:eastAsia="SimSun" w:cs="Calibri"/>
+          <w:b w:val="0"/>
+          <w:bCs w:val="0"/>
+          <w:sz w:val="24"/>
+          <w:szCs w:val="24"/>
+          <w:lang w:val="en-US"/>
+        </w:rPr>
+        <w:t>Driver knows exactly which class it uses (Car).</w:t>
+      </w:r>
+    </w:p>
+    <w:p>
+      <w:pPr>
+        <w:numPr>
+          <w:numId w:val="0"/>
+        </w:numPr>
+        <w:ind w:leftChars="0"/>
+        <w:rPr>
+          <w:rFonts w:hint="default" w:ascii="Calibri" w:hAnsi="Calibri" w:eastAsia="SimSun" w:cs="Calibri"/>
+          <w:b w:val="0"/>
+          <w:bCs w:val="0"/>
+          <w:sz w:val="24"/>
+          <w:szCs w:val="24"/>
+          <w:lang w:val="en-US"/>
+        </w:rPr>
+      </w:pPr>
+    </w:p>
+    <w:p>
+      <w:pPr>
+        <w:numPr>
+          <w:ilvl w:val="0"/>
+          <w:numId w:val="100"/>
+        </w:numPr>
+        <w:ind w:left="420" w:leftChars="0" w:hanging="420" w:firstLineChars="0"/>
+        <w:rPr>
+          <w:rFonts w:hint="default" w:ascii="Calibri" w:hAnsi="Calibri" w:eastAsia="SimSun" w:cs="Calibri"/>
+          <w:b w:val="0"/>
+          <w:bCs w:val="0"/>
+          <w:sz w:val="24"/>
+          <w:szCs w:val="24"/>
+          <w:lang w:val="en-US"/>
+        </w:rPr>
+      </w:pPr>
+      <w:r>
+        <w:rPr>
+          <w:rFonts w:hint="default" w:ascii="Calibri" w:hAnsi="Calibri" w:eastAsia="SimSun" w:cs="Calibri"/>
+          <w:b w:val="0"/>
+          <w:bCs w:val="0"/>
+          <w:sz w:val="24"/>
+          <w:szCs w:val="24"/>
+          <w:lang w:val="en-US"/>
+        </w:rPr>
+        <w:t>With Polymorphism (Loose Coupling)</w:t>
+      </w:r>
+    </w:p>
+    <w:p>
+      <w:pPr>
+        <w:numPr>
+          <w:numId w:val="0"/>
+        </w:numPr>
+        <w:ind w:leftChars="0"/>
+        <w:rPr>
+          <w:rFonts w:hint="default" w:ascii="Calibri" w:hAnsi="Calibri" w:eastAsia="SimSun" w:cs="Calibri"/>
+          <w:b w:val="0"/>
+          <w:bCs w:val="0"/>
+          <w:sz w:val="24"/>
+          <w:szCs w:val="24"/>
+          <w:lang w:val="en-US"/>
+        </w:rPr>
+      </w:pPr>
+      <w:r>
+        <w:rPr>
+          <w:rFonts w:hint="default" w:ascii="Calibri" w:hAnsi="Calibri" w:eastAsia="SimSun" w:cs="Calibri"/>
+          <w:b w:val="0"/>
+          <w:bCs w:val="0"/>
+          <w:sz w:val="24"/>
+          <w:szCs w:val="24"/>
+          <w:lang w:val="en-US"/>
+        </w:rPr>
+        <w:t>interface Vehicle {</w:t>
+      </w:r>
+    </w:p>
+    <w:p>
+      <w:pPr>
+        <w:numPr>
+          <w:numId w:val="0"/>
+        </w:numPr>
+        <w:ind w:leftChars="0"/>
+        <w:rPr>
+          <w:rFonts w:hint="default" w:ascii="Calibri" w:hAnsi="Calibri" w:eastAsia="SimSun" w:cs="Calibri"/>
+          <w:b w:val="0"/>
+          <w:bCs w:val="0"/>
+          <w:sz w:val="24"/>
+          <w:szCs w:val="24"/>
+          <w:lang w:val="en-US"/>
+        </w:rPr>
+      </w:pPr>
+      <w:r>
+        <w:rPr>
+          <w:rFonts w:hint="default" w:ascii="Calibri" w:hAnsi="Calibri" w:eastAsia="SimSun" w:cs="Calibri"/>
+          <w:b w:val="0"/>
+          <w:bCs w:val="0"/>
+          <w:sz w:val="24"/>
+          <w:szCs w:val="24"/>
+          <w:lang w:val="en-US"/>
+        </w:rPr>
+        <w:t xml:space="preserve">    void start();</w:t>
+      </w:r>
+    </w:p>
+    <w:p>
+      <w:pPr>
+        <w:numPr>
+          <w:numId w:val="0"/>
+        </w:numPr>
+        <w:ind w:leftChars="0"/>
+        <w:rPr>
+          <w:rFonts w:hint="default" w:ascii="Calibri" w:hAnsi="Calibri" w:eastAsia="SimSun" w:cs="Calibri"/>
+          <w:b w:val="0"/>
+          <w:bCs w:val="0"/>
+          <w:sz w:val="24"/>
+          <w:szCs w:val="24"/>
+          <w:lang w:val="en-US"/>
+        </w:rPr>
+      </w:pPr>
+      <w:r>
+        <w:rPr>
+          <w:rFonts w:hint="default" w:ascii="Calibri" w:hAnsi="Calibri" w:eastAsia="SimSun" w:cs="Calibri"/>
+          <w:b w:val="0"/>
+          <w:bCs w:val="0"/>
+          <w:sz w:val="24"/>
+          <w:szCs w:val="24"/>
+          <w:lang w:val="en-US"/>
+        </w:rPr>
+        <w:t>}</w:t>
+      </w:r>
+    </w:p>
+    <w:p>
+      <w:pPr>
+        <w:numPr>
+          <w:numId w:val="0"/>
+        </w:numPr>
+        <w:ind w:leftChars="0"/>
+        <w:rPr>
+          <w:rFonts w:hint="default" w:ascii="Calibri" w:hAnsi="Calibri" w:eastAsia="SimSun" w:cs="Calibri"/>
+          <w:b w:val="0"/>
+          <w:bCs w:val="0"/>
+          <w:sz w:val="24"/>
+          <w:szCs w:val="24"/>
+          <w:lang w:val="en-US"/>
+        </w:rPr>
+      </w:pPr>
+    </w:p>
+    <w:p>
+      <w:pPr>
+        <w:numPr>
+          <w:numId w:val="0"/>
+        </w:numPr>
+        <w:ind w:leftChars="0"/>
+        <w:rPr>
+          <w:rFonts w:hint="default" w:ascii="Calibri" w:hAnsi="Calibri" w:eastAsia="SimSun" w:cs="Calibri"/>
+          <w:b w:val="0"/>
+          <w:bCs w:val="0"/>
+          <w:sz w:val="24"/>
+          <w:szCs w:val="24"/>
+          <w:lang w:val="en-US"/>
+        </w:rPr>
+      </w:pPr>
+      <w:r>
+        <w:rPr>
+          <w:rFonts w:hint="default" w:ascii="Calibri" w:hAnsi="Calibri" w:eastAsia="SimSun" w:cs="Calibri"/>
+          <w:b w:val="0"/>
+          <w:bCs w:val="0"/>
+          <w:sz w:val="24"/>
+          <w:szCs w:val="24"/>
+          <w:lang w:val="en-US"/>
+        </w:rPr>
+        <w:t>class Car implements Vehicle {</w:t>
+      </w:r>
+    </w:p>
+    <w:p>
+      <w:pPr>
+        <w:numPr>
+          <w:numId w:val="0"/>
+        </w:numPr>
+        <w:ind w:leftChars="0"/>
+        <w:rPr>
+          <w:rFonts w:hint="default" w:ascii="Calibri" w:hAnsi="Calibri" w:eastAsia="SimSun" w:cs="Calibri"/>
+          <w:b w:val="0"/>
+          <w:bCs w:val="0"/>
+          <w:sz w:val="24"/>
+          <w:szCs w:val="24"/>
+          <w:lang w:val="en-US"/>
+        </w:rPr>
+      </w:pPr>
+      <w:r>
+        <w:rPr>
+          <w:rFonts w:hint="default" w:ascii="Calibri" w:hAnsi="Calibri" w:eastAsia="SimSun" w:cs="Calibri"/>
+          <w:b w:val="0"/>
+          <w:bCs w:val="0"/>
+          <w:sz w:val="24"/>
+          <w:szCs w:val="24"/>
+          <w:lang w:val="en-US"/>
+        </w:rPr>
+        <w:t xml:space="preserve">    public void start() {</w:t>
+      </w:r>
+    </w:p>
+    <w:p>
+      <w:pPr>
+        <w:numPr>
+          <w:numId w:val="0"/>
+        </w:numPr>
+        <w:ind w:leftChars="0"/>
+        <w:rPr>
+          <w:rFonts w:hint="default" w:ascii="Calibri" w:hAnsi="Calibri" w:eastAsia="SimSun" w:cs="Calibri"/>
+          <w:b w:val="0"/>
+          <w:bCs w:val="0"/>
+          <w:sz w:val="24"/>
+          <w:szCs w:val="24"/>
+          <w:lang w:val="en-US"/>
+        </w:rPr>
+      </w:pPr>
+      <w:r>
+        <w:rPr>
+          <w:rFonts w:hint="default" w:ascii="Calibri" w:hAnsi="Calibri" w:eastAsia="SimSun" w:cs="Calibri"/>
+          <w:b w:val="0"/>
+          <w:bCs w:val="0"/>
+          <w:sz w:val="24"/>
+          <w:szCs w:val="24"/>
+          <w:lang w:val="en-US"/>
+        </w:rPr>
+        <w:t xml:space="preserve">        System.out.println("Car starts");</w:t>
+      </w:r>
+    </w:p>
+    <w:p>
+      <w:pPr>
+        <w:numPr>
+          <w:numId w:val="0"/>
+        </w:numPr>
+        <w:ind w:leftChars="0"/>
+        <w:rPr>
+          <w:rFonts w:hint="default" w:ascii="Calibri" w:hAnsi="Calibri" w:eastAsia="SimSun" w:cs="Calibri"/>
+          <w:b w:val="0"/>
+          <w:bCs w:val="0"/>
+          <w:sz w:val="24"/>
+          <w:szCs w:val="24"/>
+          <w:lang w:val="en-US"/>
+        </w:rPr>
+      </w:pPr>
+      <w:r>
+        <w:rPr>
+          <w:rFonts w:hint="default" w:ascii="Calibri" w:hAnsi="Calibri" w:eastAsia="SimSun" w:cs="Calibri"/>
+          <w:b w:val="0"/>
+          <w:bCs w:val="0"/>
+          <w:sz w:val="24"/>
+          <w:szCs w:val="24"/>
+          <w:lang w:val="en-US"/>
+        </w:rPr>
+        <w:t xml:space="preserve">    }</w:t>
+      </w:r>
+    </w:p>
+    <w:p>
+      <w:pPr>
+        <w:numPr>
+          <w:numId w:val="0"/>
+        </w:numPr>
+        <w:ind w:leftChars="0"/>
+        <w:rPr>
+          <w:rFonts w:hint="default" w:ascii="Calibri" w:hAnsi="Calibri" w:eastAsia="SimSun" w:cs="Calibri"/>
+          <w:b w:val="0"/>
+          <w:bCs w:val="0"/>
+          <w:sz w:val="24"/>
+          <w:szCs w:val="24"/>
+          <w:lang w:val="en-US"/>
+        </w:rPr>
+      </w:pPr>
+      <w:r>
+        <w:rPr>
+          <w:rFonts w:hint="default" w:ascii="Calibri" w:hAnsi="Calibri" w:eastAsia="SimSun" w:cs="Calibri"/>
+          <w:b w:val="0"/>
+          <w:bCs w:val="0"/>
+          <w:sz w:val="24"/>
+          <w:szCs w:val="24"/>
+          <w:lang w:val="en-US"/>
+        </w:rPr>
+        <w:t>}</w:t>
+      </w:r>
+    </w:p>
+    <w:p>
+      <w:pPr>
+        <w:numPr>
+          <w:numId w:val="0"/>
+        </w:numPr>
+        <w:ind w:leftChars="0"/>
+        <w:rPr>
+          <w:rFonts w:hint="default" w:ascii="Calibri" w:hAnsi="Calibri" w:eastAsia="SimSun" w:cs="Calibri"/>
+          <w:b w:val="0"/>
+          <w:bCs w:val="0"/>
+          <w:sz w:val="24"/>
+          <w:szCs w:val="24"/>
+          <w:lang w:val="en-US"/>
+        </w:rPr>
+      </w:pPr>
+    </w:p>
+    <w:p>
+      <w:pPr>
+        <w:numPr>
+          <w:numId w:val="0"/>
+        </w:numPr>
+        <w:ind w:leftChars="0"/>
+        <w:rPr>
+          <w:rFonts w:hint="default" w:ascii="Calibri" w:hAnsi="Calibri" w:eastAsia="SimSun" w:cs="Calibri"/>
+          <w:b w:val="0"/>
+          <w:bCs w:val="0"/>
+          <w:sz w:val="24"/>
+          <w:szCs w:val="24"/>
+          <w:lang w:val="en-US"/>
+        </w:rPr>
+      </w:pPr>
+      <w:r>
+        <w:rPr>
+          <w:rFonts w:hint="default" w:ascii="Calibri" w:hAnsi="Calibri" w:eastAsia="SimSun" w:cs="Calibri"/>
+          <w:b w:val="0"/>
+          <w:bCs w:val="0"/>
+          <w:sz w:val="24"/>
+          <w:szCs w:val="24"/>
+          <w:lang w:val="en-US"/>
+        </w:rPr>
+        <w:t>class Driver {</w:t>
+      </w:r>
+    </w:p>
+    <w:p>
+      <w:pPr>
+        <w:numPr>
+          <w:numId w:val="0"/>
+        </w:numPr>
+        <w:ind w:leftChars="0"/>
+        <w:rPr>
+          <w:rFonts w:hint="default" w:ascii="Calibri" w:hAnsi="Calibri" w:eastAsia="SimSun" w:cs="Calibri"/>
+          <w:b w:val="0"/>
+          <w:bCs w:val="0"/>
+          <w:sz w:val="24"/>
+          <w:szCs w:val="24"/>
+          <w:lang w:val="en-US"/>
+        </w:rPr>
+      </w:pPr>
+      <w:r>
+        <w:rPr>
+          <w:rFonts w:hint="default" w:ascii="Calibri" w:hAnsi="Calibri" w:eastAsia="SimSun" w:cs="Calibri"/>
+          <w:b w:val="0"/>
+          <w:bCs w:val="0"/>
+          <w:sz w:val="24"/>
+          <w:szCs w:val="24"/>
+          <w:lang w:val="en-US"/>
+        </w:rPr>
+        <w:t xml:space="preserve">    Vehicle vehicle;  // abstraction</w:t>
+      </w:r>
+    </w:p>
+    <w:p>
+      <w:pPr>
+        <w:numPr>
+          <w:numId w:val="0"/>
+        </w:numPr>
+        <w:ind w:leftChars="0"/>
+        <w:rPr>
+          <w:rFonts w:hint="default" w:ascii="Calibri" w:hAnsi="Calibri" w:eastAsia="SimSun" w:cs="Calibri"/>
+          <w:b w:val="0"/>
+          <w:bCs w:val="0"/>
+          <w:sz w:val="24"/>
+          <w:szCs w:val="24"/>
+          <w:lang w:val="en-US"/>
+        </w:rPr>
+      </w:pPr>
+    </w:p>
+    <w:p>
+      <w:pPr>
+        <w:numPr>
+          <w:numId w:val="0"/>
+        </w:numPr>
+        <w:ind w:leftChars="0"/>
+        <w:rPr>
+          <w:rFonts w:hint="default" w:ascii="Calibri" w:hAnsi="Calibri" w:eastAsia="SimSun" w:cs="Calibri"/>
+          <w:b w:val="0"/>
+          <w:bCs w:val="0"/>
+          <w:sz w:val="24"/>
+          <w:szCs w:val="24"/>
+          <w:lang w:val="en-US"/>
+        </w:rPr>
+      </w:pPr>
+      <w:r>
+        <w:rPr>
+          <w:rFonts w:hint="default" w:ascii="Calibri" w:hAnsi="Calibri" w:eastAsia="SimSun" w:cs="Calibri"/>
+          <w:b w:val="0"/>
+          <w:bCs w:val="0"/>
+          <w:sz w:val="24"/>
+          <w:szCs w:val="24"/>
+          <w:lang w:val="en-US"/>
+        </w:rPr>
+        <w:t xml:space="preserve">    Driver(Vehicle vehicle) {</w:t>
+      </w:r>
+    </w:p>
+    <w:p>
+      <w:pPr>
+        <w:numPr>
+          <w:numId w:val="0"/>
+        </w:numPr>
+        <w:ind w:leftChars="0"/>
+        <w:rPr>
+          <w:rFonts w:hint="default" w:ascii="Calibri" w:hAnsi="Calibri" w:eastAsia="SimSun" w:cs="Calibri"/>
+          <w:b w:val="0"/>
+          <w:bCs w:val="0"/>
+          <w:sz w:val="24"/>
+          <w:szCs w:val="24"/>
+          <w:lang w:val="en-US"/>
+        </w:rPr>
+      </w:pPr>
+      <w:r>
+        <w:rPr>
+          <w:rFonts w:hint="default" w:ascii="Calibri" w:hAnsi="Calibri" w:eastAsia="SimSun" w:cs="Calibri"/>
+          <w:b w:val="0"/>
+          <w:bCs w:val="0"/>
+          <w:sz w:val="24"/>
+          <w:szCs w:val="24"/>
+          <w:lang w:val="en-US"/>
+        </w:rPr>
+        <w:t xml:space="preserve">        this.vehicle = vehicle;</w:t>
       </w:r>
       <w:bookmarkStart w:id="0" w:name="_GoBack"/>
       <w:bookmarkEnd w:id="0"/>
@@ -37643,165 +39034,267 @@
         </w:numPr>
         <w:ind w:leftChars="0"/>
         <w:rPr>
-          <w:rFonts w:hint="default" w:ascii="Calibri" w:hAnsi="Calibri" w:eastAsia="SimSun"/>
-          <w:b w:val="0"/>
-          <w:bCs w:val="0"/>
-          <w:sz w:val="24"/>
-          <w:szCs w:val="24"/>
-          <w:lang w:val="en-US"/>
-        </w:rPr>
-      </w:pPr>
-      <w:r>
-        <w:rPr>
-          <w:rFonts w:hint="default" w:ascii="Calibri" w:hAnsi="Calibri" w:eastAsia="SimSun"/>
-          <w:b w:val="0"/>
-          <w:bCs w:val="0"/>
-          <w:sz w:val="24"/>
-          <w:szCs w:val="24"/>
-          <w:lang w:val="en-US"/>
-        </w:rPr>
-        <w:t>It depends only on:</w:t>
-      </w:r>
-    </w:p>
-    <w:p>
-      <w:pPr>
-        <w:numPr>
-          <w:numId w:val="0"/>
-        </w:numPr>
-        <w:ind w:leftChars="0"/>
-        <w:rPr>
-          <w:rFonts w:hint="default" w:ascii="Calibri" w:hAnsi="Calibri" w:eastAsia="SimSun"/>
-          <w:b w:val="0"/>
-          <w:bCs w:val="0"/>
-          <w:sz w:val="24"/>
-          <w:szCs w:val="24"/>
-          <w:lang w:val="en-US"/>
-        </w:rPr>
-      </w:pPr>
-    </w:p>
-    <w:p>
-      <w:pPr>
-        <w:numPr>
-          <w:numId w:val="0"/>
-        </w:numPr>
-        <w:ind w:leftChars="0"/>
-        <w:rPr>
-          <w:rFonts w:hint="default" w:ascii="Calibri" w:hAnsi="Calibri" w:eastAsia="SimSun"/>
-          <w:b w:val="0"/>
-          <w:bCs w:val="0"/>
-          <w:sz w:val="24"/>
-          <w:szCs w:val="24"/>
-          <w:lang w:val="en-US"/>
-        </w:rPr>
-      </w:pPr>
-      <w:r>
-        <w:rPr>
-          <w:rFonts w:hint="default" w:ascii="Calibri" w:hAnsi="Calibri" w:eastAsia="SimSun"/>
-          <w:b w:val="0"/>
-          <w:bCs w:val="0"/>
-          <w:sz w:val="24"/>
-          <w:szCs w:val="24"/>
-          <w:lang w:val="en-US"/>
-        </w:rPr>
-        <w:t>Vehicle</w:t>
-      </w:r>
-    </w:p>
-    <w:p>
-      <w:pPr>
-        <w:numPr>
-          <w:numId w:val="0"/>
-        </w:numPr>
-        <w:ind w:leftChars="0"/>
-        <w:rPr>
-          <w:rFonts w:hint="default" w:ascii="Calibri" w:hAnsi="Calibri" w:eastAsia="SimSun"/>
-          <w:b w:val="0"/>
-          <w:bCs w:val="0"/>
-          <w:sz w:val="24"/>
-          <w:szCs w:val="24"/>
-          <w:lang w:val="en-US"/>
-        </w:rPr>
-      </w:pPr>
-      <w:r>
-        <w:rPr>
-          <w:rFonts w:hint="default" w:ascii="Calibri" w:hAnsi="Calibri" w:eastAsia="SimSun"/>
-          <w:b w:val="0"/>
-          <w:bCs w:val="0"/>
-          <w:sz w:val="24"/>
-          <w:szCs w:val="24"/>
-          <w:lang w:val="en-US"/>
-        </w:rPr>
-        <w:t>So in future you add:</w:t>
-      </w:r>
-    </w:p>
-    <w:p>
-      <w:pPr>
-        <w:numPr>
-          <w:numId w:val="0"/>
-        </w:numPr>
-        <w:ind w:leftChars="0"/>
-        <w:rPr>
-          <w:rFonts w:hint="default" w:ascii="Calibri" w:hAnsi="Calibri" w:eastAsia="SimSun"/>
-          <w:b w:val="0"/>
-          <w:bCs w:val="0"/>
-          <w:sz w:val="24"/>
-          <w:szCs w:val="24"/>
-          <w:lang w:val="en-US"/>
-        </w:rPr>
-      </w:pPr>
-      <w:r>
-        <w:rPr>
-          <w:rFonts w:hint="default" w:ascii="Calibri" w:hAnsi="Calibri" w:eastAsia="SimSun"/>
-          <w:b w:val="0"/>
-          <w:bCs w:val="0"/>
-          <w:sz w:val="24"/>
-          <w:szCs w:val="24"/>
-          <w:lang w:val="en-US"/>
-        </w:rPr>
-        <w:t>class Bus implements Vehicle { }</w:t>
-      </w:r>
-    </w:p>
-    <w:p>
-      <w:pPr>
-        <w:numPr>
-          <w:numId w:val="0"/>
-        </w:numPr>
-        <w:ind w:leftChars="0"/>
-        <w:rPr>
-          <w:rFonts w:hint="default" w:ascii="Calibri" w:hAnsi="Calibri" w:eastAsia="SimSun"/>
-          <w:b w:val="0"/>
-          <w:bCs w:val="0"/>
-          <w:sz w:val="24"/>
-          <w:szCs w:val="24"/>
-          <w:lang w:val="en-US"/>
-        </w:rPr>
-      </w:pPr>
-    </w:p>
-    <w:p>
-      <w:pPr>
-        <w:numPr>
-          <w:numId w:val="0"/>
-        </w:numPr>
-        <w:ind w:leftChars="0"/>
-        <w:rPr>
-          <w:rFonts w:hint="default" w:ascii="Calibri" w:hAnsi="Calibri" w:eastAsia="SimSun" w:cs="Calibri"/>
-          <w:b w:val="0"/>
-          <w:bCs w:val="0"/>
-          <w:sz w:val="24"/>
-          <w:szCs w:val="24"/>
-          <w:lang w:val="en-US"/>
-        </w:rPr>
-      </w:pPr>
-      <w:r>
-        <w:rPr>
-          <w:rFonts w:hint="default" w:ascii="Calibri" w:hAnsi="Calibri" w:eastAsia="SimSun"/>
-          <w:b w:val="0"/>
-          <w:bCs w:val="0"/>
-          <w:sz w:val="24"/>
-          <w:szCs w:val="24"/>
-          <w:lang w:val="en-US"/>
-        </w:rPr>
-        <w:t>Driver code will not change.</w:t>
-      </w:r>
+          <w:rFonts w:hint="default" w:ascii="Calibri" w:hAnsi="Calibri" w:eastAsia="SimSun" w:cs="Calibri"/>
+          <w:b w:val="0"/>
+          <w:bCs w:val="0"/>
+          <w:sz w:val="24"/>
+          <w:szCs w:val="24"/>
+          <w:lang w:val="en-US"/>
+        </w:rPr>
+      </w:pPr>
+      <w:r>
+        <w:rPr>
+          <w:rFonts w:hint="default" w:ascii="Calibri" w:hAnsi="Calibri" w:eastAsia="SimSun" w:cs="Calibri"/>
+          <w:b w:val="0"/>
+          <w:bCs w:val="0"/>
+          <w:sz w:val="24"/>
+          <w:szCs w:val="24"/>
+          <w:lang w:val="en-US"/>
+        </w:rPr>
+        <w:t xml:space="preserve">    }</w:t>
+      </w:r>
+    </w:p>
+    <w:p>
+      <w:pPr>
+        <w:numPr>
+          <w:numId w:val="0"/>
+        </w:numPr>
+        <w:ind w:leftChars="0"/>
+        <w:rPr>
+          <w:rFonts w:hint="default" w:ascii="Calibri" w:hAnsi="Calibri" w:eastAsia="SimSun" w:cs="Calibri"/>
+          <w:b w:val="0"/>
+          <w:bCs w:val="0"/>
+          <w:sz w:val="24"/>
+          <w:szCs w:val="24"/>
+          <w:lang w:val="en-US"/>
+        </w:rPr>
+      </w:pPr>
+    </w:p>
+    <w:p>
+      <w:pPr>
+        <w:numPr>
+          <w:numId w:val="0"/>
+        </w:numPr>
+        <w:ind w:leftChars="0"/>
+        <w:rPr>
+          <w:rFonts w:hint="default" w:ascii="Calibri" w:hAnsi="Calibri" w:eastAsia="SimSun" w:cs="Calibri"/>
+          <w:b w:val="0"/>
+          <w:bCs w:val="0"/>
+          <w:sz w:val="24"/>
+          <w:szCs w:val="24"/>
+          <w:lang w:val="en-US"/>
+        </w:rPr>
+      </w:pPr>
+      <w:r>
+        <w:rPr>
+          <w:rFonts w:hint="default" w:ascii="Calibri" w:hAnsi="Calibri" w:eastAsia="SimSun" w:cs="Calibri"/>
+          <w:b w:val="0"/>
+          <w:bCs w:val="0"/>
+          <w:sz w:val="24"/>
+          <w:szCs w:val="24"/>
+          <w:lang w:val="en-US"/>
+        </w:rPr>
+        <w:t xml:space="preserve">    void drive() {</w:t>
+      </w:r>
+    </w:p>
+    <w:p>
+      <w:pPr>
+        <w:numPr>
+          <w:numId w:val="0"/>
+        </w:numPr>
+        <w:ind w:leftChars="0"/>
+        <w:rPr>
+          <w:rFonts w:hint="default" w:ascii="Calibri" w:hAnsi="Calibri" w:eastAsia="SimSun" w:cs="Calibri"/>
+          <w:b w:val="0"/>
+          <w:bCs w:val="0"/>
+          <w:sz w:val="24"/>
+          <w:szCs w:val="24"/>
+          <w:lang w:val="en-US"/>
+        </w:rPr>
+      </w:pPr>
+      <w:r>
+        <w:rPr>
+          <w:rFonts w:hint="default" w:ascii="Calibri" w:hAnsi="Calibri" w:eastAsia="SimSun" w:cs="Calibri"/>
+          <w:b w:val="0"/>
+          <w:bCs w:val="0"/>
+          <w:sz w:val="24"/>
+          <w:szCs w:val="24"/>
+          <w:lang w:val="en-US"/>
+        </w:rPr>
+        <w:t xml:space="preserve">        vehicle.start(); // polymorphism</w:t>
+      </w:r>
+    </w:p>
+    <w:p>
+      <w:pPr>
+        <w:numPr>
+          <w:numId w:val="0"/>
+        </w:numPr>
+        <w:ind w:leftChars="0"/>
+        <w:rPr>
+          <w:rFonts w:hint="default" w:ascii="Calibri" w:hAnsi="Calibri" w:eastAsia="SimSun" w:cs="Calibri"/>
+          <w:b w:val="0"/>
+          <w:bCs w:val="0"/>
+          <w:sz w:val="24"/>
+          <w:szCs w:val="24"/>
+          <w:lang w:val="en-US"/>
+        </w:rPr>
+      </w:pPr>
+      <w:r>
+        <w:rPr>
+          <w:rFonts w:hint="default" w:ascii="Calibri" w:hAnsi="Calibri" w:eastAsia="SimSun" w:cs="Calibri"/>
+          <w:b w:val="0"/>
+          <w:bCs w:val="0"/>
+          <w:sz w:val="24"/>
+          <w:szCs w:val="24"/>
+          <w:lang w:val="en-US"/>
+        </w:rPr>
+        <w:t xml:space="preserve">    }</w:t>
+      </w:r>
+    </w:p>
+    <w:p>
+      <w:pPr>
+        <w:numPr>
+          <w:numId w:val="0"/>
+        </w:numPr>
+        <w:ind w:leftChars="0"/>
+        <w:rPr>
+          <w:rFonts w:hint="default" w:ascii="Calibri" w:hAnsi="Calibri" w:eastAsia="SimSun" w:cs="Calibri"/>
+          <w:b w:val="0"/>
+          <w:bCs w:val="0"/>
+          <w:sz w:val="24"/>
+          <w:szCs w:val="24"/>
+          <w:lang w:val="en-US"/>
+        </w:rPr>
+      </w:pPr>
+      <w:r>
+        <w:rPr>
+          <w:rFonts w:hint="default" w:ascii="Calibri" w:hAnsi="Calibri" w:eastAsia="SimSun" w:cs="Calibri"/>
+          <w:b w:val="0"/>
+          <w:bCs w:val="0"/>
+          <w:sz w:val="24"/>
+          <w:szCs w:val="24"/>
+          <w:lang w:val="en-US"/>
+        </w:rPr>
+        <w:t>}</w:t>
+      </w:r>
+    </w:p>
+    <w:p>
+      <w:pPr>
+        <w:numPr>
+          <w:numId w:val="0"/>
+        </w:numPr>
+        <w:ind w:leftChars="0"/>
+        <w:rPr>
+          <w:rFonts w:hint="default" w:ascii="Calibri" w:hAnsi="Calibri" w:eastAsia="SimSun" w:cs="Calibri"/>
+          <w:b w:val="0"/>
+          <w:bCs w:val="0"/>
+          <w:sz w:val="24"/>
+          <w:szCs w:val="24"/>
+          <w:lang w:val="en-US"/>
+        </w:rPr>
+      </w:pPr>
+    </w:p>
+    <w:p>
+      <w:pPr>
+        <w:numPr>
+          <w:numId w:val="0"/>
+        </w:numPr>
+        <w:ind w:leftChars="0"/>
+        <w:rPr>
+          <w:rFonts w:hint="default" w:ascii="Calibri" w:hAnsi="Calibri" w:eastAsia="SimSun" w:cs="Calibri"/>
+          <w:b w:val="0"/>
+          <w:bCs w:val="0"/>
+          <w:sz w:val="24"/>
+          <w:szCs w:val="24"/>
+          <w:lang w:val="en-US"/>
+        </w:rPr>
+      </w:pPr>
+      <w:r>
+        <w:rPr>
+          <w:rFonts w:hint="default" w:ascii="Calibri" w:hAnsi="Calibri" w:eastAsia="SimSun" w:cs="Calibri"/>
+          <w:b w:val="0"/>
+          <w:bCs w:val="0"/>
+          <w:sz w:val="24"/>
+          <w:szCs w:val="24"/>
+          <w:lang w:val="en-US"/>
+        </w:rPr>
+        <w:t>Driver does not care whether it’s Car/Bike/Bus.</w:t>
+      </w:r>
+    </w:p>
+    <w:p>
+      <w:pPr>
+        <w:numPr>
+          <w:numId w:val="0"/>
+        </w:numPr>
+        <w:ind w:leftChars="0"/>
+        <w:rPr>
+          <w:rFonts w:hint="default" w:ascii="Calibri" w:hAnsi="Calibri" w:eastAsia="SimSun" w:cs="Calibri"/>
+          <w:b w:val="0"/>
+          <w:bCs w:val="0"/>
+          <w:sz w:val="24"/>
+          <w:szCs w:val="24"/>
+          <w:lang w:val="en-US"/>
+        </w:rPr>
+      </w:pPr>
+    </w:p>
+    <w:p>
+      <w:pPr>
+        <w:numPr>
+          <w:numId w:val="0"/>
+        </w:numPr>
+        <w:ind w:leftChars="0"/>
+        <w:rPr>
+          <w:rFonts w:hint="default" w:ascii="Calibri" w:hAnsi="Calibri" w:eastAsia="SimSun" w:cs="Calibri"/>
+          <w:b w:val="0"/>
+          <w:bCs w:val="0"/>
+          <w:sz w:val="24"/>
+          <w:szCs w:val="24"/>
+          <w:lang w:val="en-US"/>
+        </w:rPr>
+      </w:pPr>
+      <w:r>
+        <w:rPr>
+          <w:rFonts w:hint="default" w:ascii="Calibri" w:hAnsi="Calibri" w:eastAsia="SimSun" w:cs="Calibri"/>
+          <w:b w:val="0"/>
+          <w:bCs w:val="0"/>
+          <w:sz w:val="24"/>
+          <w:szCs w:val="24"/>
+          <w:lang w:val="en-US"/>
+        </w:rPr>
+        <w:t>This is polymorphism enabling loose coupling.</w:t>
+      </w:r>
+    </w:p>
+    <w:p>
+      <w:pPr>
+        <w:numPr>
+          <w:numId w:val="0"/>
+        </w:numPr>
+        <w:ind w:leftChars="0"/>
+        <w:rPr>
+          <w:rFonts w:hint="default" w:ascii="Calibri" w:hAnsi="Calibri" w:eastAsia="SimSun" w:cs="Calibri"/>
+          <w:b w:val="0"/>
+          <w:bCs w:val="0"/>
+          <w:sz w:val="24"/>
+          <w:szCs w:val="24"/>
+          <w:lang w:val="en-US"/>
+        </w:rPr>
+      </w:pPr>
+    </w:p>
+    <w:p>
+      <w:pPr>
+        <w:numPr>
+          <w:numId w:val="0"/>
+        </w:numPr>
+        <w:ind w:leftChars="0"/>
+        <w:rPr>
+          <w:rFonts w:hint="default" w:ascii="Calibri" w:hAnsi="Calibri" w:eastAsia="SimSun" w:cs="Calibri"/>
+          <w:b w:val="0"/>
+          <w:bCs w:val="0"/>
+          <w:sz w:val="24"/>
+          <w:szCs w:val="24"/>
+          <w:lang w:val="en-US"/>
+        </w:rPr>
+      </w:pPr>
     </w:p>
     <w:sectPr>
       <w:pgSz w:w="11906" w:h="16838"/>
@@ -39148,6 +40641,26 @@
     </w:lvl>
   </w:abstractNum>
   <w:abstractNum w:abstractNumId="67">
+    <w:nsid w:val="20E5648B"/>
+    <w:multiLevelType w:val="singleLevel"/>
+    <w:tmpl w:val="20E5648B"/>
+    <w:lvl w:ilvl="0" w:tentative="0">
+      <w:start w:val="1"/>
+      <w:numFmt w:val="bullet"/>
+      <w:lvlText w:val=""/>
+      <w:lvlJc w:val="left"/>
+      <w:pPr>
+        <w:tabs>
+          <w:tab w:val="left" w:pos="420"/>
+        </w:tabs>
+        <w:ind w:left="420" w:leftChars="0" w:hanging="420" w:firstLineChars="0"/>
+      </w:pPr>
+      <w:rPr>
+        <w:rFonts w:hint="default" w:ascii="Wingdings" w:hAnsi="Wingdings"/>
+      </w:rPr>
+    </w:lvl>
+  </w:abstractNum>
+  <w:abstractNum w:abstractNumId="68">
     <w:nsid w:val="256A1C07"/>
     <w:multiLevelType w:val="singleLevel"/>
     <w:tmpl w:val="256A1C07"/>
@@ -39167,7 +40680,7 @@
       </w:rPr>
     </w:lvl>
   </w:abstractNum>
-  <w:abstractNum w:abstractNumId="68">
+  <w:abstractNum w:abstractNumId="69">
     <w:nsid w:val="26833D52"/>
     <w:multiLevelType w:val="singleLevel"/>
     <w:tmpl w:val="26833D52"/>
@@ -39187,7 +40700,7 @@
       </w:rPr>
     </w:lvl>
   </w:abstractNum>
-  <w:abstractNum w:abstractNumId="69">
+  <w:abstractNum w:abstractNumId="70">
     <w:nsid w:val="29E3A425"/>
     <w:multiLevelType w:val="singleLevel"/>
     <w:tmpl w:val="29E3A425"/>
@@ -39207,7 +40720,7 @@
       </w:rPr>
     </w:lvl>
   </w:abstractNum>
-  <w:abstractNum w:abstractNumId="70">
+  <w:abstractNum w:abstractNumId="71">
     <w:nsid w:val="29FE8F55"/>
     <w:multiLevelType w:val="singleLevel"/>
     <w:tmpl w:val="29FE8F55"/>
@@ -39227,7 +40740,7 @@
       </w:rPr>
     </w:lvl>
   </w:abstractNum>
-  <w:abstractNum w:abstractNumId="71">
+  <w:abstractNum w:abstractNumId="72">
     <w:nsid w:val="2D73E121"/>
     <w:multiLevelType w:val="singleLevel"/>
     <w:tmpl w:val="2D73E121"/>
@@ -39247,7 +40760,7 @@
       </w:rPr>
     </w:lvl>
   </w:abstractNum>
-  <w:abstractNum w:abstractNumId="72">
+  <w:abstractNum w:abstractNumId="73">
     <w:nsid w:val="3657482A"/>
     <w:multiLevelType w:val="singleLevel"/>
     <w:tmpl w:val="3657482A"/>
@@ -39267,7 +40780,7 @@
       </w:rPr>
     </w:lvl>
   </w:abstractNum>
-  <w:abstractNum w:abstractNumId="73">
+  <w:abstractNum w:abstractNumId="74">
     <w:nsid w:val="37503A77"/>
     <w:multiLevelType w:val="singleLevel"/>
     <w:tmpl w:val="37503A77"/>
@@ -39287,7 +40800,7 @@
       </w:rPr>
     </w:lvl>
   </w:abstractNum>
-  <w:abstractNum w:abstractNumId="74">
+  <w:abstractNum w:abstractNumId="75">
     <w:nsid w:val="412594F4"/>
     <w:multiLevelType w:val="singleLevel"/>
     <w:tmpl w:val="412594F4"/>
@@ -39307,7 +40820,7 @@
       </w:rPr>
     </w:lvl>
   </w:abstractNum>
-  <w:abstractNum w:abstractNumId="75">
+  <w:abstractNum w:abstractNumId="76">
     <w:nsid w:val="416C7C9F"/>
     <w:multiLevelType w:val="singleLevel"/>
     <w:tmpl w:val="416C7C9F"/>
@@ -39327,7 +40840,7 @@
       </w:rPr>
     </w:lvl>
   </w:abstractNum>
-  <w:abstractNum w:abstractNumId="76">
+  <w:abstractNum w:abstractNumId="77">
     <w:nsid w:val="4304C455"/>
     <w:multiLevelType w:val="singleLevel"/>
     <w:tmpl w:val="4304C455"/>
@@ -39347,7 +40860,7 @@
       </w:rPr>
     </w:lvl>
   </w:abstractNum>
-  <w:abstractNum w:abstractNumId="77">
+  <w:abstractNum w:abstractNumId="78">
     <w:nsid w:val="433FDCC1"/>
     <w:multiLevelType w:val="singleLevel"/>
     <w:tmpl w:val="433FDCC1"/>
@@ -39367,7 +40880,7 @@
       </w:rPr>
     </w:lvl>
   </w:abstractNum>
-  <w:abstractNum w:abstractNumId="78">
+  <w:abstractNum w:abstractNumId="79">
     <w:nsid w:val="483572C0"/>
     <w:multiLevelType w:val="singleLevel"/>
     <w:tmpl w:val="483572C0"/>
@@ -39387,7 +40900,7 @@
       </w:rPr>
     </w:lvl>
   </w:abstractNum>
-  <w:abstractNum w:abstractNumId="79">
+  <w:abstractNum w:abstractNumId="80">
     <w:nsid w:val="4C023BA2"/>
     <w:multiLevelType w:val="singleLevel"/>
     <w:tmpl w:val="4C023BA2"/>
@@ -39407,7 +40920,7 @@
       </w:rPr>
     </w:lvl>
   </w:abstractNum>
-  <w:abstractNum w:abstractNumId="80">
+  <w:abstractNum w:abstractNumId="81">
     <w:nsid w:val="4F508955"/>
     <w:multiLevelType w:val="singleLevel"/>
     <w:tmpl w:val="4F508955"/>
@@ -39427,7 +40940,7 @@
       </w:rPr>
     </w:lvl>
   </w:abstractNum>
-  <w:abstractNum w:abstractNumId="81">
+  <w:abstractNum w:abstractNumId="82">
     <w:nsid w:val="516B5AF8"/>
     <w:multiLevelType w:val="singleLevel"/>
     <w:tmpl w:val="516B5AF8"/>
@@ -39447,7 +40960,7 @@
       </w:rPr>
     </w:lvl>
   </w:abstractNum>
-  <w:abstractNum w:abstractNumId="82">
+  <w:abstractNum w:abstractNumId="83">
     <w:nsid w:val="53E31C3D"/>
     <w:multiLevelType w:val="singleLevel"/>
     <w:tmpl w:val="53E31C3D"/>
@@ -39467,7 +40980,7 @@
       </w:rPr>
     </w:lvl>
   </w:abstractNum>
-  <w:abstractNum w:abstractNumId="83">
+  <w:abstractNum w:abstractNumId="84">
     <w:nsid w:val="556C6DEA"/>
     <w:multiLevelType w:val="singleLevel"/>
     <w:tmpl w:val="556C6DEA"/>
@@ -39487,7 +41000,7 @@
       </w:rPr>
     </w:lvl>
   </w:abstractNum>
-  <w:abstractNum w:abstractNumId="84">
+  <w:abstractNum w:abstractNumId="85">
     <w:nsid w:val="5EADB626"/>
     <w:multiLevelType w:val="singleLevel"/>
     <w:tmpl w:val="5EADB626"/>
@@ -39507,7 +41020,7 @@
       </w:rPr>
     </w:lvl>
   </w:abstractNum>
-  <w:abstractNum w:abstractNumId="85">
+  <w:abstractNum w:abstractNumId="86">
     <w:nsid w:val="5F68FB66"/>
     <w:multiLevelType w:val="singleLevel"/>
     <w:tmpl w:val="5F68FB66"/>
@@ -39527,7 +41040,7 @@
       </w:rPr>
     </w:lvl>
   </w:abstractNum>
-  <w:abstractNum w:abstractNumId="86">
+  <w:abstractNum w:abstractNumId="87">
     <w:nsid w:val="68460DA0"/>
     <w:multiLevelType w:val="singleLevel"/>
     <w:tmpl w:val="68460DA0"/>
@@ -39547,7 +41060,7 @@
       </w:rPr>
     </w:lvl>
   </w:abstractNum>
-  <w:abstractNum w:abstractNumId="87">
+  <w:abstractNum w:abstractNumId="88">
     <w:nsid w:val="6A200A0B"/>
     <w:multiLevelType w:val="singleLevel"/>
     <w:tmpl w:val="6A200A0B"/>
@@ -39567,7 +41080,7 @@
       </w:rPr>
     </w:lvl>
   </w:abstractNum>
-  <w:abstractNum w:abstractNumId="88">
+  <w:abstractNum w:abstractNumId="89">
     <w:nsid w:val="6E27F6FF"/>
     <w:multiLevelType w:val="singleLevel"/>
     <w:tmpl w:val="6E27F6FF"/>
@@ -39587,7 +41100,7 @@
       </w:rPr>
     </w:lvl>
   </w:abstractNum>
-  <w:abstractNum w:abstractNumId="89">
+  <w:abstractNum w:abstractNumId="90">
     <w:nsid w:val="70C32134"/>
     <w:multiLevelType w:val="singleLevel"/>
     <w:tmpl w:val="70C32134"/>
@@ -39607,7 +41120,7 @@
       </w:rPr>
     </w:lvl>
   </w:abstractNum>
-  <w:abstractNum w:abstractNumId="90">
+  <w:abstractNum w:abstractNumId="91">
     <w:nsid w:val="73863B99"/>
     <w:multiLevelType w:val="singleLevel"/>
     <w:tmpl w:val="73863B99"/>
@@ -39627,7 +41140,7 @@
       </w:rPr>
     </w:lvl>
   </w:abstractNum>
-  <w:abstractNum w:abstractNumId="91">
+  <w:abstractNum w:abstractNumId="92">
     <w:nsid w:val="73F9CB40"/>
     <w:multiLevelType w:val="singleLevel"/>
     <w:tmpl w:val="73F9CB40"/>
@@ -39647,7 +41160,7 @@
       </w:rPr>
     </w:lvl>
   </w:abstractNum>
-  <w:abstractNum w:abstractNumId="92">
+  <w:abstractNum w:abstractNumId="93">
     <w:nsid w:val="74C32A42"/>
     <w:multiLevelType w:val="singleLevel"/>
     <w:tmpl w:val="74C32A42"/>
@@ -39667,7 +41180,7 @@
       </w:rPr>
     </w:lvl>
   </w:abstractNum>
-  <w:abstractNum w:abstractNumId="93">
+  <w:abstractNum w:abstractNumId="94">
     <w:nsid w:val="75FB8A2B"/>
     <w:multiLevelType w:val="singleLevel"/>
     <w:tmpl w:val="75FB8A2B"/>
@@ -39687,7 +41200,7 @@
       </w:rPr>
     </w:lvl>
   </w:abstractNum>
-  <w:abstractNum w:abstractNumId="94">
+  <w:abstractNum w:abstractNumId="95">
     <w:nsid w:val="761AF17A"/>
     <w:multiLevelType w:val="singleLevel"/>
     <w:tmpl w:val="761AF17A"/>
@@ -39707,7 +41220,7 @@
       </w:rPr>
     </w:lvl>
   </w:abstractNum>
-  <w:abstractNum w:abstractNumId="95">
+  <w:abstractNum w:abstractNumId="96">
     <w:nsid w:val="77198A40"/>
     <w:multiLevelType w:val="singleLevel"/>
     <w:tmpl w:val="77198A40"/>
@@ -39727,7 +41240,7 @@
       </w:rPr>
     </w:lvl>
   </w:abstractNum>
-  <w:abstractNum w:abstractNumId="96">
+  <w:abstractNum w:abstractNumId="97">
     <w:nsid w:val="7DCBF68B"/>
     <w:multiLevelType w:val="singleLevel"/>
     <w:tmpl w:val="7DCBF68B"/>
@@ -39747,7 +41260,7 @@
       </w:rPr>
     </w:lvl>
   </w:abstractNum>
-  <w:abstractNum w:abstractNumId="97">
+  <w:abstractNum w:abstractNumId="98">
     <w:nsid w:val="7DEDC8AD"/>
     <w:multiLevelType w:val="singleLevel"/>
     <w:tmpl w:val="7DEDC8AD"/>
@@ -39767,7 +41280,7 @@
       </w:rPr>
     </w:lvl>
   </w:abstractNum>
-  <w:abstractNum w:abstractNumId="98">
+  <w:abstractNum w:abstractNumId="99">
     <w:nsid w:val="7E5039BB"/>
     <w:multiLevelType w:val="singleLevel"/>
     <w:tmpl w:val="7E5039BB"/>
@@ -39800,13 +41313,13 @@
     <w:abstractNumId w:val="37"/>
   </w:num>
   <w:num w:numId="5">
-    <w:abstractNumId w:val="86"/>
+    <w:abstractNumId w:val="87"/>
   </w:num>
   <w:num w:numId="6">
-    <w:abstractNumId w:val="67"/>
+    <w:abstractNumId w:val="68"/>
   </w:num>
   <w:num w:numId="7">
-    <w:abstractNumId w:val="84"/>
+    <w:abstractNumId w:val="85"/>
   </w:num>
   <w:num w:numId="8">
     <w:abstractNumId w:val="34"/>
@@ -39818,7 +41331,7 @@
     <w:abstractNumId w:val="29"/>
   </w:num>
   <w:num w:numId="11">
-    <w:abstractNumId w:val="87"/>
+    <w:abstractNumId w:val="88"/>
   </w:num>
   <w:num w:numId="12">
     <w:abstractNumId w:val="35"/>
@@ -39827,10 +41340,10 @@
     <w:abstractNumId w:val="41"/>
   </w:num>
   <w:num w:numId="14">
-    <w:abstractNumId w:val="96"/>
+    <w:abstractNumId w:val="97"/>
   </w:num>
   <w:num w:numId="15">
-    <w:abstractNumId w:val="93"/>
+    <w:abstractNumId w:val="94"/>
   </w:num>
   <w:num w:numId="16">
     <w:abstractNumId w:val="12"/>
@@ -39845,16 +41358,16 @@
     <w:abstractNumId w:val="43"/>
   </w:num>
   <w:num w:numId="20">
-    <w:abstractNumId w:val="74"/>
+    <w:abstractNumId w:val="75"/>
   </w:num>
   <w:num w:numId="21">
     <w:abstractNumId w:val="50"/>
   </w:num>
   <w:num w:numId="22">
-    <w:abstractNumId w:val="70"/>
+    <w:abstractNumId w:val="71"/>
   </w:num>
   <w:num w:numId="23">
-    <w:abstractNumId w:val="78"/>
+    <w:abstractNumId w:val="79"/>
   </w:num>
   <w:num w:numId="24">
     <w:abstractNumId w:val="62"/>
@@ -39863,7 +41376,7 @@
     <w:abstractNumId w:val="27"/>
   </w:num>
   <w:num w:numId="26">
-    <w:abstractNumId w:val="75"/>
+    <w:abstractNumId w:val="76"/>
   </w:num>
   <w:num w:numId="27">
     <w:abstractNumId w:val="38"/>
@@ -39872,7 +41385,7 @@
     <w:abstractNumId w:val="56"/>
   </w:num>
   <w:num w:numId="29">
-    <w:abstractNumId w:val="73"/>
+    <w:abstractNumId w:val="74"/>
   </w:num>
   <w:num w:numId="30">
     <w:abstractNumId w:val="28"/>
@@ -39881,19 +41394,19 @@
     <w:abstractNumId w:val="65"/>
   </w:num>
   <w:num w:numId="32">
-    <w:abstractNumId w:val="82"/>
+    <w:abstractNumId w:val="83"/>
   </w:num>
   <w:num w:numId="33">
     <w:abstractNumId w:val="33"/>
   </w:num>
   <w:num w:numId="34">
-    <w:abstractNumId w:val="77"/>
+    <w:abstractNumId w:val="78"/>
   </w:num>
   <w:num w:numId="35">
     <w:abstractNumId w:val="16"/>
   </w:num>
   <w:num w:numId="36">
-    <w:abstractNumId w:val="71"/>
+    <w:abstractNumId w:val="72"/>
   </w:num>
   <w:num w:numId="37">
     <w:abstractNumId w:val="10"/>
@@ -39914,13 +41427,13 @@
     <w:abstractNumId w:val="8"/>
   </w:num>
   <w:num w:numId="43">
-    <w:abstractNumId w:val="89"/>
+    <w:abstractNumId w:val="90"/>
   </w:num>
   <w:num w:numId="44">
     <w:abstractNumId w:val="32"/>
   </w:num>
   <w:num w:numId="45">
-    <w:abstractNumId w:val="92"/>
+    <w:abstractNumId w:val="93"/>
   </w:num>
   <w:num w:numId="46">
     <w:abstractNumId w:val="36"/>
@@ -39941,10 +41454,10 @@
     <w:abstractNumId w:val="23"/>
   </w:num>
   <w:num w:numId="52">
-    <w:abstractNumId w:val="83"/>
+    <w:abstractNumId w:val="84"/>
   </w:num>
   <w:num w:numId="53">
-    <w:abstractNumId w:val="68"/>
+    <w:abstractNumId w:val="69"/>
   </w:num>
   <w:num w:numId="54">
     <w:abstractNumId w:val="4"/>
@@ -39956,13 +41469,13 @@
     <w:abstractNumId w:val="9"/>
   </w:num>
   <w:num w:numId="57">
-    <w:abstractNumId w:val="91"/>
+    <w:abstractNumId w:val="92"/>
   </w:num>
   <w:num w:numId="58">
     <w:abstractNumId w:val="22"/>
   </w:num>
   <w:num w:numId="59">
-    <w:abstractNumId w:val="97"/>
+    <w:abstractNumId w:val="98"/>
   </w:num>
   <w:num w:numId="60">
     <w:abstractNumId w:val="14"/>
@@ -39974,10 +41487,10 @@
     <w:abstractNumId w:val="6"/>
   </w:num>
   <w:num w:numId="63">
-    <w:abstractNumId w:val="79"/>
+    <w:abstractNumId w:val="80"/>
   </w:num>
   <w:num w:numId="64">
-    <w:abstractNumId w:val="94"/>
+    <w:abstractNumId w:val="95"/>
   </w:num>
   <w:num w:numId="65">
     <w:abstractNumId w:val="0"/>
@@ -39986,13 +41499,13 @@
     <w:abstractNumId w:val="55"/>
   </w:num>
   <w:num w:numId="67">
-    <w:abstractNumId w:val="85"/>
+    <w:abstractNumId w:val="86"/>
   </w:num>
   <w:num w:numId="68">
     <w:abstractNumId w:val="52"/>
   </w:num>
   <w:num w:numId="69">
-    <w:abstractNumId w:val="90"/>
+    <w:abstractNumId w:val="91"/>
   </w:num>
   <w:num w:numId="70">
     <w:abstractNumId w:val="53"/>
@@ -40007,7 +41520,7 @@
     <w:abstractNumId w:val="21"/>
   </w:num>
   <w:num w:numId="74">
-    <w:abstractNumId w:val="72"/>
+    <w:abstractNumId w:val="73"/>
   </w:num>
   <w:num w:numId="75">
     <w:abstractNumId w:val="54"/>
@@ -40031,10 +41544,10 @@
     <w:abstractNumId w:val="11"/>
   </w:num>
   <w:num w:numId="82">
-    <w:abstractNumId w:val="80"/>
+    <w:abstractNumId w:val="81"/>
   </w:num>
   <w:num w:numId="83">
-    <w:abstractNumId w:val="81"/>
+    <w:abstractNumId w:val="82"/>
   </w:num>
   <w:num w:numId="84">
     <w:abstractNumId w:val="18"/>
@@ -40061,28 +41574,31 @@
     <w:abstractNumId w:val="40"/>
   </w:num>
   <w:num w:numId="92">
-    <w:abstractNumId w:val="88"/>
+    <w:abstractNumId w:val="89"/>
   </w:num>
   <w:num w:numId="93">
-    <w:abstractNumId w:val="69"/>
+    <w:abstractNumId w:val="70"/>
   </w:num>
   <w:num w:numId="94">
     <w:abstractNumId w:val="61"/>
   </w:num>
   <w:num w:numId="95">
-    <w:abstractNumId w:val="98"/>
+    <w:abstractNumId w:val="99"/>
   </w:num>
   <w:num w:numId="96">
-    <w:abstractNumId w:val="76"/>
+    <w:abstractNumId w:val="77"/>
   </w:num>
   <w:num w:numId="97">
     <w:abstractNumId w:val="49"/>
   </w:num>
   <w:num w:numId="98">
-    <w:abstractNumId w:val="95"/>
+    <w:abstractNumId w:val="96"/>
   </w:num>
   <w:num w:numId="99">
     <w:abstractNumId w:val="58"/>
+  </w:num>
+  <w:num w:numId="100">
+    <w:abstractNumId w:val="67"/>
   </w:num>
 </w:numbering>
 </file>
